--- a/一1班姓名贴.docx
+++ b/一1班姓名贴.docx
@@ -8486,6 +8486,2846 @@
                               <w:rFonts w:hint="eastAsia" w:ascii="Times New Roman" w:hAnsi="Times New Roman" w:eastAsia="宋体" w:cs="Times New Roman"/>
                             </w:rPr>
                             <w:t>8号</w:t>
+                          </w:r>
+                        </w:p>
+                      </w:txbxContent>
+                    </v:textbox>
+                  </v:shape>
+                </v:group>
+              </v:group>
+            </w:pict>
+          </mc:Fallback>
+        </mc:AlternateContent>
+      </w:r>
+      <w:r>
+        <mc:AlternateContent>
+          <mc:Choice Requires="wpg">
+            <w:drawing>
+              <wp:anchor distT="0" distB="0" distL="114300" distR="114300" simplePos="0" relativeHeight="251663360" behindDoc="1" locked="0" layoutInCell="1" allowOverlap="1">
+                <wp:simplePos x="0" y="0"/>
+                <wp:positionH relativeFrom="column">
+                  <wp:posOffset>-20320</wp:posOffset>
+                </wp:positionH>
+                <wp:positionV relativeFrom="paragraph">
+                  <wp:posOffset>4801870</wp:posOffset>
+                </wp:positionV>
+                <wp:extent cx="5059045" cy="1264920"/>
+                <wp:effectExtent l="3175" t="0" r="5080" b="11430"/>
+                <wp:wrapNone/>
+                <wp:docPr id="233" name="组合 134"/>
+                <wp:cNvGraphicFramePr/>
+                <a:graphic xmlns:a="http://schemas.openxmlformats.org/drawingml/2006/main">
+                  <a:graphicData uri="http://schemas.microsoft.com/office/word/2010/wordprocessingGroup">
+                    <wpg:wgp>
+                      <wpg:cNvGrpSpPr/>
+                      <wpg:grpSpPr>
+                        <a:xfrm>
+                          <a:off x="0" y="0"/>
+                          <a:ext cx="5059045" cy="1264920"/>
+                          <a:chOff x="3427" y="1725"/>
+                          <a:chExt cx="7967" cy="1992"/>
+                        </a:xfrm>
+                      </wpg:grpSpPr>
+                      <wpg:grpSp>
+                        <wpg:cNvPr id="234" name="组合 8"/>
+                        <wpg:cNvGrpSpPr/>
+                        <wpg:grpSpPr>
+                          <a:xfrm>
+                            <a:off x="3427" y="1725"/>
+                            <a:ext cx="1982" cy="1992"/>
+                            <a:chOff x="3427" y="1725"/>
+                            <a:chExt cx="1982" cy="1992"/>
+                          </a:xfrm>
+                        </wpg:grpSpPr>
+                        <wpg:grpSp>
+                          <wpg:cNvPr id="235" name="组合 6"/>
+                          <wpg:cNvGrpSpPr/>
+                          <wpg:grpSpPr>
+                            <a:xfrm>
+                              <a:off x="3429" y="1798"/>
+                              <a:ext cx="1980" cy="1872"/>
+                              <a:chOff x="1980" y="1440"/>
+                              <a:chExt cx="1980" cy="1872"/>
+                            </a:xfrm>
+                          </wpg:grpSpPr>
+                          <wpg:grpSp>
+                            <wpg:cNvPr id="236" name="组合 4"/>
+                            <wpg:cNvGrpSpPr/>
+                            <wpg:grpSpPr>
+                              <a:xfrm>
+                                <a:off x="1980" y="1440"/>
+                                <a:ext cx="1980" cy="1872"/>
+                                <a:chOff x="1980" y="1437"/>
+                                <a:chExt cx="1980" cy="1872"/>
+                              </a:xfrm>
+                            </wpg:grpSpPr>
+                            <wps:wsp>
+                              <wps:cNvPr id="237" name="圆角矩形 1"/>
+                              <wps:cNvSpPr/>
+                              <wps:spPr>
+                                <a:xfrm>
+                                  <a:off x="1980" y="1437"/>
+                                  <a:ext cx="1980" cy="1872"/>
+                                </a:xfrm>
+                                <a:prstGeom prst="roundRect">
+                                  <a:avLst>
+                                    <a:gd name="adj" fmla="val 16667"/>
+                                  </a:avLst>
+                                </a:prstGeom>
+                                <a:solidFill>
+                                  <a:srgbClr val="FFFFFF"/>
+                                </a:solidFill>
+                                <a:ln w="9525" cap="flat" cmpd="sng">
+                                  <a:solidFill>
+                                    <a:srgbClr val="000000"/>
+                                  </a:solidFill>
+                                  <a:prstDash val="solid"/>
+                                  <a:headEnd type="none" w="med" len="med"/>
+                                  <a:tailEnd type="none" w="med" len="med"/>
+                                </a:ln>
+                              </wps:spPr>
+                              <wps:bodyPr upright="1"/>
+                            </wps:wsp>
+                            <wps:wsp>
+                              <wps:cNvPr id="238" name="直接连接符 2"/>
+                              <wps:cNvCnPr/>
+                              <wps:spPr>
+                                <a:xfrm>
+                                  <a:off x="1980" y="1917"/>
+                                  <a:ext cx="1980" cy="0"/>
+                                </a:xfrm>
+                                <a:prstGeom prst="line">
+                                  <a:avLst/>
+                                </a:prstGeom>
+                                <a:ln w="9525" cap="flat" cmpd="sng">
+                                  <a:solidFill>
+                                    <a:srgbClr val="000000"/>
+                                  </a:solidFill>
+                                  <a:prstDash val="solid"/>
+                                  <a:headEnd type="none" w="med" len="med"/>
+                                  <a:tailEnd type="none" w="med" len="med"/>
+                                </a:ln>
+                              </wps:spPr>
+                              <wps:bodyPr/>
+                            </wps:wsp>
+                            <wps:wsp>
+                              <wps:cNvPr id="239" name="直接连接符 3"/>
+                              <wps:cNvCnPr/>
+                              <wps:spPr>
+                                <a:xfrm>
+                                  <a:off x="1980" y="2844"/>
+                                  <a:ext cx="1980" cy="0"/>
+                                </a:xfrm>
+                                <a:prstGeom prst="line">
+                                  <a:avLst/>
+                                </a:prstGeom>
+                                <a:ln w="9525" cap="flat" cmpd="sng">
+                                  <a:solidFill>
+                                    <a:srgbClr val="000000"/>
+                                  </a:solidFill>
+                                  <a:prstDash val="solid"/>
+                                  <a:headEnd type="none" w="med" len="med"/>
+                                  <a:tailEnd type="none" w="med" len="med"/>
+                                </a:ln>
+                              </wps:spPr>
+                              <wps:bodyPr/>
+                            </wps:wsp>
+                          </wpg:grpSp>
+                          <wps:wsp>
+                            <wps:cNvPr id="240" name="直接连接符 5"/>
+                            <wps:cNvCnPr/>
+                            <wps:spPr>
+                              <a:xfrm>
+                                <a:off x="1980" y="2376"/>
+                                <a:ext cx="1980" cy="0"/>
+                              </a:xfrm>
+                              <a:prstGeom prst="line">
+                                <a:avLst/>
+                              </a:prstGeom>
+                              <a:ln w="9525" cap="flat" cmpd="sng">
+                                <a:solidFill>
+                                  <a:srgbClr val="000000"/>
+                                </a:solidFill>
+                                <a:prstDash val="solid"/>
+                                <a:headEnd type="none" w="med" len="med"/>
+                                <a:tailEnd type="none" w="med" len="med"/>
+                              </a:ln>
+                            </wps:spPr>
+                            <wps:bodyPr/>
+                          </wps:wsp>
+                        </wpg:grpSp>
+                        <wps:wsp>
+                          <wps:cNvPr id="241" name="文本框 7"/>
+                          <wps:cNvSpPr txBox="1"/>
+                          <wps:spPr>
+                            <a:xfrm>
+                              <a:off x="3427" y="1725"/>
+                              <a:ext cx="1845" cy="1993"/>
+                            </a:xfrm>
+                            <a:prstGeom prst="rect">
+                              <a:avLst/>
+                            </a:prstGeom>
+                            <a:noFill/>
+                            <a:ln w="6350">
+                              <a:noFill/>
+                            </a:ln>
+                          </wps:spPr>
+                          <wps:style>
+                            <a:lnRef idx="0">
+                              <a:schemeClr val="accent1"/>
+                            </a:lnRef>
+                            <a:fillRef idx="0">
+                              <a:schemeClr val="accent1"/>
+                            </a:fillRef>
+                            <a:effectRef idx="0">
+                              <a:schemeClr val="accent1"/>
+                            </a:effectRef>
+                            <a:fontRef idx="minor">
+                              <a:schemeClr val="dk1"/>
+                            </a:fontRef>
+                          </wps:style>
+                          <wps:txbx>
+                            <w:txbxContent>
+                              <w:p>
+                                <w:pPr>
+                                  <w:spacing w:line="440" w:lineRule="exact"/>
+                                  <w:ind w:firstLine="105" w:firstLineChars="50"/>
+                                  <w:jc w:val="center"/>
+                                  <w:rPr>
+                                    <w:rFonts w:ascii="Times New Roman" w:hAnsi="Times New Roman" w:eastAsia="宋体" w:cs="Times New Roman"/>
+                                  </w:rPr>
+                                </w:pPr>
+                                <w:r>
+                                  <w:rPr>
+                                    <w:rFonts w:hint="eastAsia" w:ascii="Times New Roman" w:hAnsi="Times New Roman" w:eastAsia="宋体" w:cs="Times New Roman"/>
+                                  </w:rPr>
+                                  <w:t>上南实验小学</w:t>
+                                </w:r>
+                              </w:p>
+                              <w:p>
+                                <w:pPr>
+                                  <w:spacing w:line="480" w:lineRule="exact"/>
+                                  <w:ind w:firstLine="210" w:firstLineChars="100"/>
+                                  <w:jc w:val="center"/>
+                                </w:pPr>
+                                <w:r>
+                                  <w:rPr>
+                                    <w:rFonts w:hint="eastAsia"/>
+                                    <w:lang w:eastAsia="zh-CN"/>
+                                  </w:rPr>
+                                  <w:t>一（1）班</w:t>
+                                </w:r>
+                              </w:p>
+                              <w:p>
+                                <w:pPr>
+                                  <w:spacing w:line="440" w:lineRule="exact"/>
+                                  <w:ind w:firstLine="110" w:firstLineChars="50"/>
+                                  <w:jc w:val="center"/>
+                                  <w:rPr>
+                                    <w:rFonts w:hint="eastAsia" w:ascii="宋体" w:hAnsi="宋体" w:eastAsia="宋体" w:cs="宋体"/>
+                                    <w:i w:val="0"/>
+                                    <w:color w:val="000000"/>
+                                    <w:kern w:val="0"/>
+                                    <w:sz w:val="22"/>
+                                    <w:szCs w:val="22"/>
+                                    <w:u w:val="none"/>
+                                    <w:lang w:val="en-US" w:eastAsia="zh-CN" w:bidi="ar"/>
+                                  </w:rPr>
+                                </w:pPr>
+                                <w:r>
+                                  <w:rPr>
+                                    <w:rFonts w:hint="eastAsia" w:ascii="宋体" w:hAnsi="宋体" w:eastAsia="宋体" w:cs="宋体"/>
+                                    <w:i w:val="0"/>
+                                    <w:color w:val="000000"/>
+                                    <w:kern w:val="0"/>
+                                    <w:sz w:val="22"/>
+                                    <w:szCs w:val="22"/>
+                                    <w:u w:val="none"/>
+                                    <w:lang w:val="en-US" w:eastAsia="zh-CN" w:bidi="ar"/>
+                                  </w:rPr>
+                                  <w:t>周依依</w:t>
+                                </w:r>
+                              </w:p>
+                              <w:p>
+                                <w:pPr>
+                                  <w:spacing w:line="440" w:lineRule="exact"/>
+                                  <w:ind w:firstLine="105" w:firstLineChars="50"/>
+                                  <w:jc w:val="center"/>
+                                  <w:rPr>
+                                    <w:rFonts w:ascii="Times New Roman" w:hAnsi="Times New Roman" w:eastAsia="宋体" w:cs="Times New Roman"/>
+                                  </w:rPr>
+                                </w:pPr>
+                                <w:r>
+                                  <w:rPr>
+                                    <w:rFonts w:hint="eastAsia" w:ascii="Times New Roman" w:hAnsi="Times New Roman" w:eastAsia="宋体" w:cs="Times New Roman"/>
+                                  </w:rPr>
+                                  <w:t>28号</w:t>
+                                </w:r>
+                              </w:p>
+                            </w:txbxContent>
+                          </wps:txbx>
+                          <wps:bodyPr rot="0" spcFirstLastPara="0" vertOverflow="overflow" horzOverflow="overflow" vert="horz" wrap="square" lIns="91440" tIns="45720" rIns="91440" bIns="45720" numCol="1" spcCol="0" rtlCol="0" fromWordArt="0" anchor="t" anchorCtr="0" forceAA="0" compatLnSpc="1">
+                            <a:noAutofit/>
+                          </wps:bodyPr>
+                        </wps:wsp>
+                      </wpg:grpSp>
+                      <wpg:grpSp>
+                        <wpg:cNvPr id="242" name="组合 9"/>
+                        <wpg:cNvGrpSpPr/>
+                        <wpg:grpSpPr>
+                          <a:xfrm>
+                            <a:off x="5422" y="1725"/>
+                            <a:ext cx="1982" cy="1992"/>
+                            <a:chOff x="3427" y="1725"/>
+                            <a:chExt cx="1982" cy="1992"/>
+                          </a:xfrm>
+                        </wpg:grpSpPr>
+                        <wpg:grpSp>
+                          <wpg:cNvPr id="243" name="组合 6"/>
+                          <wpg:cNvGrpSpPr/>
+                          <wpg:grpSpPr>
+                            <a:xfrm>
+                              <a:off x="3429" y="1798"/>
+                              <a:ext cx="1980" cy="1872"/>
+                              <a:chOff x="1980" y="1440"/>
+                              <a:chExt cx="1980" cy="1872"/>
+                            </a:xfrm>
+                          </wpg:grpSpPr>
+                          <wpg:grpSp>
+                            <wpg:cNvPr id="244" name="组合 4"/>
+                            <wpg:cNvGrpSpPr/>
+                            <wpg:grpSpPr>
+                              <a:xfrm>
+                                <a:off x="1980" y="1440"/>
+                                <a:ext cx="1980" cy="1872"/>
+                                <a:chOff x="1980" y="1437"/>
+                                <a:chExt cx="1980" cy="1872"/>
+                              </a:xfrm>
+                            </wpg:grpSpPr>
+                            <wps:wsp>
+                              <wps:cNvPr id="245" name="圆角矩形 1"/>
+                              <wps:cNvSpPr/>
+                              <wps:spPr>
+                                <a:xfrm>
+                                  <a:off x="1980" y="1437"/>
+                                  <a:ext cx="1980" cy="1872"/>
+                                </a:xfrm>
+                                <a:prstGeom prst="roundRect">
+                                  <a:avLst>
+                                    <a:gd name="adj" fmla="val 16667"/>
+                                  </a:avLst>
+                                </a:prstGeom>
+                                <a:solidFill>
+                                  <a:srgbClr val="FFFFFF"/>
+                                </a:solidFill>
+                                <a:ln w="9525" cap="flat" cmpd="sng">
+                                  <a:solidFill>
+                                    <a:srgbClr val="000000"/>
+                                  </a:solidFill>
+                                  <a:prstDash val="solid"/>
+                                  <a:headEnd type="none" w="med" len="med"/>
+                                  <a:tailEnd type="none" w="med" len="med"/>
+                                </a:ln>
+                              </wps:spPr>
+                              <wps:bodyPr upright="1"/>
+                            </wps:wsp>
+                            <wps:wsp>
+                              <wps:cNvPr id="246" name="直接连接符 2"/>
+                              <wps:cNvCnPr/>
+                              <wps:spPr>
+                                <a:xfrm>
+                                  <a:off x="1980" y="1917"/>
+                                  <a:ext cx="1980" cy="0"/>
+                                </a:xfrm>
+                                <a:prstGeom prst="line">
+                                  <a:avLst/>
+                                </a:prstGeom>
+                                <a:ln w="9525" cap="flat" cmpd="sng">
+                                  <a:solidFill>
+                                    <a:srgbClr val="000000"/>
+                                  </a:solidFill>
+                                  <a:prstDash val="solid"/>
+                                  <a:headEnd type="none" w="med" len="med"/>
+                                  <a:tailEnd type="none" w="med" len="med"/>
+                                </a:ln>
+                              </wps:spPr>
+                              <wps:bodyPr/>
+                            </wps:wsp>
+                            <wps:wsp>
+                              <wps:cNvPr id="247" name="直接连接符 3"/>
+                              <wps:cNvCnPr/>
+                              <wps:spPr>
+                                <a:xfrm>
+                                  <a:off x="1980" y="2844"/>
+                                  <a:ext cx="1980" cy="0"/>
+                                </a:xfrm>
+                                <a:prstGeom prst="line">
+                                  <a:avLst/>
+                                </a:prstGeom>
+                                <a:ln w="9525" cap="flat" cmpd="sng">
+                                  <a:solidFill>
+                                    <a:srgbClr val="000000"/>
+                                  </a:solidFill>
+                                  <a:prstDash val="solid"/>
+                                  <a:headEnd type="none" w="med" len="med"/>
+                                  <a:tailEnd type="none" w="med" len="med"/>
+                                </a:ln>
+                              </wps:spPr>
+                              <wps:bodyPr/>
+                            </wps:wsp>
+                          </wpg:grpSp>
+                          <wps:wsp>
+                            <wps:cNvPr id="248" name="直接连接符 5"/>
+                            <wps:cNvCnPr/>
+                            <wps:spPr>
+                              <a:xfrm>
+                                <a:off x="1980" y="2376"/>
+                                <a:ext cx="1980" cy="0"/>
+                              </a:xfrm>
+                              <a:prstGeom prst="line">
+                                <a:avLst/>
+                              </a:prstGeom>
+                              <a:ln w="9525" cap="flat" cmpd="sng">
+                                <a:solidFill>
+                                  <a:srgbClr val="000000"/>
+                                </a:solidFill>
+                                <a:prstDash val="solid"/>
+                                <a:headEnd type="none" w="med" len="med"/>
+                                <a:tailEnd type="none" w="med" len="med"/>
+                              </a:ln>
+                            </wps:spPr>
+                            <wps:bodyPr/>
+                          </wps:wsp>
+                        </wpg:grpSp>
+                        <wps:wsp>
+                          <wps:cNvPr id="249" name="文本框 7"/>
+                          <wps:cNvSpPr txBox="1"/>
+                          <wps:spPr>
+                            <a:xfrm>
+                              <a:off x="3427" y="1725"/>
+                              <a:ext cx="1845" cy="1993"/>
+                            </a:xfrm>
+                            <a:prstGeom prst="rect">
+                              <a:avLst/>
+                            </a:prstGeom>
+                            <a:noFill/>
+                            <a:ln w="6350">
+                              <a:noFill/>
+                            </a:ln>
+                          </wps:spPr>
+                          <wps:style>
+                            <a:lnRef idx="0">
+                              <a:schemeClr val="accent1"/>
+                            </a:lnRef>
+                            <a:fillRef idx="0">
+                              <a:schemeClr val="accent1"/>
+                            </a:fillRef>
+                            <a:effectRef idx="0">
+                              <a:schemeClr val="accent1"/>
+                            </a:effectRef>
+                            <a:fontRef idx="minor">
+                              <a:schemeClr val="dk1"/>
+                            </a:fontRef>
+                          </wps:style>
+                          <wps:txbx>
+                            <w:txbxContent>
+                              <w:p>
+                                <w:pPr>
+                                  <w:spacing w:line="440" w:lineRule="exact"/>
+                                  <w:ind w:firstLine="105" w:firstLineChars="50"/>
+                                  <w:jc w:val="center"/>
+                                  <w:rPr>
+                                    <w:rFonts w:ascii="Times New Roman" w:hAnsi="Times New Roman" w:eastAsia="宋体" w:cs="Times New Roman"/>
+                                  </w:rPr>
+                                </w:pPr>
+                                <w:r>
+                                  <w:rPr>
+                                    <w:rFonts w:hint="eastAsia" w:ascii="Times New Roman" w:hAnsi="Times New Roman" w:eastAsia="宋体" w:cs="Times New Roman"/>
+                                  </w:rPr>
+                                  <w:t>上南实验小学</w:t>
+                                </w:r>
+                              </w:p>
+                              <w:p>
+                                <w:pPr>
+                                  <w:spacing w:line="480" w:lineRule="exact"/>
+                                  <w:ind w:firstLine="210" w:firstLineChars="100"/>
+                                  <w:jc w:val="center"/>
+                                </w:pPr>
+                                <w:r>
+                                  <w:rPr>
+                                    <w:rFonts w:hint="eastAsia"/>
+                                    <w:lang w:eastAsia="zh-CN"/>
+                                  </w:rPr>
+                                  <w:t>一（1）班</w:t>
+                                </w:r>
+                              </w:p>
+                              <w:p>
+                                <w:pPr>
+                                  <w:spacing w:line="440" w:lineRule="exact"/>
+                                  <w:ind w:firstLine="105" w:firstLineChars="50"/>
+                                  <w:jc w:val="center"/>
+                                  <w:rPr>
+                                    <w:rFonts w:hint="eastAsia"/>
+                                    <w:lang w:val="en-US" w:eastAsia="zh-CN"/>
+                                  </w:rPr>
+                                </w:pPr>
+                                <w:r>
+                                  <w:rPr>
+                                    <w:rFonts w:hint="eastAsia"/>
+                                    <w:lang w:val="en-US" w:eastAsia="zh-CN"/>
+                                  </w:rPr>
+                                  <w:t>许宇泽</w:t>
+                                </w:r>
+                              </w:p>
+                              <w:p>
+                                <w:pPr>
+                                  <w:spacing w:line="440" w:lineRule="exact"/>
+                                  <w:ind w:firstLine="105" w:firstLineChars="50"/>
+                                  <w:jc w:val="center"/>
+                                  <w:rPr>
+                                    <w:rFonts w:ascii="Times New Roman" w:hAnsi="Times New Roman" w:eastAsia="宋体" w:cs="Times New Roman"/>
+                                  </w:rPr>
+                                </w:pPr>
+                                <w:r>
+                                  <w:rPr>
+                                    <w:rFonts w:hint="eastAsia" w:ascii="Times New Roman" w:hAnsi="Times New Roman" w:eastAsia="宋体" w:cs="Times New Roman"/>
+                                  </w:rPr>
+                                  <w:t>29号</w:t>
+                                </w:r>
+                              </w:p>
+                            </w:txbxContent>
+                          </wps:txbx>
+                          <wps:bodyPr rot="0" spcFirstLastPara="0" vertOverflow="overflow" horzOverflow="overflow" vert="horz" wrap="square" lIns="91440" tIns="45720" rIns="91440" bIns="45720" numCol="1" spcCol="0" rtlCol="0" fromWordArt="0" anchor="t" anchorCtr="0" forceAA="0" compatLnSpc="1">
+                            <a:noAutofit/>
+                          </wps:bodyPr>
+                        </wps:wsp>
+                      </wpg:grpSp>
+                      <wpg:grpSp>
+                        <wpg:cNvPr id="250" name="组合 17"/>
+                        <wpg:cNvGrpSpPr/>
+                        <wpg:grpSpPr>
+                          <a:xfrm>
+                            <a:off x="7417" y="1725"/>
+                            <a:ext cx="1982" cy="1992"/>
+                            <a:chOff x="3427" y="1725"/>
+                            <a:chExt cx="1982" cy="1992"/>
+                          </a:xfrm>
+                        </wpg:grpSpPr>
+                        <wpg:grpSp>
+                          <wpg:cNvPr id="251" name="组合 6"/>
+                          <wpg:cNvGrpSpPr/>
+                          <wpg:grpSpPr>
+                            <a:xfrm>
+                              <a:off x="3429" y="1798"/>
+                              <a:ext cx="1980" cy="1872"/>
+                              <a:chOff x="1980" y="1440"/>
+                              <a:chExt cx="1980" cy="1872"/>
+                            </a:xfrm>
+                          </wpg:grpSpPr>
+                          <wpg:grpSp>
+                            <wpg:cNvPr id="252" name="组合 4"/>
+                            <wpg:cNvGrpSpPr/>
+                            <wpg:grpSpPr>
+                              <a:xfrm>
+                                <a:off x="1980" y="1440"/>
+                                <a:ext cx="1980" cy="1872"/>
+                                <a:chOff x="1980" y="1437"/>
+                                <a:chExt cx="1980" cy="1872"/>
+                              </a:xfrm>
+                            </wpg:grpSpPr>
+                            <wps:wsp>
+                              <wps:cNvPr id="253" name="圆角矩形 1"/>
+                              <wps:cNvSpPr/>
+                              <wps:spPr>
+                                <a:xfrm>
+                                  <a:off x="1980" y="1437"/>
+                                  <a:ext cx="1980" cy="1872"/>
+                                </a:xfrm>
+                                <a:prstGeom prst="roundRect">
+                                  <a:avLst>
+                                    <a:gd name="adj" fmla="val 16667"/>
+                                  </a:avLst>
+                                </a:prstGeom>
+                                <a:solidFill>
+                                  <a:srgbClr val="FFFFFF"/>
+                                </a:solidFill>
+                                <a:ln w="9525" cap="flat" cmpd="sng">
+                                  <a:solidFill>
+                                    <a:srgbClr val="000000"/>
+                                  </a:solidFill>
+                                  <a:prstDash val="solid"/>
+                                  <a:headEnd type="none" w="med" len="med"/>
+                                  <a:tailEnd type="none" w="med" len="med"/>
+                                </a:ln>
+                              </wps:spPr>
+                              <wps:bodyPr upright="1"/>
+                            </wps:wsp>
+                            <wps:wsp>
+                              <wps:cNvPr id="254" name="直接连接符 2"/>
+                              <wps:cNvCnPr/>
+                              <wps:spPr>
+                                <a:xfrm>
+                                  <a:off x="1980" y="1917"/>
+                                  <a:ext cx="1980" cy="0"/>
+                                </a:xfrm>
+                                <a:prstGeom prst="line">
+                                  <a:avLst/>
+                                </a:prstGeom>
+                                <a:ln w="9525" cap="flat" cmpd="sng">
+                                  <a:solidFill>
+                                    <a:srgbClr val="000000"/>
+                                  </a:solidFill>
+                                  <a:prstDash val="solid"/>
+                                  <a:headEnd type="none" w="med" len="med"/>
+                                  <a:tailEnd type="none" w="med" len="med"/>
+                                </a:ln>
+                              </wps:spPr>
+                              <wps:bodyPr/>
+                            </wps:wsp>
+                            <wps:wsp>
+                              <wps:cNvPr id="255" name="直接连接符 3"/>
+                              <wps:cNvCnPr/>
+                              <wps:spPr>
+                                <a:xfrm>
+                                  <a:off x="1980" y="2844"/>
+                                  <a:ext cx="1980" cy="0"/>
+                                </a:xfrm>
+                                <a:prstGeom prst="line">
+                                  <a:avLst/>
+                                </a:prstGeom>
+                                <a:ln w="9525" cap="flat" cmpd="sng">
+                                  <a:solidFill>
+                                    <a:srgbClr val="000000"/>
+                                  </a:solidFill>
+                                  <a:prstDash val="solid"/>
+                                  <a:headEnd type="none" w="med" len="med"/>
+                                  <a:tailEnd type="none" w="med" len="med"/>
+                                </a:ln>
+                              </wps:spPr>
+                              <wps:bodyPr/>
+                            </wps:wsp>
+                          </wpg:grpSp>
+                          <wps:wsp>
+                            <wps:cNvPr id="256" name="直接连接符 5"/>
+                            <wps:cNvCnPr/>
+                            <wps:spPr>
+                              <a:xfrm>
+                                <a:off x="1980" y="2376"/>
+                                <a:ext cx="1980" cy="0"/>
+                              </a:xfrm>
+                              <a:prstGeom prst="line">
+                                <a:avLst/>
+                              </a:prstGeom>
+                              <a:ln w="9525" cap="flat" cmpd="sng">
+                                <a:solidFill>
+                                  <a:srgbClr val="000000"/>
+                                </a:solidFill>
+                                <a:prstDash val="solid"/>
+                                <a:headEnd type="none" w="med" len="med"/>
+                                <a:tailEnd type="none" w="med" len="med"/>
+                              </a:ln>
+                            </wps:spPr>
+                            <wps:bodyPr/>
+                          </wps:wsp>
+                        </wpg:grpSp>
+                        <wps:wsp>
+                          <wps:cNvPr id="257" name="文本框 7"/>
+                          <wps:cNvSpPr txBox="1"/>
+                          <wps:spPr>
+                            <a:xfrm>
+                              <a:off x="3427" y="1725"/>
+                              <a:ext cx="1845" cy="1993"/>
+                            </a:xfrm>
+                            <a:prstGeom prst="rect">
+                              <a:avLst/>
+                            </a:prstGeom>
+                            <a:noFill/>
+                            <a:ln w="6350">
+                              <a:noFill/>
+                            </a:ln>
+                          </wps:spPr>
+                          <wps:style>
+                            <a:lnRef idx="0">
+                              <a:schemeClr val="accent1"/>
+                            </a:lnRef>
+                            <a:fillRef idx="0">
+                              <a:schemeClr val="accent1"/>
+                            </a:fillRef>
+                            <a:effectRef idx="0">
+                              <a:schemeClr val="accent1"/>
+                            </a:effectRef>
+                            <a:fontRef idx="minor">
+                              <a:schemeClr val="dk1"/>
+                            </a:fontRef>
+                          </wps:style>
+                          <wps:txbx>
+                            <w:txbxContent>
+                              <w:p>
+                                <w:pPr>
+                                  <w:spacing w:line="440" w:lineRule="exact"/>
+                                  <w:ind w:firstLine="105" w:firstLineChars="50"/>
+                                  <w:jc w:val="center"/>
+                                  <w:rPr>
+                                    <w:rFonts w:ascii="Times New Roman" w:hAnsi="Times New Roman" w:eastAsia="宋体" w:cs="Times New Roman"/>
+                                  </w:rPr>
+                                </w:pPr>
+                                <w:r>
+                                  <w:rPr>
+                                    <w:rFonts w:hint="eastAsia" w:ascii="Times New Roman" w:hAnsi="Times New Roman" w:eastAsia="宋体" w:cs="Times New Roman"/>
+                                  </w:rPr>
+                                  <w:t>上南实验小学</w:t>
+                                </w:r>
+                              </w:p>
+                              <w:p>
+                                <w:pPr>
+                                  <w:spacing w:line="480" w:lineRule="exact"/>
+                                  <w:ind w:firstLine="210" w:firstLineChars="100"/>
+                                  <w:jc w:val="center"/>
+                                </w:pPr>
+                                <w:r>
+                                  <w:rPr>
+                                    <w:rFonts w:hint="eastAsia"/>
+                                    <w:lang w:eastAsia="zh-CN"/>
+                                  </w:rPr>
+                                  <w:t>一（1）班</w:t>
+                                </w:r>
+                              </w:p>
+                              <w:p>
+                                <w:pPr>
+                                  <w:spacing w:line="440" w:lineRule="exact"/>
+                                  <w:ind w:firstLine="105" w:firstLineChars="50"/>
+                                  <w:jc w:val="center"/>
+                                  <w:rPr>
+                                    <w:rFonts w:hint="eastAsia"/>
+                                    <w:lang w:val="en-US" w:eastAsia="zh-CN"/>
+                                  </w:rPr>
+                                </w:pPr>
+                                <w:r>
+                                  <w:rPr>
+                                    <w:rFonts w:hint="eastAsia"/>
+                                    <w:lang w:val="en-US" w:eastAsia="zh-CN"/>
+                                  </w:rPr>
+                                  <w:t>刘弘烨</w:t>
+                                </w:r>
+                              </w:p>
+                              <w:p>
+                                <w:pPr>
+                                  <w:spacing w:line="440" w:lineRule="exact"/>
+                                  <w:ind w:firstLine="105" w:firstLineChars="50"/>
+                                  <w:jc w:val="center"/>
+                                  <w:rPr>
+                                    <w:rFonts w:ascii="Times New Roman" w:hAnsi="Times New Roman" w:eastAsia="宋体" w:cs="Times New Roman"/>
+                                  </w:rPr>
+                                </w:pPr>
+                                <w:r>
+                                  <w:rPr>
+                                    <w:rFonts w:hint="eastAsia" w:ascii="Times New Roman" w:hAnsi="Times New Roman" w:eastAsia="宋体" w:cs="Times New Roman"/>
+                                  </w:rPr>
+                                  <w:t>30号</w:t>
+                                </w:r>
+                              </w:p>
+                            </w:txbxContent>
+                          </wps:txbx>
+                          <wps:bodyPr rot="0" spcFirstLastPara="0" vertOverflow="overflow" horzOverflow="overflow" vert="horz" wrap="square" lIns="91440" tIns="45720" rIns="91440" bIns="45720" numCol="1" spcCol="0" rtlCol="0" fromWordArt="0" anchor="t" anchorCtr="0" forceAA="0" compatLnSpc="1">
+                            <a:noAutofit/>
+                          </wps:bodyPr>
+                        </wps:wsp>
+                      </wpg:grpSp>
+                      <wpg:grpSp>
+                        <wpg:cNvPr id="258" name="组合 25"/>
+                        <wpg:cNvGrpSpPr/>
+                        <wpg:grpSpPr>
+                          <a:xfrm>
+                            <a:off x="9412" y="1725"/>
+                            <a:ext cx="1982" cy="1992"/>
+                            <a:chOff x="3427" y="1725"/>
+                            <a:chExt cx="1982" cy="1992"/>
+                          </a:xfrm>
+                        </wpg:grpSpPr>
+                        <wpg:grpSp>
+                          <wpg:cNvPr id="259" name="组合 6"/>
+                          <wpg:cNvGrpSpPr/>
+                          <wpg:grpSpPr>
+                            <a:xfrm>
+                              <a:off x="3429" y="1798"/>
+                              <a:ext cx="1980" cy="1872"/>
+                              <a:chOff x="1980" y="1440"/>
+                              <a:chExt cx="1980" cy="1872"/>
+                            </a:xfrm>
+                          </wpg:grpSpPr>
+                          <wpg:grpSp>
+                            <wpg:cNvPr id="260" name="组合 4"/>
+                            <wpg:cNvGrpSpPr/>
+                            <wpg:grpSpPr>
+                              <a:xfrm>
+                                <a:off x="1980" y="1440"/>
+                                <a:ext cx="1980" cy="1872"/>
+                                <a:chOff x="1980" y="1437"/>
+                                <a:chExt cx="1980" cy="1872"/>
+                              </a:xfrm>
+                            </wpg:grpSpPr>
+                            <wps:wsp>
+                              <wps:cNvPr id="261" name="圆角矩形 1"/>
+                              <wps:cNvSpPr/>
+                              <wps:spPr>
+                                <a:xfrm>
+                                  <a:off x="1980" y="1437"/>
+                                  <a:ext cx="1980" cy="1872"/>
+                                </a:xfrm>
+                                <a:prstGeom prst="roundRect">
+                                  <a:avLst>
+                                    <a:gd name="adj" fmla="val 16667"/>
+                                  </a:avLst>
+                                </a:prstGeom>
+                                <a:solidFill>
+                                  <a:srgbClr val="FFFFFF"/>
+                                </a:solidFill>
+                                <a:ln w="9525" cap="flat" cmpd="sng">
+                                  <a:solidFill>
+                                    <a:srgbClr val="000000"/>
+                                  </a:solidFill>
+                                  <a:prstDash val="solid"/>
+                                  <a:headEnd type="none" w="med" len="med"/>
+                                  <a:tailEnd type="none" w="med" len="med"/>
+                                </a:ln>
+                              </wps:spPr>
+                              <wps:bodyPr upright="1"/>
+                            </wps:wsp>
+                            <wps:wsp>
+                              <wps:cNvPr id="262" name="直接连接符 2"/>
+                              <wps:cNvCnPr/>
+                              <wps:spPr>
+                                <a:xfrm>
+                                  <a:off x="1980" y="1917"/>
+                                  <a:ext cx="1980" cy="0"/>
+                                </a:xfrm>
+                                <a:prstGeom prst="line">
+                                  <a:avLst/>
+                                </a:prstGeom>
+                                <a:ln w="9525" cap="flat" cmpd="sng">
+                                  <a:solidFill>
+                                    <a:srgbClr val="000000"/>
+                                  </a:solidFill>
+                                  <a:prstDash val="solid"/>
+                                  <a:headEnd type="none" w="med" len="med"/>
+                                  <a:tailEnd type="none" w="med" len="med"/>
+                                </a:ln>
+                              </wps:spPr>
+                              <wps:bodyPr/>
+                            </wps:wsp>
+                            <wps:wsp>
+                              <wps:cNvPr id="263" name="直接连接符 3"/>
+                              <wps:cNvCnPr/>
+                              <wps:spPr>
+                                <a:xfrm>
+                                  <a:off x="1980" y="2844"/>
+                                  <a:ext cx="1980" cy="0"/>
+                                </a:xfrm>
+                                <a:prstGeom prst="line">
+                                  <a:avLst/>
+                                </a:prstGeom>
+                                <a:ln w="9525" cap="flat" cmpd="sng">
+                                  <a:solidFill>
+                                    <a:srgbClr val="000000"/>
+                                  </a:solidFill>
+                                  <a:prstDash val="solid"/>
+                                  <a:headEnd type="none" w="med" len="med"/>
+                                  <a:tailEnd type="none" w="med" len="med"/>
+                                </a:ln>
+                              </wps:spPr>
+                              <wps:bodyPr/>
+                            </wps:wsp>
+                          </wpg:grpSp>
+                          <wps:wsp>
+                            <wps:cNvPr id="264" name="直接连接符 5"/>
+                            <wps:cNvCnPr/>
+                            <wps:spPr>
+                              <a:xfrm>
+                                <a:off x="1980" y="2376"/>
+                                <a:ext cx="1980" cy="0"/>
+                              </a:xfrm>
+                              <a:prstGeom prst="line">
+                                <a:avLst/>
+                              </a:prstGeom>
+                              <a:ln w="9525" cap="flat" cmpd="sng">
+                                <a:solidFill>
+                                  <a:srgbClr val="000000"/>
+                                </a:solidFill>
+                                <a:prstDash val="solid"/>
+                                <a:headEnd type="none" w="med" len="med"/>
+                                <a:tailEnd type="none" w="med" len="med"/>
+                              </a:ln>
+                            </wps:spPr>
+                            <wps:bodyPr/>
+                          </wps:wsp>
+                        </wpg:grpSp>
+                        <wps:wsp>
+                          <wps:cNvPr id="265" name="文本框 7"/>
+                          <wps:cNvSpPr txBox="1"/>
+                          <wps:spPr>
+                            <a:xfrm>
+                              <a:off x="3427" y="1725"/>
+                              <a:ext cx="1845" cy="1993"/>
+                            </a:xfrm>
+                            <a:prstGeom prst="rect">
+                              <a:avLst/>
+                            </a:prstGeom>
+                            <a:noFill/>
+                            <a:ln w="6350">
+                              <a:noFill/>
+                            </a:ln>
+                          </wps:spPr>
+                          <wps:style>
+                            <a:lnRef idx="0">
+                              <a:schemeClr val="accent1"/>
+                            </a:lnRef>
+                            <a:fillRef idx="0">
+                              <a:schemeClr val="accent1"/>
+                            </a:fillRef>
+                            <a:effectRef idx="0">
+                              <a:schemeClr val="accent1"/>
+                            </a:effectRef>
+                            <a:fontRef idx="minor">
+                              <a:schemeClr val="dk1"/>
+                            </a:fontRef>
+                          </wps:style>
+                          <wps:txbx>
+                            <w:txbxContent>
+                              <w:p>
+                                <w:pPr>
+                                  <w:spacing w:line="440" w:lineRule="exact"/>
+                                  <w:ind w:firstLine="105" w:firstLineChars="50"/>
+                                  <w:jc w:val="center"/>
+                                  <w:rPr>
+                                    <w:rFonts w:ascii="Times New Roman" w:hAnsi="Times New Roman" w:eastAsia="宋体" w:cs="Times New Roman"/>
+                                  </w:rPr>
+                                </w:pPr>
+                                <w:r>
+                                  <w:rPr>
+                                    <w:rFonts w:hint="eastAsia" w:ascii="Times New Roman" w:hAnsi="Times New Roman" w:eastAsia="宋体" w:cs="Times New Roman"/>
+                                  </w:rPr>
+                                  <w:t>上南实验小学</w:t>
+                                </w:r>
+                              </w:p>
+                              <w:p>
+                                <w:pPr>
+                                  <w:spacing w:line="480" w:lineRule="exact"/>
+                                  <w:ind w:firstLine="210" w:firstLineChars="100"/>
+                                  <w:jc w:val="center"/>
+                                </w:pPr>
+                                <w:r>
+                                  <w:rPr>
+                                    <w:rFonts w:hint="eastAsia"/>
+                                    <w:lang w:eastAsia="zh-CN"/>
+                                  </w:rPr>
+                                  <w:t>一（1）班</w:t>
+                                </w:r>
+                              </w:p>
+                              <w:p>
+                                <w:pPr>
+                                  <w:spacing w:line="440" w:lineRule="exact"/>
+                                  <w:ind w:firstLine="105" w:firstLineChars="50"/>
+                                  <w:jc w:val="center"/>
+                                  <w:rPr>
+                                    <w:rFonts w:hint="default"/>
+                                    <w:lang w:val="en-US" w:eastAsia="zh-CN"/>
+                                  </w:rPr>
+                                </w:pPr>
+                                <w:r>
+                                  <w:rPr>
+                                    <w:rFonts w:hint="eastAsia"/>
+                                    <w:lang w:val="en-US" w:eastAsia="zh-CN"/>
+                                  </w:rPr>
+                                  <w:t>史若辰</w:t>
+                                </w:r>
+                              </w:p>
+                              <w:p>
+                                <w:pPr>
+                                  <w:spacing w:line="440" w:lineRule="exact"/>
+                                  <w:ind w:firstLine="105" w:firstLineChars="50"/>
+                                  <w:jc w:val="center"/>
+                                  <w:rPr>
+                                    <w:rFonts w:ascii="Times New Roman" w:hAnsi="Times New Roman" w:eastAsia="宋体" w:cs="Times New Roman"/>
+                                  </w:rPr>
+                                </w:pPr>
+                                <w:r>
+                                  <w:rPr>
+                                    <w:rFonts w:hint="eastAsia" w:ascii="Times New Roman" w:hAnsi="Times New Roman" w:eastAsia="宋体" w:cs="Times New Roman"/>
+                                  </w:rPr>
+                                  <w:t>31号</w:t>
+                                </w:r>
+                              </w:p>
+                            </w:txbxContent>
+                          </wps:txbx>
+                          <wps:bodyPr rot="0" spcFirstLastPara="0" vertOverflow="overflow" horzOverflow="overflow" vert="horz" wrap="square" lIns="91440" tIns="45720" rIns="91440" bIns="45720" numCol="1" spcCol="0" rtlCol="0" fromWordArt="0" anchor="t" anchorCtr="0" forceAA="0" compatLnSpc="1">
+                            <a:noAutofit/>
+                          </wps:bodyPr>
+                        </wps:wsp>
+                      </wpg:grpSp>
+                    </wpg:wgp>
+                  </a:graphicData>
+                </a:graphic>
+              </wp:anchor>
+            </w:drawing>
+          </mc:Choice>
+          <mc:Fallback>
+            <w:pict>
+              <v:group id="_x0000_s1026" o:spid="_x0000_s1026" o:spt="203" style="position:absolute;left:0pt;margin-left:-1.6pt;margin-top:378.1pt;height:99.6pt;width:398.35pt;z-index:-251653120;mso-width-relative:page;mso-height-relative:page;" coordorigin="3427,1725" coordsize="7967,1992" o:gfxdata="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">
+                <o:lock v:ext="edit" aspectratio="f"/>
+                <v:group id="组合 8" o:spid="_x0000_s1026" o:spt="203" style="position:absolute;left:3427;top:1725;height:1992;width:1982;" coordorigin="3427,1725" coordsize="1982,1992" o:gfxdata="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">
+                  <o:lock v:ext="edit" aspectratio="f"/>
+                  <v:group id="组合 6" o:spid="_x0000_s1026" o:spt="203" style="position:absolute;left:3429;top:1798;height:1872;width:1980;" coordorigin="1980,1440" coordsize="1980,1872" o:gfxdata="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">
+                    <o:lock v:ext="edit" aspectratio="f"/>
+                    <v:group id="组合 4" o:spid="_x0000_s1026" o:spt="203" style="position:absolute;left:1980;top:1440;height:1872;width:1980;" coordorigin="1980,1437" coordsize="1980,1872" o:gfxdata="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">
+                      <o:lock v:ext="edit" aspectratio="f"/>
+                      <v:roundrect id="圆角矩形 1" o:spid="_x0000_s1026" o:spt="2" style="position:absolute;left:1980;top:1437;height:1872;width:1980;" fillcolor="#FFFFFF" filled="t" stroked="t" coordsize="21600,21600" arcsize="0.166666666666667" o:gfxdata="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">
+                        <v:fill on="t" focussize="0,0"/>
+                        <v:stroke color="#000000" joinstyle="round"/>
+                        <v:imagedata o:title=""/>
+                        <o:lock v:ext="edit" aspectratio="f"/>
+                      </v:roundrect>
+                      <v:line id="直接连接符 2" o:spid="_x0000_s1026" o:spt="20" style="position:absolute;left:1980;top:1917;height:0;width:1980;" filled="f" stroked="t" coordsize="21600,21600" o:gfxdata="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">
+                        <v:fill on="f" focussize="0,0"/>
+                        <v:stroke color="#000000" joinstyle="round"/>
+                        <v:imagedata o:title=""/>
+                        <o:lock v:ext="edit" aspectratio="f"/>
+                      </v:line>
+                      <v:line id="直接连接符 3" o:spid="_x0000_s1026" o:spt="20" style="position:absolute;left:1980;top:2844;height:0;width:1980;" filled="f" stroked="t" coordsize="21600,21600" o:gfxdata="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">
+                        <v:fill on="f" focussize="0,0"/>
+                        <v:stroke color="#000000" joinstyle="round"/>
+                        <v:imagedata o:title=""/>
+                        <o:lock v:ext="edit" aspectratio="f"/>
+                      </v:line>
+                    </v:group>
+                    <v:line id="直接连接符 5" o:spid="_x0000_s1026" o:spt="20" style="position:absolute;left:1980;top:2376;height:0;width:1980;" filled="f" stroked="t" coordsize="21600,21600" o:gfxdata="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">
+                      <v:fill on="f" focussize="0,0"/>
+                      <v:stroke color="#000000" joinstyle="round"/>
+                      <v:imagedata o:title=""/>
+                      <o:lock v:ext="edit" aspectratio="f"/>
+                    </v:line>
+                  </v:group>
+                  <v:shape id="文本框 7" o:spid="_x0000_s1026" o:spt="202" type="#_x0000_t202" style="position:absolute;left:3427;top:1725;height:1993;width:1845;" filled="f" stroked="f" coordsize="21600,21600" o:gfxdata="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">
+                    <v:fill on="f" focussize="0,0"/>
+                    <v:stroke on="f" weight="0.5pt"/>
+                    <v:imagedata o:title=""/>
+                    <o:lock v:ext="edit" aspectratio="f"/>
+                    <v:textbox>
+                      <w:txbxContent>
+                        <w:p>
+                          <w:pPr>
+                            <w:spacing w:line="440" w:lineRule="exact"/>
+                            <w:ind w:firstLine="105" w:firstLineChars="50"/>
+                            <w:jc w:val="center"/>
+                            <w:rPr>
+                              <w:rFonts w:ascii="Times New Roman" w:hAnsi="Times New Roman" w:eastAsia="宋体" w:cs="Times New Roman"/>
+                            </w:rPr>
+                          </w:pPr>
+                          <w:r>
+                            <w:rPr>
+                              <w:rFonts w:hint="eastAsia" w:ascii="Times New Roman" w:hAnsi="Times New Roman" w:eastAsia="宋体" w:cs="Times New Roman"/>
+                            </w:rPr>
+                            <w:t>上南实验小学</w:t>
+                          </w:r>
+                        </w:p>
+                        <w:p>
+                          <w:pPr>
+                            <w:spacing w:line="480" w:lineRule="exact"/>
+                            <w:ind w:firstLine="210" w:firstLineChars="100"/>
+                            <w:jc w:val="center"/>
+                          </w:pPr>
+                          <w:r>
+                            <w:rPr>
+                              <w:rFonts w:hint="eastAsia"/>
+                              <w:lang w:eastAsia="zh-CN"/>
+                            </w:rPr>
+                            <w:t>一（1）班</w:t>
+                          </w:r>
+                        </w:p>
+                        <w:p>
+                          <w:pPr>
+                            <w:spacing w:line="440" w:lineRule="exact"/>
+                            <w:ind w:firstLine="110" w:firstLineChars="50"/>
+                            <w:jc w:val="center"/>
+                            <w:rPr>
+                              <w:rFonts w:hint="eastAsia" w:ascii="宋体" w:hAnsi="宋体" w:eastAsia="宋体" w:cs="宋体"/>
+                              <w:i w:val="0"/>
+                              <w:color w:val="000000"/>
+                              <w:kern w:val="0"/>
+                              <w:sz w:val="22"/>
+                              <w:szCs w:val="22"/>
+                              <w:u w:val="none"/>
+                              <w:lang w:val="en-US" w:eastAsia="zh-CN" w:bidi="ar"/>
+                            </w:rPr>
+                          </w:pPr>
+                          <w:r>
+                            <w:rPr>
+                              <w:rFonts w:hint="eastAsia" w:ascii="宋体" w:hAnsi="宋体" w:eastAsia="宋体" w:cs="宋体"/>
+                              <w:i w:val="0"/>
+                              <w:color w:val="000000"/>
+                              <w:kern w:val="0"/>
+                              <w:sz w:val="22"/>
+                              <w:szCs w:val="22"/>
+                              <w:u w:val="none"/>
+                              <w:lang w:val="en-US" w:eastAsia="zh-CN" w:bidi="ar"/>
+                            </w:rPr>
+                            <w:t>周依依</w:t>
+                          </w:r>
+                        </w:p>
+                        <w:p>
+                          <w:pPr>
+                            <w:spacing w:line="440" w:lineRule="exact"/>
+                            <w:ind w:firstLine="105" w:firstLineChars="50"/>
+                            <w:jc w:val="center"/>
+                            <w:rPr>
+                              <w:rFonts w:ascii="Times New Roman" w:hAnsi="Times New Roman" w:eastAsia="宋体" w:cs="Times New Roman"/>
+                            </w:rPr>
+                          </w:pPr>
+                          <w:r>
+                            <w:rPr>
+                              <w:rFonts w:hint="eastAsia" w:ascii="Times New Roman" w:hAnsi="Times New Roman" w:eastAsia="宋体" w:cs="Times New Roman"/>
+                            </w:rPr>
+                            <w:t>28号</w:t>
+                          </w:r>
+                        </w:p>
+                      </w:txbxContent>
+                    </v:textbox>
+                  </v:shape>
+                </v:group>
+                <v:group id="组合 9" o:spid="_x0000_s1026" o:spt="203" style="position:absolute;left:5422;top:1725;height:1992;width:1982;" coordorigin="3427,1725" coordsize="1982,1992" o:gfxdata="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">
+                  <o:lock v:ext="edit" aspectratio="f"/>
+                  <v:group id="组合 6" o:spid="_x0000_s1026" o:spt="203" style="position:absolute;left:3429;top:1798;height:1872;width:1980;" coordorigin="1980,1440" coordsize="1980,1872" o:gfxdata="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">
+                    <o:lock v:ext="edit" aspectratio="f"/>
+                    <v:group id="组合 4" o:spid="_x0000_s1026" o:spt="203" style="position:absolute;left:1980;top:1440;height:1872;width:1980;" coordorigin="1980,1437" coordsize="1980,1872" o:gfxdata="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">
+                      <o:lock v:ext="edit" aspectratio="f"/>
+                      <v:roundrect id="圆角矩形 1" o:spid="_x0000_s1026" o:spt="2" style="position:absolute;left:1980;top:1437;height:1872;width:1980;" fillcolor="#FFFFFF" filled="t" stroked="t" coordsize="21600,21600" arcsize="0.166666666666667" o:gfxdata="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">
+                        <v:fill on="t" focussize="0,0"/>
+                        <v:stroke color="#000000" joinstyle="round"/>
+                        <v:imagedata o:title=""/>
+                        <o:lock v:ext="edit" aspectratio="f"/>
+                      </v:roundrect>
+                      <v:line id="直接连接符 2" o:spid="_x0000_s1026" o:spt="20" style="position:absolute;left:1980;top:1917;height:0;width:1980;" filled="f" stroked="t" coordsize="21600,21600" o:gfxdata="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">
+                        <v:fill on="f" focussize="0,0"/>
+                        <v:stroke color="#000000" joinstyle="round"/>
+                        <v:imagedata o:title=""/>
+                        <o:lock v:ext="edit" aspectratio="f"/>
+                      </v:line>
+                      <v:line id="直接连接符 3" o:spid="_x0000_s1026" o:spt="20" style="position:absolute;left:1980;top:2844;height:0;width:1980;" filled="f" stroked="t" coordsize="21600,21600" o:gfxdata="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">
+                        <v:fill on="f" focussize="0,0"/>
+                        <v:stroke color="#000000" joinstyle="round"/>
+                        <v:imagedata o:title=""/>
+                        <o:lock v:ext="edit" aspectratio="f"/>
+                      </v:line>
+                    </v:group>
+                    <v:line id="直接连接符 5" o:spid="_x0000_s1026" o:spt="20" style="position:absolute;left:1980;top:2376;height:0;width:1980;" filled="f" stroked="t" coordsize="21600,21600" o:gfxdata="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">
+                      <v:fill on="f" focussize="0,0"/>
+                      <v:stroke color="#000000" joinstyle="round"/>
+                      <v:imagedata o:title=""/>
+                      <o:lock v:ext="edit" aspectratio="f"/>
+                    </v:line>
+                  </v:group>
+                  <v:shape id="文本框 7" o:spid="_x0000_s1026" o:spt="202" type="#_x0000_t202" style="position:absolute;left:3427;top:1725;height:1993;width:1845;" filled="f" stroked="f" coordsize="21600,21600" o:gfxdata="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">
+                    <v:fill on="f" focussize="0,0"/>
+                    <v:stroke on="f" weight="0.5pt"/>
+                    <v:imagedata o:title=""/>
+                    <o:lock v:ext="edit" aspectratio="f"/>
+                    <v:textbox>
+                      <w:txbxContent>
+                        <w:p>
+                          <w:pPr>
+                            <w:spacing w:line="440" w:lineRule="exact"/>
+                            <w:ind w:firstLine="105" w:firstLineChars="50"/>
+                            <w:jc w:val="center"/>
+                            <w:rPr>
+                              <w:rFonts w:ascii="Times New Roman" w:hAnsi="Times New Roman" w:eastAsia="宋体" w:cs="Times New Roman"/>
+                            </w:rPr>
+                          </w:pPr>
+                          <w:r>
+                            <w:rPr>
+                              <w:rFonts w:hint="eastAsia" w:ascii="Times New Roman" w:hAnsi="Times New Roman" w:eastAsia="宋体" w:cs="Times New Roman"/>
+                            </w:rPr>
+                            <w:t>上南实验小学</w:t>
+                          </w:r>
+                        </w:p>
+                        <w:p>
+                          <w:pPr>
+                            <w:spacing w:line="480" w:lineRule="exact"/>
+                            <w:ind w:firstLine="210" w:firstLineChars="100"/>
+                            <w:jc w:val="center"/>
+                          </w:pPr>
+                          <w:r>
+                            <w:rPr>
+                              <w:rFonts w:hint="eastAsia"/>
+                              <w:lang w:eastAsia="zh-CN"/>
+                            </w:rPr>
+                            <w:t>一（1）班</w:t>
+                          </w:r>
+                        </w:p>
+                        <w:p>
+                          <w:pPr>
+                            <w:spacing w:line="440" w:lineRule="exact"/>
+                            <w:ind w:firstLine="105" w:firstLineChars="50"/>
+                            <w:jc w:val="center"/>
+                            <w:rPr>
+                              <w:rFonts w:hint="eastAsia"/>
+                              <w:lang w:val="en-US" w:eastAsia="zh-CN"/>
+                            </w:rPr>
+                          </w:pPr>
+                          <w:r>
+                            <w:rPr>
+                              <w:rFonts w:hint="eastAsia"/>
+                              <w:lang w:val="en-US" w:eastAsia="zh-CN"/>
+                            </w:rPr>
+                            <w:t>许宇泽</w:t>
+                          </w:r>
+                        </w:p>
+                        <w:p>
+                          <w:pPr>
+                            <w:spacing w:line="440" w:lineRule="exact"/>
+                            <w:ind w:firstLine="105" w:firstLineChars="50"/>
+                            <w:jc w:val="center"/>
+                            <w:rPr>
+                              <w:rFonts w:ascii="Times New Roman" w:hAnsi="Times New Roman" w:eastAsia="宋体" w:cs="Times New Roman"/>
+                            </w:rPr>
+                          </w:pPr>
+                          <w:r>
+                            <w:rPr>
+                              <w:rFonts w:hint="eastAsia" w:ascii="Times New Roman" w:hAnsi="Times New Roman" w:eastAsia="宋体" w:cs="Times New Roman"/>
+                            </w:rPr>
+                            <w:t>29号</w:t>
+                          </w:r>
+                        </w:p>
+                      </w:txbxContent>
+                    </v:textbox>
+                  </v:shape>
+                </v:group>
+                <v:group id="组合 17" o:spid="_x0000_s1026" o:spt="203" style="position:absolute;left:7417;top:1725;height:1992;width:1982;" coordorigin="3427,1725" coordsize="1982,1992" o:gfxdata="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">
+                  <o:lock v:ext="edit" aspectratio="f"/>
+                  <v:group id="组合 6" o:spid="_x0000_s1026" o:spt="203" style="position:absolute;left:3429;top:1798;height:1872;width:1980;" coordorigin="1980,1440" coordsize="1980,1872" o:gfxdata="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">
+                    <o:lock v:ext="edit" aspectratio="f"/>
+                    <v:group id="组合 4" o:spid="_x0000_s1026" o:spt="203" style="position:absolute;left:1980;top:1440;height:1872;width:1980;" coordorigin="1980,1437" coordsize="1980,1872" o:gfxdata="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">
+                      <o:lock v:ext="edit" aspectratio="f"/>
+                      <v:roundrect id="圆角矩形 1" o:spid="_x0000_s1026" o:spt="2" style="position:absolute;left:1980;top:1437;height:1872;width:1980;" fillcolor="#FFFFFF" filled="t" stroked="t" coordsize="21600,21600" arcsize="0.166666666666667" o:gfxdata="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">
+                        <v:fill on="t" focussize="0,0"/>
+                        <v:stroke color="#000000" joinstyle="round"/>
+                        <v:imagedata o:title=""/>
+                        <o:lock v:ext="edit" aspectratio="f"/>
+                      </v:roundrect>
+                      <v:line id="直接连接符 2" o:spid="_x0000_s1026" o:spt="20" style="position:absolute;left:1980;top:1917;height:0;width:1980;" filled="f" stroked="t" coordsize="21600,21600" o:gfxdata="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">
+                        <v:fill on="f" focussize="0,0"/>
+                        <v:stroke color="#000000" joinstyle="round"/>
+                        <v:imagedata o:title=""/>
+                        <o:lock v:ext="edit" aspectratio="f"/>
+                      </v:line>
+                      <v:line id="直接连接符 3" o:spid="_x0000_s1026" o:spt="20" style="position:absolute;left:1980;top:2844;height:0;width:1980;" filled="f" stroked="t" coordsize="21600,21600" o:gfxdata="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">
+                        <v:fill on="f" focussize="0,0"/>
+                        <v:stroke color="#000000" joinstyle="round"/>
+                        <v:imagedata o:title=""/>
+                        <o:lock v:ext="edit" aspectratio="f"/>
+                      </v:line>
+                    </v:group>
+                    <v:line id="直接连接符 5" o:spid="_x0000_s1026" o:spt="20" style="position:absolute;left:1980;top:2376;height:0;width:1980;" filled="f" stroked="t" coordsize="21600,21600" o:gfxdata="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">
+                      <v:fill on="f" focussize="0,0"/>
+                      <v:stroke color="#000000" joinstyle="round"/>
+                      <v:imagedata o:title=""/>
+                      <o:lock v:ext="edit" aspectratio="f"/>
+                    </v:line>
+                  </v:group>
+                  <v:shape id="文本框 7" o:spid="_x0000_s1026" o:spt="202" type="#_x0000_t202" style="position:absolute;left:3427;top:1725;height:1993;width:1845;" filled="f" stroked="f" coordsize="21600,21600" o:gfxdata="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">
+                    <v:fill on="f" focussize="0,0"/>
+                    <v:stroke on="f" weight="0.5pt"/>
+                    <v:imagedata o:title=""/>
+                    <o:lock v:ext="edit" aspectratio="f"/>
+                    <v:textbox>
+                      <w:txbxContent>
+                        <w:p>
+                          <w:pPr>
+                            <w:spacing w:line="440" w:lineRule="exact"/>
+                            <w:ind w:firstLine="105" w:firstLineChars="50"/>
+                            <w:jc w:val="center"/>
+                            <w:rPr>
+                              <w:rFonts w:ascii="Times New Roman" w:hAnsi="Times New Roman" w:eastAsia="宋体" w:cs="Times New Roman"/>
+                            </w:rPr>
+                          </w:pPr>
+                          <w:r>
+                            <w:rPr>
+                              <w:rFonts w:hint="eastAsia" w:ascii="Times New Roman" w:hAnsi="Times New Roman" w:eastAsia="宋体" w:cs="Times New Roman"/>
+                            </w:rPr>
+                            <w:t>上南实验小学</w:t>
+                          </w:r>
+                        </w:p>
+                        <w:p>
+                          <w:pPr>
+                            <w:spacing w:line="480" w:lineRule="exact"/>
+                            <w:ind w:firstLine="210" w:firstLineChars="100"/>
+                            <w:jc w:val="center"/>
+                          </w:pPr>
+                          <w:r>
+                            <w:rPr>
+                              <w:rFonts w:hint="eastAsia"/>
+                              <w:lang w:eastAsia="zh-CN"/>
+                            </w:rPr>
+                            <w:t>一（1）班</w:t>
+                          </w:r>
+                        </w:p>
+                        <w:p>
+                          <w:pPr>
+                            <w:spacing w:line="440" w:lineRule="exact"/>
+                            <w:ind w:firstLine="105" w:firstLineChars="50"/>
+                            <w:jc w:val="center"/>
+                            <w:rPr>
+                              <w:rFonts w:hint="eastAsia"/>
+                              <w:lang w:val="en-US" w:eastAsia="zh-CN"/>
+                            </w:rPr>
+                          </w:pPr>
+                          <w:r>
+                            <w:rPr>
+                              <w:rFonts w:hint="eastAsia"/>
+                              <w:lang w:val="en-US" w:eastAsia="zh-CN"/>
+                            </w:rPr>
+                            <w:t>刘弘烨</w:t>
+                          </w:r>
+                        </w:p>
+                        <w:p>
+                          <w:pPr>
+                            <w:spacing w:line="440" w:lineRule="exact"/>
+                            <w:ind w:firstLine="105" w:firstLineChars="50"/>
+                            <w:jc w:val="center"/>
+                            <w:rPr>
+                              <w:rFonts w:ascii="Times New Roman" w:hAnsi="Times New Roman" w:eastAsia="宋体" w:cs="Times New Roman"/>
+                            </w:rPr>
+                          </w:pPr>
+                          <w:r>
+                            <w:rPr>
+                              <w:rFonts w:hint="eastAsia" w:ascii="Times New Roman" w:hAnsi="Times New Roman" w:eastAsia="宋体" w:cs="Times New Roman"/>
+                            </w:rPr>
+                            <w:t>30号</w:t>
+                          </w:r>
+                        </w:p>
+                      </w:txbxContent>
+                    </v:textbox>
+                  </v:shape>
+                </v:group>
+                <v:group id="组合 25" o:spid="_x0000_s1026" o:spt="203" style="position:absolute;left:9412;top:1725;height:1992;width:1982;" coordorigin="3427,1725" coordsize="1982,1992" o:gfxdata="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">
+                  <o:lock v:ext="edit" aspectratio="f"/>
+                  <v:group id="组合 6" o:spid="_x0000_s1026" o:spt="203" style="position:absolute;left:3429;top:1798;height:1872;width:1980;" coordorigin="1980,1440" coordsize="1980,1872" o:gfxdata="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">
+                    <o:lock v:ext="edit" aspectratio="f"/>
+                    <v:group id="组合 4" o:spid="_x0000_s1026" o:spt="203" style="position:absolute;left:1980;top:1440;height:1872;width:1980;" coordorigin="1980,1437" coordsize="1980,1872" o:gfxdata="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">
+                      <o:lock v:ext="edit" aspectratio="f"/>
+                      <v:roundrect id="圆角矩形 1" o:spid="_x0000_s1026" o:spt="2" style="position:absolute;left:1980;top:1437;height:1872;width:1980;" fillcolor="#FFFFFF" filled="t" stroked="t" coordsize="21600,21600" arcsize="0.166666666666667" o:gfxdata="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">
+                        <v:fill on="t" focussize="0,0"/>
+                        <v:stroke color="#000000" joinstyle="round"/>
+                        <v:imagedata o:title=""/>
+                        <o:lock v:ext="edit" aspectratio="f"/>
+                      </v:roundrect>
+                      <v:line id="直接连接符 2" o:spid="_x0000_s1026" o:spt="20" style="position:absolute;left:1980;top:1917;height:0;width:1980;" filled="f" stroked="t" coordsize="21600,21600" o:gfxdata="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">
+                        <v:fill on="f" focussize="0,0"/>
+                        <v:stroke color="#000000" joinstyle="round"/>
+                        <v:imagedata o:title=""/>
+                        <o:lock v:ext="edit" aspectratio="f"/>
+                      </v:line>
+                      <v:line id="直接连接符 3" o:spid="_x0000_s1026" o:spt="20" style="position:absolute;left:1980;top:2844;height:0;width:1980;" filled="f" stroked="t" coordsize="21600,21600" o:gfxdata="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">
+                        <v:fill on="f" focussize="0,0"/>
+                        <v:stroke color="#000000" joinstyle="round"/>
+                        <v:imagedata o:title=""/>
+                        <o:lock v:ext="edit" aspectratio="f"/>
+                      </v:line>
+                    </v:group>
+                    <v:line id="直接连接符 5" o:spid="_x0000_s1026" o:spt="20" style="position:absolute;left:1980;top:2376;height:0;width:1980;" filled="f" stroked="t" coordsize="21600,21600" o:gfxdata="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">
+                      <v:fill on="f" focussize="0,0"/>
+                      <v:stroke color="#000000" joinstyle="round"/>
+                      <v:imagedata o:title=""/>
+                      <o:lock v:ext="edit" aspectratio="f"/>
+                    </v:line>
+                  </v:group>
+                  <v:shape id="文本框 7" o:spid="_x0000_s1026" o:spt="202" type="#_x0000_t202" style="position:absolute;left:3427;top:1725;height:1993;width:1845;" filled="f" stroked="f" coordsize="21600,21600" o:gfxdata="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">
+                    <v:fill on="f" focussize="0,0"/>
+                    <v:stroke on="f" weight="0.5pt"/>
+                    <v:imagedata o:title=""/>
+                    <o:lock v:ext="edit" aspectratio="f"/>
+                    <v:textbox>
+                      <w:txbxContent>
+                        <w:p>
+                          <w:pPr>
+                            <w:spacing w:line="440" w:lineRule="exact"/>
+                            <w:ind w:firstLine="105" w:firstLineChars="50"/>
+                            <w:jc w:val="center"/>
+                            <w:rPr>
+                              <w:rFonts w:ascii="Times New Roman" w:hAnsi="Times New Roman" w:eastAsia="宋体" w:cs="Times New Roman"/>
+                            </w:rPr>
+                          </w:pPr>
+                          <w:r>
+                            <w:rPr>
+                              <w:rFonts w:hint="eastAsia" w:ascii="Times New Roman" w:hAnsi="Times New Roman" w:eastAsia="宋体" w:cs="Times New Roman"/>
+                            </w:rPr>
+                            <w:t>上南实验小学</w:t>
+                          </w:r>
+                        </w:p>
+                        <w:p>
+                          <w:pPr>
+                            <w:spacing w:line="480" w:lineRule="exact"/>
+                            <w:ind w:firstLine="210" w:firstLineChars="100"/>
+                            <w:jc w:val="center"/>
+                          </w:pPr>
+                          <w:r>
+                            <w:rPr>
+                              <w:rFonts w:hint="eastAsia"/>
+                              <w:lang w:eastAsia="zh-CN"/>
+                            </w:rPr>
+                            <w:t>一（1）班</w:t>
+                          </w:r>
+                        </w:p>
+                        <w:p>
+                          <w:pPr>
+                            <w:spacing w:line="440" w:lineRule="exact"/>
+                            <w:ind w:firstLine="105" w:firstLineChars="50"/>
+                            <w:jc w:val="center"/>
+                            <w:rPr>
+                              <w:rFonts w:hint="default"/>
+                              <w:lang w:val="en-US" w:eastAsia="zh-CN"/>
+                            </w:rPr>
+                          </w:pPr>
+                          <w:r>
+                            <w:rPr>
+                              <w:rFonts w:hint="eastAsia"/>
+                              <w:lang w:val="en-US" w:eastAsia="zh-CN"/>
+                            </w:rPr>
+                            <w:t>史若辰</w:t>
+                          </w:r>
+                        </w:p>
+                        <w:p>
+                          <w:pPr>
+                            <w:spacing w:line="440" w:lineRule="exact"/>
+                            <w:ind w:firstLine="105" w:firstLineChars="50"/>
+                            <w:jc w:val="center"/>
+                            <w:rPr>
+                              <w:rFonts w:ascii="Times New Roman" w:hAnsi="Times New Roman" w:eastAsia="宋体" w:cs="Times New Roman"/>
+                            </w:rPr>
+                          </w:pPr>
+                          <w:r>
+                            <w:rPr>
+                              <w:rFonts w:hint="eastAsia" w:ascii="Times New Roman" w:hAnsi="Times New Roman" w:eastAsia="宋体" w:cs="Times New Roman"/>
+                            </w:rPr>
+                            <w:t>31号</w:t>
+                          </w:r>
+                        </w:p>
+                      </w:txbxContent>
+                    </v:textbox>
+                  </v:shape>
+                </v:group>
+              </v:group>
+            </w:pict>
+          </mc:Fallback>
+        </mc:AlternateContent>
+      </w:r>
+      <w:r>
+        <mc:AlternateContent>
+          <mc:Choice Requires="wpg">
+            <w:drawing>
+              <wp:anchor distT="0" distB="0" distL="114300" distR="114300" simplePos="0" relativeHeight="251663360" behindDoc="1" locked="0" layoutInCell="1" allowOverlap="1">
+                <wp:simplePos x="0" y="0"/>
+                <wp:positionH relativeFrom="column">
+                  <wp:posOffset>-20320</wp:posOffset>
+                </wp:positionH>
+                <wp:positionV relativeFrom="paragraph">
+                  <wp:posOffset>4801870</wp:posOffset>
+                </wp:positionV>
+                <wp:extent cx="5059045" cy="1264920"/>
+                <wp:effectExtent l="3175" t="0" r="5080" b="11430"/>
+                <wp:wrapNone/>
+                <wp:docPr id="266" name="组合 134"/>
+                <wp:cNvGraphicFramePr/>
+                <a:graphic xmlns:a="http://schemas.openxmlformats.org/drawingml/2006/main">
+                  <a:graphicData uri="http://schemas.microsoft.com/office/word/2010/wordprocessingGroup">
+                    <wpg:wgp>
+                      <wpg:cNvGrpSpPr/>
+                      <wpg:grpSpPr>
+                        <a:xfrm>
+                          <a:off x="0" y="0"/>
+                          <a:ext cx="5059045" cy="1264920"/>
+                          <a:chOff x="3427" y="1725"/>
+                          <a:chExt cx="7967" cy="1992"/>
+                        </a:xfrm>
+                      </wpg:grpSpPr>
+                      <wpg:grpSp>
+                        <wpg:cNvPr id="267" name="组合 8"/>
+                        <wpg:cNvGrpSpPr/>
+                        <wpg:grpSpPr>
+                          <a:xfrm>
+                            <a:off x="3427" y="1725"/>
+                            <a:ext cx="1982" cy="1992"/>
+                            <a:chOff x="3427" y="1725"/>
+                            <a:chExt cx="1982" cy="1992"/>
+                          </a:xfrm>
+                        </wpg:grpSpPr>
+                        <wpg:grpSp>
+                          <wpg:cNvPr id="268" name="组合 6"/>
+                          <wpg:cNvGrpSpPr/>
+                          <wpg:grpSpPr>
+                            <a:xfrm>
+                              <a:off x="3429" y="1798"/>
+                              <a:ext cx="1980" cy="1872"/>
+                              <a:chOff x="1980" y="1440"/>
+                              <a:chExt cx="1980" cy="1872"/>
+                            </a:xfrm>
+                          </wpg:grpSpPr>
+                          <wpg:grpSp>
+                            <wpg:cNvPr id="269" name="组合 4"/>
+                            <wpg:cNvGrpSpPr/>
+                            <wpg:grpSpPr>
+                              <a:xfrm>
+                                <a:off x="1980" y="1440"/>
+                                <a:ext cx="1980" cy="1872"/>
+                                <a:chOff x="1980" y="1437"/>
+                                <a:chExt cx="1980" cy="1872"/>
+                              </a:xfrm>
+                            </wpg:grpSpPr>
+                            <wps:wsp>
+                              <wps:cNvPr id="270" name="圆角矩形 1"/>
+                              <wps:cNvSpPr/>
+                              <wps:spPr>
+                                <a:xfrm>
+                                  <a:off x="1980" y="1437"/>
+                                  <a:ext cx="1980" cy="1872"/>
+                                </a:xfrm>
+                                <a:prstGeom prst="roundRect">
+                                  <a:avLst>
+                                    <a:gd name="adj" fmla="val 16667"/>
+                                  </a:avLst>
+                                </a:prstGeom>
+                                <a:solidFill>
+                                  <a:srgbClr val="FFFFFF"/>
+                                </a:solidFill>
+                                <a:ln w="9525" cap="flat" cmpd="sng">
+                                  <a:solidFill>
+                                    <a:srgbClr val="000000"/>
+                                  </a:solidFill>
+                                  <a:prstDash val="solid"/>
+                                  <a:headEnd type="none" w="med" len="med"/>
+                                  <a:tailEnd type="none" w="med" len="med"/>
+                                </a:ln>
+                              </wps:spPr>
+                              <wps:bodyPr upright="1"/>
+                            </wps:wsp>
+                            <wps:wsp>
+                              <wps:cNvPr id="271" name="直接连接符 2"/>
+                              <wps:cNvCnPr/>
+                              <wps:spPr>
+                                <a:xfrm>
+                                  <a:off x="1980" y="1917"/>
+                                  <a:ext cx="1980" cy="0"/>
+                                </a:xfrm>
+                                <a:prstGeom prst="line">
+                                  <a:avLst/>
+                                </a:prstGeom>
+                                <a:ln w="9525" cap="flat" cmpd="sng">
+                                  <a:solidFill>
+                                    <a:srgbClr val="000000"/>
+                                  </a:solidFill>
+                                  <a:prstDash val="solid"/>
+                                  <a:headEnd type="none" w="med" len="med"/>
+                                  <a:tailEnd type="none" w="med" len="med"/>
+                                </a:ln>
+                              </wps:spPr>
+                              <wps:bodyPr/>
+                            </wps:wsp>
+                            <wps:wsp>
+                              <wps:cNvPr id="272" name="直接连接符 3"/>
+                              <wps:cNvCnPr/>
+                              <wps:spPr>
+                                <a:xfrm>
+                                  <a:off x="1980" y="2844"/>
+                                  <a:ext cx="1980" cy="0"/>
+                                </a:xfrm>
+                                <a:prstGeom prst="line">
+                                  <a:avLst/>
+                                </a:prstGeom>
+                                <a:ln w="9525" cap="flat" cmpd="sng">
+                                  <a:solidFill>
+                                    <a:srgbClr val="000000"/>
+                                  </a:solidFill>
+                                  <a:prstDash val="solid"/>
+                                  <a:headEnd type="none" w="med" len="med"/>
+                                  <a:tailEnd type="none" w="med" len="med"/>
+                                </a:ln>
+                              </wps:spPr>
+                              <wps:bodyPr/>
+                            </wps:wsp>
+                          </wpg:grpSp>
+                          <wps:wsp>
+                            <wps:cNvPr id="273" name="直接连接符 5"/>
+                            <wps:cNvCnPr/>
+                            <wps:spPr>
+                              <a:xfrm>
+                                <a:off x="1980" y="2376"/>
+                                <a:ext cx="1980" cy="0"/>
+                              </a:xfrm>
+                              <a:prstGeom prst="line">
+                                <a:avLst/>
+                              </a:prstGeom>
+                              <a:ln w="9525" cap="flat" cmpd="sng">
+                                <a:solidFill>
+                                  <a:srgbClr val="000000"/>
+                                </a:solidFill>
+                                <a:prstDash val="solid"/>
+                                <a:headEnd type="none" w="med" len="med"/>
+                                <a:tailEnd type="none" w="med" len="med"/>
+                              </a:ln>
+                            </wps:spPr>
+                            <wps:bodyPr/>
+                          </wps:wsp>
+                        </wpg:grpSp>
+                        <wps:wsp>
+                          <wps:cNvPr id="274" name="文本框 7"/>
+                          <wps:cNvSpPr txBox="1"/>
+                          <wps:spPr>
+                            <a:xfrm>
+                              <a:off x="3427" y="1725"/>
+                              <a:ext cx="1845" cy="1993"/>
+                            </a:xfrm>
+                            <a:prstGeom prst="rect">
+                              <a:avLst/>
+                            </a:prstGeom>
+                            <a:noFill/>
+                            <a:ln w="6350">
+                              <a:noFill/>
+                            </a:ln>
+                          </wps:spPr>
+                          <wps:style>
+                            <a:lnRef idx="0">
+                              <a:schemeClr val="accent1"/>
+                            </a:lnRef>
+                            <a:fillRef idx="0">
+                              <a:schemeClr val="accent1"/>
+                            </a:fillRef>
+                            <a:effectRef idx="0">
+                              <a:schemeClr val="accent1"/>
+                            </a:effectRef>
+                            <a:fontRef idx="minor">
+                              <a:schemeClr val="dk1"/>
+                            </a:fontRef>
+                          </wps:style>
+                          <wps:txbx>
+                            <w:txbxContent>
+                              <w:p>
+                                <w:pPr>
+                                  <w:spacing w:line="440" w:lineRule="exact"/>
+                                  <w:ind w:firstLine="105" w:firstLineChars="50"/>
+                                  <w:jc w:val="center"/>
+                                  <w:rPr>
+                                    <w:rFonts w:ascii="Times New Roman" w:hAnsi="Times New Roman" w:eastAsia="宋体" w:cs="Times New Roman"/>
+                                  </w:rPr>
+                                </w:pPr>
+                                <w:r>
+                                  <w:rPr>
+                                    <w:rFonts w:hint="eastAsia" w:ascii="Times New Roman" w:hAnsi="Times New Roman" w:eastAsia="宋体" w:cs="Times New Roman"/>
+                                  </w:rPr>
+                                  <w:t>上南实验小学</w:t>
+                                </w:r>
+                              </w:p>
+                              <w:p>
+                                <w:pPr>
+                                  <w:spacing w:line="480" w:lineRule="exact"/>
+                                  <w:ind w:firstLine="210" w:firstLineChars="100"/>
+                                  <w:jc w:val="center"/>
+                                </w:pPr>
+                                <w:r>
+                                  <w:rPr>
+                                    <w:rFonts w:hint="eastAsia"/>
+                                    <w:lang w:eastAsia="zh-CN"/>
+                                  </w:rPr>
+                                  <w:t>一（1）班</w:t>
+                                </w:r>
+                              </w:p>
+                              <w:p>
+                                <w:pPr>
+                                  <w:spacing w:line="440" w:lineRule="exact"/>
+                                  <w:ind w:firstLine="110" w:firstLineChars="50"/>
+                                  <w:jc w:val="center"/>
+                                  <w:rPr>
+                                    <w:rFonts w:hint="eastAsia" w:ascii="宋体" w:hAnsi="宋体" w:eastAsia="宋体" w:cs="宋体"/>
+                                    <w:i w:val="0"/>
+                                    <w:color w:val="000000"/>
+                                    <w:kern w:val="0"/>
+                                    <w:sz w:val="22"/>
+                                    <w:szCs w:val="22"/>
+                                    <w:u w:val="none"/>
+                                    <w:lang w:val="en-US" w:eastAsia="zh-CN" w:bidi="ar"/>
+                                  </w:rPr>
+                                </w:pPr>
+                                <w:r>
+                                  <w:rPr>
+                                    <w:rFonts w:hint="eastAsia" w:ascii="宋体" w:hAnsi="宋体" w:eastAsia="宋体" w:cs="宋体"/>
+                                    <w:i w:val="0"/>
+                                    <w:color w:val="000000"/>
+                                    <w:kern w:val="0"/>
+                                    <w:sz w:val="22"/>
+                                    <w:szCs w:val="22"/>
+                                    <w:u w:val="none"/>
+                                    <w:lang w:val="en-US" w:eastAsia="zh-CN" w:bidi="ar"/>
+                                  </w:rPr>
+                                  <w:t>高诗恩</w:t>
+                                </w:r>
+                              </w:p>
+                              <w:p>
+                                <w:pPr>
+                                  <w:spacing w:line="440" w:lineRule="exact"/>
+                                  <w:ind w:firstLine="105" w:firstLineChars="50"/>
+                                  <w:jc w:val="center"/>
+                                  <w:rPr>
+                                    <w:rFonts w:ascii="Times New Roman" w:hAnsi="Times New Roman" w:eastAsia="宋体" w:cs="Times New Roman"/>
+                                  </w:rPr>
+                                </w:pPr>
+                                <w:r>
+                                  <w:rPr>
+                                    <w:rFonts w:hint="eastAsia" w:ascii="Times New Roman" w:hAnsi="Times New Roman" w:eastAsia="宋体" w:cs="Times New Roman"/>
+                                  </w:rPr>
+                                  <w:t>32号</w:t>
+                                </w:r>
+                              </w:p>
+                            </w:txbxContent>
+                          </wps:txbx>
+                          <wps:bodyPr rot="0" spcFirstLastPara="0" vertOverflow="overflow" horzOverflow="overflow" vert="horz" wrap="square" lIns="91440" tIns="45720" rIns="91440" bIns="45720" numCol="1" spcCol="0" rtlCol="0" fromWordArt="0" anchor="t" anchorCtr="0" forceAA="0" compatLnSpc="1">
+                            <a:noAutofit/>
+                          </wps:bodyPr>
+                        </wps:wsp>
+                      </wpg:grpSp>
+                      <wpg:grpSp>
+                        <wpg:cNvPr id="275" name="组合 9"/>
+                        <wpg:cNvGrpSpPr/>
+                        <wpg:grpSpPr>
+                          <a:xfrm>
+                            <a:off x="5422" y="1725"/>
+                            <a:ext cx="1982" cy="1992"/>
+                            <a:chOff x="3427" y="1725"/>
+                            <a:chExt cx="1982" cy="1992"/>
+                          </a:xfrm>
+                        </wpg:grpSpPr>
+                        <wpg:grpSp>
+                          <wpg:cNvPr id="276" name="组合 6"/>
+                          <wpg:cNvGrpSpPr/>
+                          <wpg:grpSpPr>
+                            <a:xfrm>
+                              <a:off x="3429" y="1798"/>
+                              <a:ext cx="1980" cy="1872"/>
+                              <a:chOff x="1980" y="1440"/>
+                              <a:chExt cx="1980" cy="1872"/>
+                            </a:xfrm>
+                          </wpg:grpSpPr>
+                          <wpg:grpSp>
+                            <wpg:cNvPr id="277" name="组合 4"/>
+                            <wpg:cNvGrpSpPr/>
+                            <wpg:grpSpPr>
+                              <a:xfrm>
+                                <a:off x="1980" y="1440"/>
+                                <a:ext cx="1980" cy="1872"/>
+                                <a:chOff x="1980" y="1437"/>
+                                <a:chExt cx="1980" cy="1872"/>
+                              </a:xfrm>
+                            </wpg:grpSpPr>
+                            <wps:wsp>
+                              <wps:cNvPr id="278" name="圆角矩形 1"/>
+                              <wps:cNvSpPr/>
+                              <wps:spPr>
+                                <a:xfrm>
+                                  <a:off x="1980" y="1437"/>
+                                  <a:ext cx="1980" cy="1872"/>
+                                </a:xfrm>
+                                <a:prstGeom prst="roundRect">
+                                  <a:avLst>
+                                    <a:gd name="adj" fmla="val 16667"/>
+                                  </a:avLst>
+                                </a:prstGeom>
+                                <a:solidFill>
+                                  <a:srgbClr val="FFFFFF"/>
+                                </a:solidFill>
+                                <a:ln w="9525" cap="flat" cmpd="sng">
+                                  <a:solidFill>
+                                    <a:srgbClr val="000000"/>
+                                  </a:solidFill>
+                                  <a:prstDash val="solid"/>
+                                  <a:headEnd type="none" w="med" len="med"/>
+                                  <a:tailEnd type="none" w="med" len="med"/>
+                                </a:ln>
+                              </wps:spPr>
+                              <wps:bodyPr upright="1"/>
+                            </wps:wsp>
+                            <wps:wsp>
+                              <wps:cNvPr id="279" name="直接连接符 2"/>
+                              <wps:cNvCnPr/>
+                              <wps:spPr>
+                                <a:xfrm>
+                                  <a:off x="1980" y="1917"/>
+                                  <a:ext cx="1980" cy="0"/>
+                                </a:xfrm>
+                                <a:prstGeom prst="line">
+                                  <a:avLst/>
+                                </a:prstGeom>
+                                <a:ln w="9525" cap="flat" cmpd="sng">
+                                  <a:solidFill>
+                                    <a:srgbClr val="000000"/>
+                                  </a:solidFill>
+                                  <a:prstDash val="solid"/>
+                                  <a:headEnd type="none" w="med" len="med"/>
+                                  <a:tailEnd type="none" w="med" len="med"/>
+                                </a:ln>
+                              </wps:spPr>
+                              <wps:bodyPr/>
+                            </wps:wsp>
+                            <wps:wsp>
+                              <wps:cNvPr id="280" name="直接连接符 3"/>
+                              <wps:cNvCnPr/>
+                              <wps:spPr>
+                                <a:xfrm>
+                                  <a:off x="1980" y="2844"/>
+                                  <a:ext cx="1980" cy="0"/>
+                                </a:xfrm>
+                                <a:prstGeom prst="line">
+                                  <a:avLst/>
+                                </a:prstGeom>
+                                <a:ln w="9525" cap="flat" cmpd="sng">
+                                  <a:solidFill>
+                                    <a:srgbClr val="000000"/>
+                                  </a:solidFill>
+                                  <a:prstDash val="solid"/>
+                                  <a:headEnd type="none" w="med" len="med"/>
+                                  <a:tailEnd type="none" w="med" len="med"/>
+                                </a:ln>
+                              </wps:spPr>
+                              <wps:bodyPr/>
+                            </wps:wsp>
+                          </wpg:grpSp>
+                          <wps:wsp>
+                            <wps:cNvPr id="281" name="直接连接符 5"/>
+                            <wps:cNvCnPr/>
+                            <wps:spPr>
+                              <a:xfrm>
+                                <a:off x="1980" y="2376"/>
+                                <a:ext cx="1980" cy="0"/>
+                              </a:xfrm>
+                              <a:prstGeom prst="line">
+                                <a:avLst/>
+                              </a:prstGeom>
+                              <a:ln w="9525" cap="flat" cmpd="sng">
+                                <a:solidFill>
+                                  <a:srgbClr val="000000"/>
+                                </a:solidFill>
+                                <a:prstDash val="solid"/>
+                                <a:headEnd type="none" w="med" len="med"/>
+                                <a:tailEnd type="none" w="med" len="med"/>
+                              </a:ln>
+                            </wps:spPr>
+                            <wps:bodyPr/>
+                          </wps:wsp>
+                        </wpg:grpSp>
+                        <wps:wsp>
+                          <wps:cNvPr id="282" name="文本框 7"/>
+                          <wps:cNvSpPr txBox="1"/>
+                          <wps:spPr>
+                            <a:xfrm>
+                              <a:off x="3427" y="1725"/>
+                              <a:ext cx="1845" cy="1993"/>
+                            </a:xfrm>
+                            <a:prstGeom prst="rect">
+                              <a:avLst/>
+                            </a:prstGeom>
+                            <a:noFill/>
+                            <a:ln w="6350">
+                              <a:noFill/>
+                            </a:ln>
+                          </wps:spPr>
+                          <wps:style>
+                            <a:lnRef idx="0">
+                              <a:schemeClr val="accent1"/>
+                            </a:lnRef>
+                            <a:fillRef idx="0">
+                              <a:schemeClr val="accent1"/>
+                            </a:fillRef>
+                            <a:effectRef idx="0">
+                              <a:schemeClr val="accent1"/>
+                            </a:effectRef>
+                            <a:fontRef idx="minor">
+                              <a:schemeClr val="dk1"/>
+                            </a:fontRef>
+                          </wps:style>
+                          <wps:txbx>
+                            <w:txbxContent>
+                              <w:p>
+                                <w:pPr>
+                                  <w:spacing w:line="440" w:lineRule="exact"/>
+                                  <w:ind w:firstLine="105" w:firstLineChars="50"/>
+                                  <w:jc w:val="center"/>
+                                  <w:rPr>
+                                    <w:rFonts w:ascii="Times New Roman" w:hAnsi="Times New Roman" w:eastAsia="宋体" w:cs="Times New Roman"/>
+                                  </w:rPr>
+                                </w:pPr>
+                                <w:r>
+                                  <w:rPr>
+                                    <w:rFonts w:hint="eastAsia" w:ascii="Times New Roman" w:hAnsi="Times New Roman" w:eastAsia="宋体" w:cs="Times New Roman"/>
+                                  </w:rPr>
+                                  <w:t>上南实验小学</w:t>
+                                </w:r>
+                              </w:p>
+                              <w:p>
+                                <w:pPr>
+                                  <w:spacing w:line="480" w:lineRule="exact"/>
+                                  <w:ind w:firstLine="210" w:firstLineChars="100"/>
+                                  <w:jc w:val="center"/>
+                                </w:pPr>
+                                <w:r>
+                                  <w:rPr>
+                                    <w:rFonts w:hint="eastAsia"/>
+                                    <w:lang w:eastAsia="zh-CN"/>
+                                  </w:rPr>
+                                  <w:t>一（1）班</w:t>
+                                </w:r>
+                              </w:p>
+                              <w:p>
+                                <w:pPr>
+                                  <w:spacing w:line="440" w:lineRule="exact"/>
+                                  <w:ind w:firstLine="105" w:firstLineChars="50"/>
+                                  <w:jc w:val="center"/>
+                                  <w:rPr>
+                                    <w:rFonts w:hint="eastAsia"/>
+                                    <w:lang w:val="en-US" w:eastAsia="zh-CN"/>
+                                  </w:rPr>
+                                </w:pPr>
+                                <w:r>
+                                  <w:rPr>
+                                    <w:rFonts w:hint="eastAsia"/>
+                                    <w:lang w:val="en-US" w:eastAsia="zh-CN"/>
+                                  </w:rPr>
+                                  <w:t>程昀熙</w:t>
+                                </w:r>
+                              </w:p>
+                              <w:p>
+                                <w:pPr>
+                                  <w:spacing w:line="440" w:lineRule="exact"/>
+                                  <w:ind w:firstLine="105" w:firstLineChars="50"/>
+                                  <w:jc w:val="center"/>
+                                  <w:rPr>
+                                    <w:rFonts w:ascii="Times New Roman" w:hAnsi="Times New Roman" w:eastAsia="宋体" w:cs="Times New Roman"/>
+                                  </w:rPr>
+                                </w:pPr>
+                                <w:r>
+                                  <w:rPr>
+                                    <w:rFonts w:hint="eastAsia" w:ascii="Times New Roman" w:hAnsi="Times New Roman" w:eastAsia="宋体" w:cs="Times New Roman"/>
+                                  </w:rPr>
+                                  <w:t>33号</w:t>
+                                </w:r>
+                              </w:p>
+                            </w:txbxContent>
+                          </wps:txbx>
+                          <wps:bodyPr rot="0" spcFirstLastPara="0" vertOverflow="overflow" horzOverflow="overflow" vert="horz" wrap="square" lIns="91440" tIns="45720" rIns="91440" bIns="45720" numCol="1" spcCol="0" rtlCol="0" fromWordArt="0" anchor="t" anchorCtr="0" forceAA="0" compatLnSpc="1">
+                            <a:noAutofit/>
+                          </wps:bodyPr>
+                        </wps:wsp>
+                      </wpg:grpSp>
+                      <wpg:grpSp>
+                        <wpg:cNvPr id="283" name="组合 17"/>
+                        <wpg:cNvGrpSpPr/>
+                        <wpg:grpSpPr>
+                          <a:xfrm>
+                            <a:off x="7417" y="1725"/>
+                            <a:ext cx="1982" cy="1992"/>
+                            <a:chOff x="3427" y="1725"/>
+                            <a:chExt cx="1982" cy="1992"/>
+                          </a:xfrm>
+                        </wpg:grpSpPr>
+                        <wpg:grpSp>
+                          <wpg:cNvPr id="284" name="组合 6"/>
+                          <wpg:cNvGrpSpPr/>
+                          <wpg:grpSpPr>
+                            <a:xfrm>
+                              <a:off x="3429" y="1798"/>
+                              <a:ext cx="1980" cy="1872"/>
+                              <a:chOff x="1980" y="1440"/>
+                              <a:chExt cx="1980" cy="1872"/>
+                            </a:xfrm>
+                          </wpg:grpSpPr>
+                          <wpg:grpSp>
+                            <wpg:cNvPr id="285" name="组合 4"/>
+                            <wpg:cNvGrpSpPr/>
+                            <wpg:grpSpPr>
+                              <a:xfrm>
+                                <a:off x="1980" y="1440"/>
+                                <a:ext cx="1980" cy="1872"/>
+                                <a:chOff x="1980" y="1437"/>
+                                <a:chExt cx="1980" cy="1872"/>
+                              </a:xfrm>
+                            </wpg:grpSpPr>
+                            <wps:wsp>
+                              <wps:cNvPr id="286" name="圆角矩形 1"/>
+                              <wps:cNvSpPr/>
+                              <wps:spPr>
+                                <a:xfrm>
+                                  <a:off x="1980" y="1437"/>
+                                  <a:ext cx="1980" cy="1872"/>
+                                </a:xfrm>
+                                <a:prstGeom prst="roundRect">
+                                  <a:avLst>
+                                    <a:gd name="adj" fmla="val 16667"/>
+                                  </a:avLst>
+                                </a:prstGeom>
+                                <a:solidFill>
+                                  <a:srgbClr val="FFFFFF"/>
+                                </a:solidFill>
+                                <a:ln w="9525" cap="flat" cmpd="sng">
+                                  <a:solidFill>
+                                    <a:srgbClr val="000000"/>
+                                  </a:solidFill>
+                                  <a:prstDash val="solid"/>
+                                  <a:headEnd type="none" w="med" len="med"/>
+                                  <a:tailEnd type="none" w="med" len="med"/>
+                                </a:ln>
+                              </wps:spPr>
+                              <wps:bodyPr upright="1"/>
+                            </wps:wsp>
+                            <wps:wsp>
+                              <wps:cNvPr id="287" name="直接连接符 2"/>
+                              <wps:cNvCnPr/>
+                              <wps:spPr>
+                                <a:xfrm>
+                                  <a:off x="1980" y="1917"/>
+                                  <a:ext cx="1980" cy="0"/>
+                                </a:xfrm>
+                                <a:prstGeom prst="line">
+                                  <a:avLst/>
+                                </a:prstGeom>
+                                <a:ln w="9525" cap="flat" cmpd="sng">
+                                  <a:solidFill>
+                                    <a:srgbClr val="000000"/>
+                                  </a:solidFill>
+                                  <a:prstDash val="solid"/>
+                                  <a:headEnd type="none" w="med" len="med"/>
+                                  <a:tailEnd type="none" w="med" len="med"/>
+                                </a:ln>
+                              </wps:spPr>
+                              <wps:bodyPr/>
+                            </wps:wsp>
+                            <wps:wsp>
+                              <wps:cNvPr id="288" name="直接连接符 3"/>
+                              <wps:cNvCnPr/>
+                              <wps:spPr>
+                                <a:xfrm>
+                                  <a:off x="1980" y="2844"/>
+                                  <a:ext cx="1980" cy="0"/>
+                                </a:xfrm>
+                                <a:prstGeom prst="line">
+                                  <a:avLst/>
+                                </a:prstGeom>
+                                <a:ln w="9525" cap="flat" cmpd="sng">
+                                  <a:solidFill>
+                                    <a:srgbClr val="000000"/>
+                                  </a:solidFill>
+                                  <a:prstDash val="solid"/>
+                                  <a:headEnd type="none" w="med" len="med"/>
+                                  <a:tailEnd type="none" w="med" len="med"/>
+                                </a:ln>
+                              </wps:spPr>
+                              <wps:bodyPr/>
+                            </wps:wsp>
+                          </wpg:grpSp>
+                          <wps:wsp>
+                            <wps:cNvPr id="289" name="直接连接符 5"/>
+                            <wps:cNvCnPr/>
+                            <wps:spPr>
+                              <a:xfrm>
+                                <a:off x="1980" y="2376"/>
+                                <a:ext cx="1980" cy="0"/>
+                              </a:xfrm>
+                              <a:prstGeom prst="line">
+                                <a:avLst/>
+                              </a:prstGeom>
+                              <a:ln w="9525" cap="flat" cmpd="sng">
+                                <a:solidFill>
+                                  <a:srgbClr val="000000"/>
+                                </a:solidFill>
+                                <a:prstDash val="solid"/>
+                                <a:headEnd type="none" w="med" len="med"/>
+                                <a:tailEnd type="none" w="med" len="med"/>
+                              </a:ln>
+                            </wps:spPr>
+                            <wps:bodyPr/>
+                          </wps:wsp>
+                        </wpg:grpSp>
+                        <wps:wsp>
+                          <wps:cNvPr id="290" name="文本框 7"/>
+                          <wps:cNvSpPr txBox="1"/>
+                          <wps:spPr>
+                            <a:xfrm>
+                              <a:off x="3427" y="1725"/>
+                              <a:ext cx="1845" cy="1993"/>
+                            </a:xfrm>
+                            <a:prstGeom prst="rect">
+                              <a:avLst/>
+                            </a:prstGeom>
+                            <a:noFill/>
+                            <a:ln w="6350">
+                              <a:noFill/>
+                            </a:ln>
+                          </wps:spPr>
+                          <wps:style>
+                            <a:lnRef idx="0">
+                              <a:schemeClr val="accent1"/>
+                            </a:lnRef>
+                            <a:fillRef idx="0">
+                              <a:schemeClr val="accent1"/>
+                            </a:fillRef>
+                            <a:effectRef idx="0">
+                              <a:schemeClr val="accent1"/>
+                            </a:effectRef>
+                            <a:fontRef idx="minor">
+                              <a:schemeClr val="dk1"/>
+                            </a:fontRef>
+                          </wps:style>
+                          <wps:txbx>
+                            <w:txbxContent>
+                              <w:p>
+                                <w:pPr>
+                                  <w:spacing w:line="440" w:lineRule="exact"/>
+                                  <w:ind w:firstLine="105" w:firstLineChars="50"/>
+                                  <w:jc w:val="center"/>
+                                  <w:rPr>
+                                    <w:rFonts w:ascii="Times New Roman" w:hAnsi="Times New Roman" w:eastAsia="宋体" w:cs="Times New Roman"/>
+                                  </w:rPr>
+                                </w:pPr>
+                                <w:r>
+                                  <w:rPr>
+                                    <w:rFonts w:hint="eastAsia" w:ascii="Times New Roman" w:hAnsi="Times New Roman" w:eastAsia="宋体" w:cs="Times New Roman"/>
+                                  </w:rPr>
+                                  <w:t>上南实验小学</w:t>
+                                </w:r>
+                              </w:p>
+                              <w:p>
+                                <w:pPr>
+                                  <w:spacing w:line="480" w:lineRule="exact"/>
+                                  <w:ind w:firstLine="210" w:firstLineChars="100"/>
+                                  <w:jc w:val="center"/>
+                                </w:pPr>
+                                <w:r>
+                                  <w:rPr>
+                                    <w:rFonts w:hint="eastAsia"/>
+                                    <w:lang w:eastAsia="zh-CN"/>
+                                  </w:rPr>
+                                  <w:t>一（1）班</w:t>
+                                </w:r>
+                              </w:p>
+                              <w:p>
+                                <w:pPr>
+                                  <w:spacing w:line="440" w:lineRule="exact"/>
+                                  <w:ind w:firstLine="105" w:firstLineChars="50"/>
+                                  <w:jc w:val="center"/>
+                                  <w:rPr>
+                                    <w:rFonts w:hint="eastAsia"/>
+                                    <w:lang w:val="en-US" w:eastAsia="zh-CN"/>
+                                  </w:rPr>
+                                </w:pPr>
+                                <w:r>
+                                  <w:rPr>
+                                    <w:rFonts w:hint="eastAsia"/>
+                                    <w:lang w:val="en-US" w:eastAsia="zh-CN"/>
+                                  </w:rPr>
+                                  <w:t>郭晓苒</w:t>
+                                </w:r>
+                              </w:p>
+                              <w:p>
+                                <w:pPr>
+                                  <w:spacing w:line="440" w:lineRule="exact"/>
+                                  <w:ind w:firstLine="105" w:firstLineChars="50"/>
+                                  <w:jc w:val="center"/>
+                                  <w:rPr>
+                                    <w:rFonts w:ascii="Times New Roman" w:hAnsi="Times New Roman" w:eastAsia="宋体" w:cs="Times New Roman"/>
+                                  </w:rPr>
+                                </w:pPr>
+                                <w:r>
+                                  <w:rPr>
+                                    <w:rFonts w:hint="eastAsia" w:ascii="Times New Roman" w:hAnsi="Times New Roman" w:eastAsia="宋体" w:cs="Times New Roman"/>
+                                  </w:rPr>
+                                  <w:t>34号</w:t>
+                                </w:r>
+                              </w:p>
+                            </w:txbxContent>
+                          </wps:txbx>
+                          <wps:bodyPr rot="0" spcFirstLastPara="0" vertOverflow="overflow" horzOverflow="overflow" vert="horz" wrap="square" lIns="91440" tIns="45720" rIns="91440" bIns="45720" numCol="1" spcCol="0" rtlCol="0" fromWordArt="0" anchor="t" anchorCtr="0" forceAA="0" compatLnSpc="1">
+                            <a:noAutofit/>
+                          </wps:bodyPr>
+                        </wps:wsp>
+                      </wpg:grpSp>
+                      <wpg:grpSp>
+                        <wpg:cNvPr id="291" name="组合 25"/>
+                        <wpg:cNvGrpSpPr/>
+                        <wpg:grpSpPr>
+                          <a:xfrm>
+                            <a:off x="9412" y="1725"/>
+                            <a:ext cx="1982" cy="1992"/>
+                            <a:chOff x="3427" y="1725"/>
+                            <a:chExt cx="1982" cy="1992"/>
+                          </a:xfrm>
+                        </wpg:grpSpPr>
+                        <wpg:grpSp>
+                          <wpg:cNvPr id="292" name="组合 6"/>
+                          <wpg:cNvGrpSpPr/>
+                          <wpg:grpSpPr>
+                            <a:xfrm>
+                              <a:off x="3429" y="1798"/>
+                              <a:ext cx="1980" cy="1872"/>
+                              <a:chOff x="1980" y="1440"/>
+                              <a:chExt cx="1980" cy="1872"/>
+                            </a:xfrm>
+                          </wpg:grpSpPr>
+                          <wpg:grpSp>
+                            <wpg:cNvPr id="293" name="组合 4"/>
+                            <wpg:cNvGrpSpPr/>
+                            <wpg:grpSpPr>
+                              <a:xfrm>
+                                <a:off x="1980" y="1440"/>
+                                <a:ext cx="1980" cy="1872"/>
+                                <a:chOff x="1980" y="1437"/>
+                                <a:chExt cx="1980" cy="1872"/>
+                              </a:xfrm>
+                            </wpg:grpSpPr>
+                            <wps:wsp>
+                              <wps:cNvPr id="294" name="圆角矩形 1"/>
+                              <wps:cNvSpPr/>
+                              <wps:spPr>
+                                <a:xfrm>
+                                  <a:off x="1980" y="1437"/>
+                                  <a:ext cx="1980" cy="1872"/>
+                                </a:xfrm>
+                                <a:prstGeom prst="roundRect">
+                                  <a:avLst>
+                                    <a:gd name="adj" fmla="val 16667"/>
+                                  </a:avLst>
+                                </a:prstGeom>
+                                <a:solidFill>
+                                  <a:srgbClr val="FFFFFF"/>
+                                </a:solidFill>
+                                <a:ln w="9525" cap="flat" cmpd="sng">
+                                  <a:solidFill>
+                                    <a:srgbClr val="000000"/>
+                                  </a:solidFill>
+                                  <a:prstDash val="solid"/>
+                                  <a:headEnd type="none" w="med" len="med"/>
+                                  <a:tailEnd type="none" w="med" len="med"/>
+                                </a:ln>
+                              </wps:spPr>
+                              <wps:bodyPr upright="1"/>
+                            </wps:wsp>
+                            <wps:wsp>
+                              <wps:cNvPr id="295" name="直接连接符 2"/>
+                              <wps:cNvCnPr/>
+                              <wps:spPr>
+                                <a:xfrm>
+                                  <a:off x="1980" y="1917"/>
+                                  <a:ext cx="1980" cy="0"/>
+                                </a:xfrm>
+                                <a:prstGeom prst="line">
+                                  <a:avLst/>
+                                </a:prstGeom>
+                                <a:ln w="9525" cap="flat" cmpd="sng">
+                                  <a:solidFill>
+                                    <a:srgbClr val="000000"/>
+                                  </a:solidFill>
+                                  <a:prstDash val="solid"/>
+                                  <a:headEnd type="none" w="med" len="med"/>
+                                  <a:tailEnd type="none" w="med" len="med"/>
+                                </a:ln>
+                              </wps:spPr>
+                              <wps:bodyPr/>
+                            </wps:wsp>
+                            <wps:wsp>
+                              <wps:cNvPr id="296" name="直接连接符 3"/>
+                              <wps:cNvCnPr/>
+                              <wps:spPr>
+                                <a:xfrm>
+                                  <a:off x="1980" y="2844"/>
+                                  <a:ext cx="1980" cy="0"/>
+                                </a:xfrm>
+                                <a:prstGeom prst="line">
+                                  <a:avLst/>
+                                </a:prstGeom>
+                                <a:ln w="9525" cap="flat" cmpd="sng">
+                                  <a:solidFill>
+                                    <a:srgbClr val="000000"/>
+                                  </a:solidFill>
+                                  <a:prstDash val="solid"/>
+                                  <a:headEnd type="none" w="med" len="med"/>
+                                  <a:tailEnd type="none" w="med" len="med"/>
+                                </a:ln>
+                              </wps:spPr>
+                              <wps:bodyPr/>
+                            </wps:wsp>
+                          </wpg:grpSp>
+                          <wps:wsp>
+                            <wps:cNvPr id="297" name="直接连接符 5"/>
+                            <wps:cNvCnPr/>
+                            <wps:spPr>
+                              <a:xfrm>
+                                <a:off x="1980" y="2376"/>
+                                <a:ext cx="1980" cy="0"/>
+                              </a:xfrm>
+                              <a:prstGeom prst="line">
+                                <a:avLst/>
+                              </a:prstGeom>
+                              <a:ln w="9525" cap="flat" cmpd="sng">
+                                <a:solidFill>
+                                  <a:srgbClr val="000000"/>
+                                </a:solidFill>
+                                <a:prstDash val="solid"/>
+                                <a:headEnd type="none" w="med" len="med"/>
+                                <a:tailEnd type="none" w="med" len="med"/>
+                              </a:ln>
+                            </wps:spPr>
+                            <wps:bodyPr/>
+                          </wps:wsp>
+                        </wpg:grpSp>
+                        <wps:wsp>
+                          <wps:cNvPr id="298" name="文本框 7"/>
+                          <wps:cNvSpPr txBox="1"/>
+                          <wps:spPr>
+                            <a:xfrm>
+                              <a:off x="3427" y="1725"/>
+                              <a:ext cx="1845" cy="1993"/>
+                            </a:xfrm>
+                            <a:prstGeom prst="rect">
+                              <a:avLst/>
+                            </a:prstGeom>
+                            <a:noFill/>
+                            <a:ln w="6350">
+                              <a:noFill/>
+                            </a:ln>
+                          </wps:spPr>
+                          <wps:style>
+                            <a:lnRef idx="0">
+                              <a:schemeClr val="accent1"/>
+                            </a:lnRef>
+                            <a:fillRef idx="0">
+                              <a:schemeClr val="accent1"/>
+                            </a:fillRef>
+                            <a:effectRef idx="0">
+                              <a:schemeClr val="accent1"/>
+                            </a:effectRef>
+                            <a:fontRef idx="minor">
+                              <a:schemeClr val="dk1"/>
+                            </a:fontRef>
+                          </wps:style>
+                          <wps:txbx>
+                            <w:txbxContent>
+                              <w:p>
+                                <w:pPr>
+                                  <w:spacing w:line="440" w:lineRule="exact"/>
+                                  <w:ind w:firstLine="105" w:firstLineChars="50"/>
+                                  <w:jc w:val="center"/>
+                                  <w:rPr>
+                                    <w:rFonts w:ascii="Times New Roman" w:hAnsi="Times New Roman" w:eastAsia="宋体" w:cs="Times New Roman"/>
+                                  </w:rPr>
+                                </w:pPr>
+                                <w:r>
+                                  <w:rPr>
+                                    <w:rFonts w:hint="eastAsia" w:ascii="Times New Roman" w:hAnsi="Times New Roman" w:eastAsia="宋体" w:cs="Times New Roman"/>
+                                  </w:rPr>
+                                  <w:t>上南实验小学</w:t>
+                                </w:r>
+                              </w:p>
+                              <w:p>
+                                <w:pPr>
+                                  <w:spacing w:line="480" w:lineRule="exact"/>
+                                  <w:ind w:firstLine="210" w:firstLineChars="100"/>
+                                  <w:jc w:val="center"/>
+                                </w:pPr>
+                                <w:r>
+                                  <w:rPr>
+                                    <w:rFonts w:hint="eastAsia"/>
+                                    <w:lang w:eastAsia="zh-CN"/>
+                                  </w:rPr>
+                                  <w:t>一（1）班</w:t>
+                                </w:r>
+                              </w:p>
+                              <w:p>
+                                <w:pPr>
+                                  <w:spacing w:line="440" w:lineRule="exact"/>
+                                  <w:ind w:firstLine="105" w:firstLineChars="50"/>
+                                  <w:jc w:val="center"/>
+                                  <w:rPr>
+                                    <w:rFonts w:hint="default"/>
+                                    <w:lang w:val="en-US" w:eastAsia="zh-CN"/>
+                                  </w:rPr>
+                                </w:pPr>
+                                <w:r>
+                                  <w:rPr>
+                                    <w:rFonts w:hint="eastAsia"/>
+                                    <w:lang w:val="en-US" w:eastAsia="zh-CN"/>
+                                  </w:rPr>
+                                  <w:t>朱彦</w:t>
+                                </w:r>
+                              </w:p>
+                              <w:p>
+                                <w:pPr>
+                                  <w:spacing w:line="440" w:lineRule="exact"/>
+                                  <w:ind w:firstLine="105" w:firstLineChars="50"/>
+                                  <w:jc w:val="center"/>
+                                  <w:rPr>
+                                    <w:rFonts w:ascii="Times New Roman" w:hAnsi="Times New Roman" w:eastAsia="宋体" w:cs="Times New Roman"/>
+                                  </w:rPr>
+                                </w:pPr>
+                                <w:r>
+                                  <w:rPr>
+                                    <w:rFonts w:hint="eastAsia" w:ascii="Times New Roman" w:hAnsi="Times New Roman" w:eastAsia="宋体" w:cs="Times New Roman"/>
+                                  </w:rPr>
+                                  <w:t>35号</w:t>
+                                </w:r>
+                              </w:p>
+                            </w:txbxContent>
+                          </wps:txbx>
+                          <wps:bodyPr rot="0" spcFirstLastPara="0" vertOverflow="overflow" horzOverflow="overflow" vert="horz" wrap="square" lIns="91440" tIns="45720" rIns="91440" bIns="45720" numCol="1" spcCol="0" rtlCol="0" fromWordArt="0" anchor="t" anchorCtr="0" forceAA="0" compatLnSpc="1">
+                            <a:noAutofit/>
+                          </wps:bodyPr>
+                        </wps:wsp>
+                      </wpg:grpSp>
+                    </wpg:wgp>
+                  </a:graphicData>
+                </a:graphic>
+              </wp:anchor>
+            </w:drawing>
+          </mc:Choice>
+          <mc:Fallback>
+            <w:pict>
+              <v:group id="_x0000_s1026" o:spid="_x0000_s1026" o:spt="203" style="position:absolute;left:0pt;margin-left:-1.6pt;margin-top:378.1pt;height:99.6pt;width:398.35pt;z-index:-251653120;mso-width-relative:page;mso-height-relative:page;" coordorigin="3427,1725" coordsize="7967,1992" o:gfxdata="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">
+                <o:lock v:ext="edit" aspectratio="f"/>
+                <v:group id="组合 8" o:spid="_x0000_s1026" o:spt="203" style="position:absolute;left:3427;top:1725;height:1992;width:1982;" coordorigin="3427,1725" coordsize="1982,1992" o:gfxdata="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">
+                  <o:lock v:ext="edit" aspectratio="f"/>
+                  <v:group id="组合 6" o:spid="_x0000_s1026" o:spt="203" style="position:absolute;left:3429;top:1798;height:1872;width:1980;" coordorigin="1980,1440" coordsize="1980,1872" o:gfxdata="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">
+                    <o:lock v:ext="edit" aspectratio="f"/>
+                    <v:group id="组合 4" o:spid="_x0000_s1026" o:spt="203" style="position:absolute;left:1980;top:1440;height:1872;width:1980;" coordorigin="1980,1437" coordsize="1980,1872" o:gfxdata="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">
+                      <o:lock v:ext="edit" aspectratio="f"/>
+                      <v:roundrect id="圆角矩形 1" o:spid="_x0000_s1026" o:spt="2" style="position:absolute;left:1980;top:1437;height:1872;width:1980;" fillcolor="#FFFFFF" filled="t" stroked="t" coordsize="21600,21600" arcsize="0.166666666666667" o:gfxdata="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">
+                        <v:fill on="t" focussize="0,0"/>
+                        <v:stroke color="#000000" joinstyle="round"/>
+                        <v:imagedata o:title=""/>
+                        <o:lock v:ext="edit" aspectratio="f"/>
+                      </v:roundrect>
+                      <v:line id="直接连接符 2" o:spid="_x0000_s1026" o:spt="20" style="position:absolute;left:1980;top:1917;height:0;width:1980;" filled="f" stroked="t" coordsize="21600,21600" o:gfxdata="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">
+                        <v:fill on="f" focussize="0,0"/>
+                        <v:stroke color="#000000" joinstyle="round"/>
+                        <v:imagedata o:title=""/>
+                        <o:lock v:ext="edit" aspectratio="f"/>
+                      </v:line>
+                      <v:line id="直接连接符 3" o:spid="_x0000_s1026" o:spt="20" style="position:absolute;left:1980;top:2844;height:0;width:1980;" filled="f" stroked="t" coordsize="21600,21600" o:gfxdata="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">
+                        <v:fill on="f" focussize="0,0"/>
+                        <v:stroke color="#000000" joinstyle="round"/>
+                        <v:imagedata o:title=""/>
+                        <o:lock v:ext="edit" aspectratio="f"/>
+                      </v:line>
+                    </v:group>
+                    <v:line id="直接连接符 5" o:spid="_x0000_s1026" o:spt="20" style="position:absolute;left:1980;top:2376;height:0;width:1980;" filled="f" stroked="t" coordsize="21600,21600" o:gfxdata="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">
+                      <v:fill on="f" focussize="0,0"/>
+                      <v:stroke color="#000000" joinstyle="round"/>
+                      <v:imagedata o:title=""/>
+                      <o:lock v:ext="edit" aspectratio="f"/>
+                    </v:line>
+                  </v:group>
+                  <v:shape id="文本框 7" o:spid="_x0000_s1026" o:spt="202" type="#_x0000_t202" style="position:absolute;left:3427;top:1725;height:1993;width:1845;" filled="f" stroked="f" coordsize="21600,21600" o:gfxdata="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">
+                    <v:fill on="f" focussize="0,0"/>
+                    <v:stroke on="f" weight="0.5pt"/>
+                    <v:imagedata o:title=""/>
+                    <o:lock v:ext="edit" aspectratio="f"/>
+                    <v:textbox>
+                      <w:txbxContent>
+                        <w:p>
+                          <w:pPr>
+                            <w:spacing w:line="440" w:lineRule="exact"/>
+                            <w:ind w:firstLine="105" w:firstLineChars="50"/>
+                            <w:jc w:val="center"/>
+                            <w:rPr>
+                              <w:rFonts w:ascii="Times New Roman" w:hAnsi="Times New Roman" w:eastAsia="宋体" w:cs="Times New Roman"/>
+                            </w:rPr>
+                          </w:pPr>
+                          <w:r>
+                            <w:rPr>
+                              <w:rFonts w:hint="eastAsia" w:ascii="Times New Roman" w:hAnsi="Times New Roman" w:eastAsia="宋体" w:cs="Times New Roman"/>
+                            </w:rPr>
+                            <w:t>上南实验小学</w:t>
+                          </w:r>
+                        </w:p>
+                        <w:p>
+                          <w:pPr>
+                            <w:spacing w:line="480" w:lineRule="exact"/>
+                            <w:ind w:firstLine="210" w:firstLineChars="100"/>
+                            <w:jc w:val="center"/>
+                          </w:pPr>
+                          <w:r>
+                            <w:rPr>
+                              <w:rFonts w:hint="eastAsia"/>
+                              <w:lang w:eastAsia="zh-CN"/>
+                            </w:rPr>
+                            <w:t>一（1）班</w:t>
+                          </w:r>
+                        </w:p>
+                        <w:p>
+                          <w:pPr>
+                            <w:spacing w:line="440" w:lineRule="exact"/>
+                            <w:ind w:firstLine="110" w:firstLineChars="50"/>
+                            <w:jc w:val="center"/>
+                            <w:rPr>
+                              <w:rFonts w:hint="eastAsia" w:ascii="宋体" w:hAnsi="宋体" w:eastAsia="宋体" w:cs="宋体"/>
+                              <w:i w:val="0"/>
+                              <w:color w:val="000000"/>
+                              <w:kern w:val="0"/>
+                              <w:sz w:val="22"/>
+                              <w:szCs w:val="22"/>
+                              <w:u w:val="none"/>
+                              <w:lang w:val="en-US" w:eastAsia="zh-CN" w:bidi="ar"/>
+                            </w:rPr>
+                          </w:pPr>
+                          <w:r>
+                            <w:rPr>
+                              <w:rFonts w:hint="eastAsia" w:ascii="宋体" w:hAnsi="宋体" w:eastAsia="宋体" w:cs="宋体"/>
+                              <w:i w:val="0"/>
+                              <w:color w:val="000000"/>
+                              <w:kern w:val="0"/>
+                              <w:sz w:val="22"/>
+                              <w:szCs w:val="22"/>
+                              <w:u w:val="none"/>
+                              <w:lang w:val="en-US" w:eastAsia="zh-CN" w:bidi="ar"/>
+                            </w:rPr>
+                            <w:t>高诗恩</w:t>
+                          </w:r>
+                        </w:p>
+                        <w:p>
+                          <w:pPr>
+                            <w:spacing w:line="440" w:lineRule="exact"/>
+                            <w:ind w:firstLine="105" w:firstLineChars="50"/>
+                            <w:jc w:val="center"/>
+                            <w:rPr>
+                              <w:rFonts w:ascii="Times New Roman" w:hAnsi="Times New Roman" w:eastAsia="宋体" w:cs="Times New Roman"/>
+                            </w:rPr>
+                          </w:pPr>
+                          <w:r>
+                            <w:rPr>
+                              <w:rFonts w:hint="eastAsia" w:ascii="Times New Roman" w:hAnsi="Times New Roman" w:eastAsia="宋体" w:cs="Times New Roman"/>
+                            </w:rPr>
+                            <w:t>32号</w:t>
+                          </w:r>
+                        </w:p>
+                      </w:txbxContent>
+                    </v:textbox>
+                  </v:shape>
+                </v:group>
+                <v:group id="组合 9" o:spid="_x0000_s1026" o:spt="203" style="position:absolute;left:5422;top:1725;height:1992;width:1982;" coordorigin="3427,1725" coordsize="1982,1992" o:gfxdata="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">
+                  <o:lock v:ext="edit" aspectratio="f"/>
+                  <v:group id="组合 6" o:spid="_x0000_s1026" o:spt="203" style="position:absolute;left:3429;top:1798;height:1872;width:1980;" coordorigin="1980,1440" coordsize="1980,1872" o:gfxdata="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">
+                    <o:lock v:ext="edit" aspectratio="f"/>
+                    <v:group id="组合 4" o:spid="_x0000_s1026" o:spt="203" style="position:absolute;left:1980;top:1440;height:1872;width:1980;" coordorigin="1980,1437" coordsize="1980,1872" o:gfxdata="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">
+                      <o:lock v:ext="edit" aspectratio="f"/>
+                      <v:roundrect id="圆角矩形 1" o:spid="_x0000_s1026" o:spt="2" style="position:absolute;left:1980;top:1437;height:1872;width:1980;" fillcolor="#FFFFFF" filled="t" stroked="t" coordsize="21600,21600" arcsize="0.166666666666667" o:gfxdata="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">
+                        <v:fill on="t" focussize="0,0"/>
+                        <v:stroke color="#000000" joinstyle="round"/>
+                        <v:imagedata o:title=""/>
+                        <o:lock v:ext="edit" aspectratio="f"/>
+                      </v:roundrect>
+                      <v:line id="直接连接符 2" o:spid="_x0000_s1026" o:spt="20" style="position:absolute;left:1980;top:1917;height:0;width:1980;" filled="f" stroked="t" coordsize="21600,21600" o:gfxdata="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">
+                        <v:fill on="f" focussize="0,0"/>
+                        <v:stroke color="#000000" joinstyle="round"/>
+                        <v:imagedata o:title=""/>
+                        <o:lock v:ext="edit" aspectratio="f"/>
+                      </v:line>
+                      <v:line id="直接连接符 3" o:spid="_x0000_s1026" o:spt="20" style="position:absolute;left:1980;top:2844;height:0;width:1980;" filled="f" stroked="t" coordsize="21600,21600" o:gfxdata="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">
+                        <v:fill on="f" focussize="0,0"/>
+                        <v:stroke color="#000000" joinstyle="round"/>
+                        <v:imagedata o:title=""/>
+                        <o:lock v:ext="edit" aspectratio="f"/>
+                      </v:line>
+                    </v:group>
+                    <v:line id="直接连接符 5" o:spid="_x0000_s1026" o:spt="20" style="position:absolute;left:1980;top:2376;height:0;width:1980;" filled="f" stroked="t" coordsize="21600,21600" o:gfxdata="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">
+                      <v:fill on="f" focussize="0,0"/>
+                      <v:stroke color="#000000" joinstyle="round"/>
+                      <v:imagedata o:title=""/>
+                      <o:lock v:ext="edit" aspectratio="f"/>
+                    </v:line>
+                  </v:group>
+                  <v:shape id="文本框 7" o:spid="_x0000_s1026" o:spt="202" type="#_x0000_t202" style="position:absolute;left:3427;top:1725;height:1993;width:1845;" filled="f" stroked="f" coordsize="21600,21600" o:gfxdata="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">
+                    <v:fill on="f" focussize="0,0"/>
+                    <v:stroke on="f" weight="0.5pt"/>
+                    <v:imagedata o:title=""/>
+                    <o:lock v:ext="edit" aspectratio="f"/>
+                    <v:textbox>
+                      <w:txbxContent>
+                        <w:p>
+                          <w:pPr>
+                            <w:spacing w:line="440" w:lineRule="exact"/>
+                            <w:ind w:firstLine="105" w:firstLineChars="50"/>
+                            <w:jc w:val="center"/>
+                            <w:rPr>
+                              <w:rFonts w:ascii="Times New Roman" w:hAnsi="Times New Roman" w:eastAsia="宋体" w:cs="Times New Roman"/>
+                            </w:rPr>
+                          </w:pPr>
+                          <w:r>
+                            <w:rPr>
+                              <w:rFonts w:hint="eastAsia" w:ascii="Times New Roman" w:hAnsi="Times New Roman" w:eastAsia="宋体" w:cs="Times New Roman"/>
+                            </w:rPr>
+                            <w:t>上南实验小学</w:t>
+                          </w:r>
+                        </w:p>
+                        <w:p>
+                          <w:pPr>
+                            <w:spacing w:line="480" w:lineRule="exact"/>
+                            <w:ind w:firstLine="210" w:firstLineChars="100"/>
+                            <w:jc w:val="center"/>
+                          </w:pPr>
+                          <w:r>
+                            <w:rPr>
+                              <w:rFonts w:hint="eastAsia"/>
+                              <w:lang w:eastAsia="zh-CN"/>
+                            </w:rPr>
+                            <w:t>一（1）班</w:t>
+                          </w:r>
+                        </w:p>
+                        <w:p>
+                          <w:pPr>
+                            <w:spacing w:line="440" w:lineRule="exact"/>
+                            <w:ind w:firstLine="105" w:firstLineChars="50"/>
+                            <w:jc w:val="center"/>
+                            <w:rPr>
+                              <w:rFonts w:hint="eastAsia"/>
+                              <w:lang w:val="en-US" w:eastAsia="zh-CN"/>
+                            </w:rPr>
+                          </w:pPr>
+                          <w:r>
+                            <w:rPr>
+                              <w:rFonts w:hint="eastAsia"/>
+                              <w:lang w:val="en-US" w:eastAsia="zh-CN"/>
+                            </w:rPr>
+                            <w:t>程昀熙</w:t>
+                          </w:r>
+                        </w:p>
+                        <w:p>
+                          <w:pPr>
+                            <w:spacing w:line="440" w:lineRule="exact"/>
+                            <w:ind w:firstLine="105" w:firstLineChars="50"/>
+                            <w:jc w:val="center"/>
+                            <w:rPr>
+                              <w:rFonts w:ascii="Times New Roman" w:hAnsi="Times New Roman" w:eastAsia="宋体" w:cs="Times New Roman"/>
+                            </w:rPr>
+                          </w:pPr>
+                          <w:r>
+                            <w:rPr>
+                              <w:rFonts w:hint="eastAsia" w:ascii="Times New Roman" w:hAnsi="Times New Roman" w:eastAsia="宋体" w:cs="Times New Roman"/>
+                            </w:rPr>
+                            <w:t>33号</w:t>
+                          </w:r>
+                        </w:p>
+                      </w:txbxContent>
+                    </v:textbox>
+                  </v:shape>
+                </v:group>
+                <v:group id="组合 17" o:spid="_x0000_s1026" o:spt="203" style="position:absolute;left:7417;top:1725;height:1992;width:1982;" coordorigin="3427,1725" coordsize="1982,1992" o:gfxdata="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">
+                  <o:lock v:ext="edit" aspectratio="f"/>
+                  <v:group id="组合 6" o:spid="_x0000_s1026" o:spt="203" style="position:absolute;left:3429;top:1798;height:1872;width:1980;" coordorigin="1980,1440" coordsize="1980,1872" o:gfxdata="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">
+                    <o:lock v:ext="edit" aspectratio="f"/>
+                    <v:group id="组合 4" o:spid="_x0000_s1026" o:spt="203" style="position:absolute;left:1980;top:1440;height:1872;width:1980;" coordorigin="1980,1437" coordsize="1980,1872" o:gfxdata="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">
+                      <o:lock v:ext="edit" aspectratio="f"/>
+                      <v:roundrect id="圆角矩形 1" o:spid="_x0000_s1026" o:spt="2" style="position:absolute;left:1980;top:1437;height:1872;width:1980;" fillcolor="#FFFFFF" filled="t" stroked="t" coordsize="21600,21600" arcsize="0.166666666666667" o:gfxdata="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">
+                        <v:fill on="t" focussize="0,0"/>
+                        <v:stroke color="#000000" joinstyle="round"/>
+                        <v:imagedata o:title=""/>
+                        <o:lock v:ext="edit" aspectratio="f"/>
+                      </v:roundrect>
+                      <v:line id="直接连接符 2" o:spid="_x0000_s1026" o:spt="20" style="position:absolute;left:1980;top:1917;height:0;width:1980;" filled="f" stroked="t" coordsize="21600,21600" o:gfxdata="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">
+                        <v:fill on="f" focussize="0,0"/>
+                        <v:stroke color="#000000" joinstyle="round"/>
+                        <v:imagedata o:title=""/>
+                        <o:lock v:ext="edit" aspectratio="f"/>
+                      </v:line>
+                      <v:line id="直接连接符 3" o:spid="_x0000_s1026" o:spt="20" style="position:absolute;left:1980;top:2844;height:0;width:1980;" filled="f" stroked="t" coordsize="21600,21600" o:gfxdata="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">
+                        <v:fill on="f" focussize="0,0"/>
+                        <v:stroke color="#000000" joinstyle="round"/>
+                        <v:imagedata o:title=""/>
+                        <o:lock v:ext="edit" aspectratio="f"/>
+                      </v:line>
+                    </v:group>
+                    <v:line id="直接连接符 5" o:spid="_x0000_s1026" o:spt="20" style="position:absolute;left:1980;top:2376;height:0;width:1980;" filled="f" stroked="t" coordsize="21600,21600" o:gfxdata="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">
+                      <v:fill on="f" focussize="0,0"/>
+                      <v:stroke color="#000000" joinstyle="round"/>
+                      <v:imagedata o:title=""/>
+                      <o:lock v:ext="edit" aspectratio="f"/>
+                    </v:line>
+                  </v:group>
+                  <v:shape id="文本框 7" o:spid="_x0000_s1026" o:spt="202" type="#_x0000_t202" style="position:absolute;left:3427;top:1725;height:1993;width:1845;" filled="f" stroked="f" coordsize="21600,21600" o:gfxdata="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">
+                    <v:fill on="f" focussize="0,0"/>
+                    <v:stroke on="f" weight="0.5pt"/>
+                    <v:imagedata o:title=""/>
+                    <o:lock v:ext="edit" aspectratio="f"/>
+                    <v:textbox>
+                      <w:txbxContent>
+                        <w:p>
+                          <w:pPr>
+                            <w:spacing w:line="440" w:lineRule="exact"/>
+                            <w:ind w:firstLine="105" w:firstLineChars="50"/>
+                            <w:jc w:val="center"/>
+                            <w:rPr>
+                              <w:rFonts w:ascii="Times New Roman" w:hAnsi="Times New Roman" w:eastAsia="宋体" w:cs="Times New Roman"/>
+                            </w:rPr>
+                          </w:pPr>
+                          <w:r>
+                            <w:rPr>
+                              <w:rFonts w:hint="eastAsia" w:ascii="Times New Roman" w:hAnsi="Times New Roman" w:eastAsia="宋体" w:cs="Times New Roman"/>
+                            </w:rPr>
+                            <w:t>上南实验小学</w:t>
+                          </w:r>
+                        </w:p>
+                        <w:p>
+                          <w:pPr>
+                            <w:spacing w:line="480" w:lineRule="exact"/>
+                            <w:ind w:firstLine="210" w:firstLineChars="100"/>
+                            <w:jc w:val="center"/>
+                          </w:pPr>
+                          <w:r>
+                            <w:rPr>
+                              <w:rFonts w:hint="eastAsia"/>
+                              <w:lang w:eastAsia="zh-CN"/>
+                            </w:rPr>
+                            <w:t>一（1）班</w:t>
+                          </w:r>
+                        </w:p>
+                        <w:p>
+                          <w:pPr>
+                            <w:spacing w:line="440" w:lineRule="exact"/>
+                            <w:ind w:firstLine="105" w:firstLineChars="50"/>
+                            <w:jc w:val="center"/>
+                            <w:rPr>
+                              <w:rFonts w:hint="eastAsia"/>
+                              <w:lang w:val="en-US" w:eastAsia="zh-CN"/>
+                            </w:rPr>
+                          </w:pPr>
+                          <w:r>
+                            <w:rPr>
+                              <w:rFonts w:hint="eastAsia"/>
+                              <w:lang w:val="en-US" w:eastAsia="zh-CN"/>
+                            </w:rPr>
+                            <w:t>郭晓苒</w:t>
+                          </w:r>
+                        </w:p>
+                        <w:p>
+                          <w:pPr>
+                            <w:spacing w:line="440" w:lineRule="exact"/>
+                            <w:ind w:firstLine="105" w:firstLineChars="50"/>
+                            <w:jc w:val="center"/>
+                            <w:rPr>
+                              <w:rFonts w:ascii="Times New Roman" w:hAnsi="Times New Roman" w:eastAsia="宋体" w:cs="Times New Roman"/>
+                            </w:rPr>
+                          </w:pPr>
+                          <w:r>
+                            <w:rPr>
+                              <w:rFonts w:hint="eastAsia" w:ascii="Times New Roman" w:hAnsi="Times New Roman" w:eastAsia="宋体" w:cs="Times New Roman"/>
+                            </w:rPr>
+                            <w:t>34号</w:t>
+                          </w:r>
+                        </w:p>
+                      </w:txbxContent>
+                    </v:textbox>
+                  </v:shape>
+                </v:group>
+                <v:group id="组合 25" o:spid="_x0000_s1026" o:spt="203" style="position:absolute;left:9412;top:1725;height:1992;width:1982;" coordorigin="3427,1725" coordsize="1982,1992" o:gfxdata="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">
+                  <o:lock v:ext="edit" aspectratio="f"/>
+                  <v:group id="组合 6" o:spid="_x0000_s1026" o:spt="203" style="position:absolute;left:3429;top:1798;height:1872;width:1980;" coordorigin="1980,1440" coordsize="1980,1872" o:gfxdata="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">
+                    <o:lock v:ext="edit" aspectratio="f"/>
+                    <v:group id="组合 4" o:spid="_x0000_s1026" o:spt="203" style="position:absolute;left:1980;top:1440;height:1872;width:1980;" coordorigin="1980,1437" coordsize="1980,1872" o:gfxdata="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">
+                      <o:lock v:ext="edit" aspectratio="f"/>
+                      <v:roundrect id="圆角矩形 1" o:spid="_x0000_s1026" o:spt="2" style="position:absolute;left:1980;top:1437;height:1872;width:1980;" fillcolor="#FFFFFF" filled="t" stroked="t" coordsize="21600,21600" arcsize="0.166666666666667" o:gfxdata="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">
+                        <v:fill on="t" focussize="0,0"/>
+                        <v:stroke color="#000000" joinstyle="round"/>
+                        <v:imagedata o:title=""/>
+                        <o:lock v:ext="edit" aspectratio="f"/>
+                      </v:roundrect>
+                      <v:line id="直接连接符 2" o:spid="_x0000_s1026" o:spt="20" style="position:absolute;left:1980;top:1917;height:0;width:1980;" filled="f" stroked="t" coordsize="21600,21600" o:gfxdata="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">
+                        <v:fill on="f" focussize="0,0"/>
+                        <v:stroke color="#000000" joinstyle="round"/>
+                        <v:imagedata o:title=""/>
+                        <o:lock v:ext="edit" aspectratio="f"/>
+                      </v:line>
+                      <v:line id="直接连接符 3" o:spid="_x0000_s1026" o:spt="20" style="position:absolute;left:1980;top:2844;height:0;width:1980;" filled="f" stroked="t" coordsize="21600,21600" o:gfxdata="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">
+                        <v:fill on="f" focussize="0,0"/>
+                        <v:stroke color="#000000" joinstyle="round"/>
+                        <v:imagedata o:title=""/>
+                        <o:lock v:ext="edit" aspectratio="f"/>
+                      </v:line>
+                    </v:group>
+                    <v:line id="直接连接符 5" o:spid="_x0000_s1026" o:spt="20" style="position:absolute;left:1980;top:2376;height:0;width:1980;" filled="f" stroked="t" coordsize="21600,21600" o:gfxdata="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">
+                      <v:fill on="f" focussize="0,0"/>
+                      <v:stroke color="#000000" joinstyle="round"/>
+                      <v:imagedata o:title=""/>
+                      <o:lock v:ext="edit" aspectratio="f"/>
+                    </v:line>
+                  </v:group>
+                  <v:shape id="文本框 7" o:spid="_x0000_s1026" o:spt="202" type="#_x0000_t202" style="position:absolute;left:3427;top:1725;height:1993;width:1845;" filled="f" stroked="f" coordsize="21600,21600" o:gfxdata="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">
+                    <v:fill on="f" focussize="0,0"/>
+                    <v:stroke on="f" weight="0.5pt"/>
+                    <v:imagedata o:title=""/>
+                    <o:lock v:ext="edit" aspectratio="f"/>
+                    <v:textbox>
+                      <w:txbxContent>
+                        <w:p>
+                          <w:pPr>
+                            <w:spacing w:line="440" w:lineRule="exact"/>
+                            <w:ind w:firstLine="105" w:firstLineChars="50"/>
+                            <w:jc w:val="center"/>
+                            <w:rPr>
+                              <w:rFonts w:ascii="Times New Roman" w:hAnsi="Times New Roman" w:eastAsia="宋体" w:cs="Times New Roman"/>
+                            </w:rPr>
+                          </w:pPr>
+                          <w:r>
+                            <w:rPr>
+                              <w:rFonts w:hint="eastAsia" w:ascii="Times New Roman" w:hAnsi="Times New Roman" w:eastAsia="宋体" w:cs="Times New Roman"/>
+                            </w:rPr>
+                            <w:t>上南实验小学</w:t>
+                          </w:r>
+                        </w:p>
+                        <w:p>
+                          <w:pPr>
+                            <w:spacing w:line="480" w:lineRule="exact"/>
+                            <w:ind w:firstLine="210" w:firstLineChars="100"/>
+                            <w:jc w:val="center"/>
+                          </w:pPr>
+                          <w:r>
+                            <w:rPr>
+                              <w:rFonts w:hint="eastAsia"/>
+                              <w:lang w:eastAsia="zh-CN"/>
+                            </w:rPr>
+                            <w:t>一（1）班</w:t>
+                          </w:r>
+                        </w:p>
+                        <w:p>
+                          <w:pPr>
+                            <w:spacing w:line="440" w:lineRule="exact"/>
+                            <w:ind w:firstLine="105" w:firstLineChars="50"/>
+                            <w:jc w:val="center"/>
+                            <w:rPr>
+                              <w:rFonts w:hint="default"/>
+                              <w:lang w:val="en-US" w:eastAsia="zh-CN"/>
+                            </w:rPr>
+                          </w:pPr>
+                          <w:r>
+                            <w:rPr>
+                              <w:rFonts w:hint="eastAsia"/>
+                              <w:lang w:val="en-US" w:eastAsia="zh-CN"/>
+                            </w:rPr>
+                            <w:t>朱彦</w:t>
+                          </w:r>
+                        </w:p>
+                        <w:p>
+                          <w:pPr>
+                            <w:spacing w:line="440" w:lineRule="exact"/>
+                            <w:ind w:firstLine="105" w:firstLineChars="50"/>
+                            <w:jc w:val="center"/>
+                            <w:rPr>
+                              <w:rFonts w:ascii="Times New Roman" w:hAnsi="Times New Roman" w:eastAsia="宋体" w:cs="Times New Roman"/>
+                            </w:rPr>
+                          </w:pPr>
+                          <w:r>
+                            <w:rPr>
+                              <w:rFonts w:hint="eastAsia" w:ascii="Times New Roman" w:hAnsi="Times New Roman" w:eastAsia="宋体" w:cs="Times New Roman"/>
+                            </w:rPr>
+                            <w:t>35号</w:t>
                           </w:r>
                         </w:p>
                       </w:txbxContent>

--- a/一1班姓名贴.docx
+++ b/一1班姓名贴.docx
@@ -219,7 +219,7 @@
                                     <w:rFonts w:hint="eastAsia"/>
                                     <w:lang w:eastAsia="zh-CN"/>
                                   </w:rPr>
-                                  <w:t>一（1）班</w:t>
+                                  <w:t>五（1）班</w:t>
                                 </w:r>
                               </w:p>
                               <w:p>
@@ -249,7 +249,7 @@
                                     <w:u w:val="none"/>
                                     <w:lang w:val="en-US" w:eastAsia="zh-CN" w:bidi="ar"/>
                                   </w:rPr>
-                                  <w:t>朱曦澄</w:t>
+                                  <w:t>阎昊铭</w:t>
                                 </w:r>
                               </w:p>
                               <w:p>
@@ -462,7 +462,7 @@
                                     <w:rFonts w:hint="eastAsia"/>
                                     <w:lang w:eastAsia="zh-CN"/>
                                   </w:rPr>
-                                  <w:t>一（1）班</w:t>
+                                  <w:t>五（1）班</w:t>
                                 </w:r>
                               </w:p>
                               <w:p>
@@ -480,7 +480,7 @@
                                     <w:rFonts w:hint="eastAsia"/>
                                     <w:lang w:val="en-US" w:eastAsia="zh-CN"/>
                                   </w:rPr>
-                                  <w:t>朱庭汐</w:t>
+                                  <w:t>沈彧</w:t>
                                 </w:r>
                               </w:p>
                               <w:p>
@@ -693,7 +693,7 @@
                                     <w:rFonts w:hint="eastAsia"/>
                                     <w:lang w:eastAsia="zh-CN"/>
                                   </w:rPr>
-                                  <w:t>一（1）班</w:t>
+                                  <w:t>五（1）班</w:t>
                                 </w:r>
                               </w:p>
                               <w:p>
@@ -711,7 +711,7 @@
                                     <w:rFonts w:hint="eastAsia"/>
                                     <w:lang w:val="en-US" w:eastAsia="zh-CN"/>
                                   </w:rPr>
-                                  <w:t>王星玥</w:t>
+                                  <w:t>盛雨茁</w:t>
                                 </w:r>
                               </w:p>
                               <w:p>
@@ -924,7 +924,7 @@
                                     <w:rFonts w:hint="eastAsia"/>
                                     <w:lang w:eastAsia="zh-CN"/>
                                   </w:rPr>
-                                  <w:t>一（1）班</w:t>
+                                  <w:t>五（1）班</w:t>
                                 </w:r>
                               </w:p>
                               <w:p>
@@ -942,7 +942,7 @@
                                     <w:rFonts w:hint="eastAsia"/>
                                     <w:lang w:val="en-US" w:eastAsia="zh-CN"/>
                                   </w:rPr>
-                                  <w:t>陈司煜</w:t>
+                                  <w:t>戴静恩</w:t>
                                 </w:r>
                               </w:p>
                               <w:p>
@@ -1044,7 +1044,7 @@
                               <w:rFonts w:hint="eastAsia"/>
                               <w:lang w:eastAsia="zh-CN"/>
                             </w:rPr>
-                            <w:t>一（1）班</w:t>
+                            <w:t>五（1）班</w:t>
                           </w:r>
                         </w:p>
                         <w:p>
@@ -1074,7 +1074,7 @@
                               <w:u w:val="none"/>
                               <w:lang w:val="en-US" w:eastAsia="zh-CN" w:bidi="ar"/>
                             </w:rPr>
-                            <w:t>朱曦澄</w:t>
+                            <w:t>阎昊铭</w:t>
                           </w:r>
                         </w:p>
                         <w:p>
@@ -1163,7 +1163,7 @@
                               <w:rFonts w:hint="eastAsia"/>
                               <w:lang w:eastAsia="zh-CN"/>
                             </w:rPr>
-                            <w:t>一（1）班</w:t>
+                            <w:t>五（1）班</w:t>
                           </w:r>
                         </w:p>
                         <w:p>
@@ -1181,7 +1181,7 @@
                               <w:rFonts w:hint="eastAsia"/>
                               <w:lang w:val="en-US" w:eastAsia="zh-CN"/>
                             </w:rPr>
-                            <w:t>朱庭汐</w:t>
+                            <w:t>沈彧</w:t>
                           </w:r>
                         </w:p>
                         <w:p>
@@ -1270,7 +1270,7 @@
                               <w:rFonts w:hint="eastAsia"/>
                               <w:lang w:eastAsia="zh-CN"/>
                             </w:rPr>
-                            <w:t>一（1）班</w:t>
+                            <w:t>五（1）班</w:t>
                           </w:r>
                         </w:p>
                         <w:p>
@@ -1288,7 +1288,7 @@
                               <w:rFonts w:hint="eastAsia"/>
                               <w:lang w:val="en-US" w:eastAsia="zh-CN"/>
                             </w:rPr>
-                            <w:t>王星玥</w:t>
+                            <w:t>盛雨茁</w:t>
                           </w:r>
                         </w:p>
                         <w:p>
@@ -1377,7 +1377,7 @@
                               <w:rFonts w:hint="eastAsia"/>
                               <w:lang w:eastAsia="zh-CN"/>
                             </w:rPr>
-                            <w:t>一（1）班</w:t>
+                            <w:t>五（1）班</w:t>
                           </w:r>
                         </w:p>
                         <w:p>
@@ -1395,7 +1395,7 @@
                               <w:rFonts w:hint="eastAsia"/>
                               <w:lang w:val="en-US" w:eastAsia="zh-CN"/>
                             </w:rPr>
-                            <w:t>陈司煜</w:t>
+                            <w:t>戴静恩</w:t>
                           </w:r>
                         </w:p>
                         <w:p>
@@ -1639,7 +1639,7 @@
                                     <w:rFonts w:hint="eastAsia"/>
                                     <w:lang w:eastAsia="zh-CN"/>
                                   </w:rPr>
-                                  <w:t>一（1）班</w:t>
+                                  <w:t>五（1）班</w:t>
                                 </w:r>
                               </w:p>
                               <w:p>
@@ -1669,7 +1669,7 @@
                                     <w:u w:val="none"/>
                                     <w:lang w:val="en-US" w:eastAsia="zh-CN" w:bidi="ar"/>
                                   </w:rPr>
-                                  <w:t>王梓轩</w:t>
+                                  <w:t>阎昊铭</w:t>
                                 </w:r>
                               </w:p>
                               <w:p>
@@ -1882,7 +1882,7 @@
                                     <w:rFonts w:hint="eastAsia"/>
                                     <w:lang w:eastAsia="zh-CN"/>
                                   </w:rPr>
-                                  <w:t>一（1）班</w:t>
+                                  <w:t>五（1）班</w:t>
                                 </w:r>
                               </w:p>
                               <w:p>
@@ -1900,7 +1900,7 @@
                                     <w:rFonts w:hint="eastAsia"/>
                                     <w:lang w:val="en-US" w:eastAsia="zh-CN"/>
                                   </w:rPr>
-                                  <w:t>钱锦煜</w:t>
+                                  <w:t>沈彧</w:t>
                                 </w:r>
                               </w:p>
                               <w:p>
@@ -2113,7 +2113,7 @@
                                     <w:rFonts w:hint="eastAsia"/>
                                     <w:lang w:eastAsia="zh-CN"/>
                                   </w:rPr>
-                                  <w:t>一（1）班</w:t>
+                                  <w:t>五（1）班</w:t>
                                 </w:r>
                               </w:p>
                               <w:p>
@@ -2131,7 +2131,7 @@
                                     <w:rFonts w:hint="eastAsia"/>
                                     <w:lang w:val="en-US" w:eastAsia="zh-CN"/>
                                   </w:rPr>
-                                  <w:t>贾逸洋</w:t>
+                                  <w:t>盛雨茁</w:t>
                                 </w:r>
                               </w:p>
                               <w:p>
@@ -2344,7 +2344,7 @@
                                     <w:rFonts w:hint="eastAsia"/>
                                     <w:lang w:eastAsia="zh-CN"/>
                                   </w:rPr>
-                                  <w:t>一（1）班</w:t>
+                                  <w:t>五（1）班</w:t>
                                 </w:r>
                               </w:p>
                               <w:p>
@@ -2362,7 +2362,7 @@
                                     <w:rFonts w:hint="eastAsia"/>
                                     <w:lang w:val="en-US" w:eastAsia="zh-CN"/>
                                   </w:rPr>
-                                  <w:t>张闻宇</w:t>
+                                  <w:t>戴静恩</w:t>
                                 </w:r>
                               </w:p>
                               <w:p>
@@ -2464,7 +2464,7 @@
                               <w:rFonts w:hint="eastAsia"/>
                               <w:lang w:eastAsia="zh-CN"/>
                             </w:rPr>
-                            <w:t>一（1）班</w:t>
+                            <w:t>五（1）班</w:t>
                           </w:r>
                         </w:p>
                         <w:p>
@@ -2494,7 +2494,7 @@
                               <w:u w:val="none"/>
                               <w:lang w:val="en-US" w:eastAsia="zh-CN" w:bidi="ar"/>
                             </w:rPr>
-                            <w:t>王梓轩</w:t>
+                            <w:t>阎昊铭</w:t>
                           </w:r>
                         </w:p>
                         <w:p>
@@ -2583,7 +2583,7 @@
                               <w:rFonts w:hint="eastAsia"/>
                               <w:lang w:eastAsia="zh-CN"/>
                             </w:rPr>
-                            <w:t>一（1）班</w:t>
+                            <w:t>五（1）班</w:t>
                           </w:r>
                         </w:p>
                         <w:p>
@@ -2601,7 +2601,7 @@
                               <w:rFonts w:hint="eastAsia"/>
                               <w:lang w:val="en-US" w:eastAsia="zh-CN"/>
                             </w:rPr>
-                            <w:t>钱锦煜</w:t>
+                            <w:t>沈彧</w:t>
                           </w:r>
                         </w:p>
                         <w:p>
@@ -2690,7 +2690,7 @@
                               <w:rFonts w:hint="eastAsia"/>
                               <w:lang w:eastAsia="zh-CN"/>
                             </w:rPr>
-                            <w:t>一（1）班</w:t>
+                            <w:t>五（1）班</w:t>
                           </w:r>
                         </w:p>
                         <w:p>
@@ -2708,7 +2708,7 @@
                               <w:rFonts w:hint="eastAsia"/>
                               <w:lang w:val="en-US" w:eastAsia="zh-CN"/>
                             </w:rPr>
-                            <w:t>贾逸洋</w:t>
+                            <w:t>盛雨茁</w:t>
                           </w:r>
                         </w:p>
                         <w:p>
@@ -2797,7 +2797,7 @@
                               <w:rFonts w:hint="eastAsia"/>
                               <w:lang w:eastAsia="zh-CN"/>
                             </w:rPr>
-                            <w:t>一（1）班</w:t>
+                            <w:t>五（1）班</w:t>
                           </w:r>
                         </w:p>
                         <w:p>
@@ -2815,7 +2815,7 @@
                               <w:rFonts w:hint="eastAsia"/>
                               <w:lang w:val="en-US" w:eastAsia="zh-CN"/>
                             </w:rPr>
-                            <w:t>张闻宇</w:t>
+                            <w:t>戴静恩</w:t>
                           </w:r>
                         </w:p>
                         <w:p>
@@ -3059,7 +3059,7 @@
                                     <w:rFonts w:hint="eastAsia"/>
                                     <w:lang w:eastAsia="zh-CN"/>
                                   </w:rPr>
-                                  <w:t>一（1）班</w:t>
+                                  <w:t>五（1）班</w:t>
                                 </w:r>
                               </w:p>
                               <w:p>
@@ -3089,7 +3089,7 @@
                                     <w:u w:val="none"/>
                                     <w:lang w:val="en-US" w:eastAsia="zh-CN" w:bidi="ar"/>
                                   </w:rPr>
-                                  <w:t>吴一</w:t>
+                                  <w:t>阎昊铭</w:t>
                                 </w:r>
                               </w:p>
                               <w:p>
@@ -3302,7 +3302,7 @@
                                     <w:rFonts w:hint="eastAsia"/>
                                     <w:lang w:eastAsia="zh-CN"/>
                                   </w:rPr>
-                                  <w:t>一（1）班</w:t>
+                                  <w:t>五（1）班</w:t>
                                 </w:r>
                               </w:p>
                               <w:p>
@@ -3320,7 +3320,7 @@
                                     <w:rFonts w:hint="eastAsia"/>
                                     <w:lang w:val="en-US" w:eastAsia="zh-CN"/>
                                   </w:rPr>
-                                  <w:t>李睿轩</w:t>
+                                  <w:t>沈彧</w:t>
                                 </w:r>
                               </w:p>
                               <w:p>
@@ -3533,7 +3533,7 @@
                                     <w:rFonts w:hint="eastAsia"/>
                                     <w:lang w:eastAsia="zh-CN"/>
                                   </w:rPr>
-                                  <w:t>一（1）班</w:t>
+                                  <w:t>五（1）班</w:t>
                                 </w:r>
                               </w:p>
                               <w:p>
@@ -3551,7 +3551,7 @@
                                     <w:rFonts w:hint="eastAsia"/>
                                     <w:lang w:val="en-US" w:eastAsia="zh-CN"/>
                                   </w:rPr>
-                                  <w:t>郭赫煊</w:t>
+                                  <w:t>盛雨茁</w:t>
                                 </w:r>
                               </w:p>
                               <w:p>
@@ -3764,7 +3764,7 @@
                                     <w:rFonts w:hint="eastAsia"/>
                                     <w:lang w:eastAsia="zh-CN"/>
                                   </w:rPr>
-                                  <w:t>一（1）班</w:t>
+                                  <w:t>五（1）班</w:t>
                                 </w:r>
                               </w:p>
                               <w:p>
@@ -3782,7 +3782,7 @@
                                     <w:rFonts w:hint="eastAsia"/>
                                     <w:lang w:val="en-US" w:eastAsia="zh-CN"/>
                                   </w:rPr>
-                                  <w:t>张奕宸</w:t>
+                                  <w:t>戴静恩</w:t>
                                 </w:r>
                               </w:p>
                               <w:p>
@@ -3884,7 +3884,7 @@
                               <w:rFonts w:hint="eastAsia"/>
                               <w:lang w:eastAsia="zh-CN"/>
                             </w:rPr>
-                            <w:t>一（1）班</w:t>
+                            <w:t>五（1）班</w:t>
                           </w:r>
                         </w:p>
                         <w:p>
@@ -3914,7 +3914,7 @@
                               <w:u w:val="none"/>
                               <w:lang w:val="en-US" w:eastAsia="zh-CN" w:bidi="ar"/>
                             </w:rPr>
-                            <w:t>吴一</w:t>
+                            <w:t>阎昊铭</w:t>
                           </w:r>
                         </w:p>
                         <w:p>
@@ -4003,7 +4003,7 @@
                               <w:rFonts w:hint="eastAsia"/>
                               <w:lang w:eastAsia="zh-CN"/>
                             </w:rPr>
-                            <w:t>一（1）班</w:t>
+                            <w:t>五（1）班</w:t>
                           </w:r>
                         </w:p>
                         <w:p>
@@ -4021,7 +4021,7 @@
                               <w:rFonts w:hint="eastAsia"/>
                               <w:lang w:val="en-US" w:eastAsia="zh-CN"/>
                             </w:rPr>
-                            <w:t>李睿轩</w:t>
+                            <w:t>沈彧</w:t>
                           </w:r>
                         </w:p>
                         <w:p>
@@ -4110,7 +4110,7 @@
                               <w:rFonts w:hint="eastAsia"/>
                               <w:lang w:eastAsia="zh-CN"/>
                             </w:rPr>
-                            <w:t>一（1）班</w:t>
+                            <w:t>五（1）班</w:t>
                           </w:r>
                         </w:p>
                         <w:p>
@@ -4128,7 +4128,7 @@
                               <w:rFonts w:hint="eastAsia"/>
                               <w:lang w:val="en-US" w:eastAsia="zh-CN"/>
                             </w:rPr>
-                            <w:t>郭赫煊</w:t>
+                            <w:t>盛雨茁</w:t>
                           </w:r>
                         </w:p>
                         <w:p>
@@ -4217,7 +4217,7 @@
                               <w:rFonts w:hint="eastAsia"/>
                               <w:lang w:eastAsia="zh-CN"/>
                             </w:rPr>
-                            <w:t>一（1）班</w:t>
+                            <w:t>五（1）班</w:t>
                           </w:r>
                         </w:p>
                         <w:p>
@@ -4235,7 +4235,7 @@
                               <w:rFonts w:hint="eastAsia"/>
                               <w:lang w:val="en-US" w:eastAsia="zh-CN"/>
                             </w:rPr>
-                            <w:t>张奕宸</w:t>
+                            <w:t>戴静恩</w:t>
                           </w:r>
                         </w:p>
                         <w:p>
@@ -4479,7 +4479,7 @@
                                     <w:rFonts w:hint="eastAsia"/>
                                     <w:lang w:eastAsia="zh-CN"/>
                                   </w:rPr>
-                                  <w:t>一（1）班</w:t>
+                                  <w:t>五（1）班</w:t>
                                 </w:r>
                               </w:p>
                               <w:p>
@@ -4509,7 +4509,7 @@
                                     <w:u w:val="none"/>
                                     <w:lang w:val="en-US" w:eastAsia="zh-CN" w:bidi="ar"/>
                                   </w:rPr>
-                                  <w:t>宋佳乐</w:t>
+                                  <w:t>阎昊铭</w:t>
                                 </w:r>
                               </w:p>
                               <w:p>
@@ -4722,7 +4722,7 @@
                                     <w:rFonts w:hint="eastAsia"/>
                                     <w:lang w:eastAsia="zh-CN"/>
                                   </w:rPr>
-                                  <w:t>一（1）班</w:t>
+                                  <w:t>五（1）班</w:t>
                                 </w:r>
                               </w:p>
                               <w:p>
@@ -4740,7 +4740,7 @@
                                     <w:rFonts w:hint="eastAsia"/>
                                     <w:lang w:val="en-US" w:eastAsia="zh-CN"/>
                                   </w:rPr>
-                                  <w:t>赵睿豪</w:t>
+                                  <w:t>沈彧</w:t>
                                 </w:r>
                               </w:p>
                               <w:p>
@@ -4953,7 +4953,7 @@
                                     <w:rFonts w:hint="eastAsia"/>
                                     <w:lang w:eastAsia="zh-CN"/>
                                   </w:rPr>
-                                  <w:t>一（1）班</w:t>
+                                  <w:t>五（1）班</w:t>
                                 </w:r>
                               </w:p>
                               <w:p>
@@ -4971,7 +4971,7 @@
                                     <w:rFonts w:hint="eastAsia"/>
                                     <w:lang w:val="en-US" w:eastAsia="zh-CN"/>
                                   </w:rPr>
-                                  <w:t>马宇程</w:t>
+                                  <w:t>盛雨茁</w:t>
                                 </w:r>
                               </w:p>
                               <w:p>
@@ -5184,7 +5184,7 @@
                                     <w:rFonts w:hint="eastAsia"/>
                                     <w:lang w:eastAsia="zh-CN"/>
                                   </w:rPr>
-                                  <w:t>一（1）班</w:t>
+                                  <w:t>五（1）班</w:t>
                                 </w:r>
                               </w:p>
                               <w:p>
@@ -5202,7 +5202,7 @@
                                     <w:rFonts w:hint="eastAsia"/>
                                     <w:lang w:val="en-US" w:eastAsia="zh-CN"/>
                                   </w:rPr>
-                                  <w:t>沈不渝</w:t>
+                                  <w:t>戴静恩</w:t>
                                 </w:r>
                               </w:p>
                               <w:p>
@@ -5304,7 +5304,7 @@
                               <w:rFonts w:hint="eastAsia"/>
                               <w:lang w:eastAsia="zh-CN"/>
                             </w:rPr>
-                            <w:t>一（1）班</w:t>
+                            <w:t>五（1）班</w:t>
                           </w:r>
                         </w:p>
                         <w:p>
@@ -5334,7 +5334,7 @@
                               <w:u w:val="none"/>
                               <w:lang w:val="en-US" w:eastAsia="zh-CN" w:bidi="ar"/>
                             </w:rPr>
-                            <w:t>宋佳乐</w:t>
+                            <w:t>阎昊铭</w:t>
                           </w:r>
                         </w:p>
                         <w:p>
@@ -5423,7 +5423,7 @@
                               <w:rFonts w:hint="eastAsia"/>
                               <w:lang w:eastAsia="zh-CN"/>
                             </w:rPr>
-                            <w:t>一（1）班</w:t>
+                            <w:t>五（1）班</w:t>
                           </w:r>
                         </w:p>
                         <w:p>
@@ -5441,7 +5441,7 @@
                               <w:rFonts w:hint="eastAsia"/>
                               <w:lang w:val="en-US" w:eastAsia="zh-CN"/>
                             </w:rPr>
-                            <w:t>赵睿豪</w:t>
+                            <w:t>沈彧</w:t>
                           </w:r>
                         </w:p>
                         <w:p>
@@ -5530,7 +5530,7 @@
                               <w:rFonts w:hint="eastAsia"/>
                               <w:lang w:eastAsia="zh-CN"/>
                             </w:rPr>
-                            <w:t>一（1）班</w:t>
+                            <w:t>五（1）班</w:t>
                           </w:r>
                         </w:p>
                         <w:p>
@@ -5548,7 +5548,7 @@
                               <w:rFonts w:hint="eastAsia"/>
                               <w:lang w:val="en-US" w:eastAsia="zh-CN"/>
                             </w:rPr>
-                            <w:t>马宇程</w:t>
+                            <w:t>盛雨茁</w:t>
                           </w:r>
                         </w:p>
                         <w:p>
@@ -5637,7 +5637,7 @@
                               <w:rFonts w:hint="eastAsia"/>
                               <w:lang w:eastAsia="zh-CN"/>
                             </w:rPr>
-                            <w:t>一（1）班</w:t>
+                            <w:t>五（1）班</w:t>
                           </w:r>
                         </w:p>
                         <w:p>
@@ -5655,7 +5655,7 @@
                               <w:rFonts w:hint="eastAsia"/>
                               <w:lang w:val="en-US" w:eastAsia="zh-CN"/>
                             </w:rPr>
-                            <w:t>沈不渝</w:t>
+                            <w:t>戴静恩</w:t>
                           </w:r>
                         </w:p>
                         <w:p>
@@ -5899,7 +5899,7 @@
                                     <w:rFonts w:hint="eastAsia"/>
                                     <w:lang w:eastAsia="zh-CN"/>
                                   </w:rPr>
-                                  <w:t>一（1）班</w:t>
+                                  <w:t>五（1）班</w:t>
                                 </w:r>
                               </w:p>
                               <w:p>
@@ -5929,7 +5929,7 @@
                                     <w:u w:val="none"/>
                                     <w:lang w:val="en-US" w:eastAsia="zh-CN" w:bidi="ar"/>
                                   </w:rPr>
-                                  <w:t>龙以墨</w:t>
+                                  <w:t>阎昊铭</w:t>
                                 </w:r>
                               </w:p>
                               <w:p>
@@ -6142,7 +6142,7 @@
                                     <w:rFonts w:hint="eastAsia"/>
                                     <w:lang w:eastAsia="zh-CN"/>
                                   </w:rPr>
-                                  <w:t>一（1）班</w:t>
+                                  <w:t>五（1）班</w:t>
                                 </w:r>
                               </w:p>
                               <w:p>
@@ -6160,7 +6160,7 @@
                                     <w:rFonts w:hint="eastAsia"/>
                                     <w:lang w:val="en-US" w:eastAsia="zh-CN"/>
                                   </w:rPr>
-                                  <w:t>欧阳修齐</w:t>
+                                  <w:t>沈彧</w:t>
                                 </w:r>
                               </w:p>
                               <w:p>
@@ -6373,7 +6373,7 @@
                                     <w:rFonts w:hint="eastAsia"/>
                                     <w:lang w:eastAsia="zh-CN"/>
                                   </w:rPr>
-                                  <w:t>一（1）班</w:t>
+                                  <w:t>五（1）班</w:t>
                                 </w:r>
                               </w:p>
                               <w:p>
@@ -6391,7 +6391,7 @@
                                     <w:rFonts w:hint="eastAsia"/>
                                     <w:lang w:val="en-US" w:eastAsia="zh-CN"/>
                                   </w:rPr>
-                                  <w:t>陈思颖</w:t>
+                                  <w:t>盛雨茁</w:t>
                                 </w:r>
                               </w:p>
                               <w:p>
@@ -6604,7 +6604,7 @@
                                     <w:rFonts w:hint="eastAsia"/>
                                     <w:lang w:eastAsia="zh-CN"/>
                                   </w:rPr>
-                                  <w:t>一（1）班</w:t>
+                                  <w:t>五（1）班</w:t>
                                 </w:r>
                               </w:p>
                               <w:p>
@@ -6622,7 +6622,7 @@
                                     <w:rFonts w:hint="eastAsia"/>
                                     <w:lang w:val="en-US" w:eastAsia="zh-CN"/>
                                   </w:rPr>
-                                  <w:t>姜心泽</w:t>
+                                  <w:t>戴静恩</w:t>
                                 </w:r>
                               </w:p>
                               <w:p>
@@ -6724,7 +6724,7 @@
                               <w:rFonts w:hint="eastAsia"/>
                               <w:lang w:eastAsia="zh-CN"/>
                             </w:rPr>
-                            <w:t>一（1）班</w:t>
+                            <w:t>五（1）班</w:t>
                           </w:r>
                         </w:p>
                         <w:p>
@@ -6754,7 +6754,7 @@
                               <w:u w:val="none"/>
                               <w:lang w:val="en-US" w:eastAsia="zh-CN" w:bidi="ar"/>
                             </w:rPr>
-                            <w:t>龙以墨</w:t>
+                            <w:t>阎昊铭</w:t>
                           </w:r>
                         </w:p>
                         <w:p>
@@ -6843,7 +6843,7 @@
                               <w:rFonts w:hint="eastAsia"/>
                               <w:lang w:eastAsia="zh-CN"/>
                             </w:rPr>
-                            <w:t>一（1）班</w:t>
+                            <w:t>五（1）班</w:t>
                           </w:r>
                         </w:p>
                         <w:p>
@@ -6861,7 +6861,7 @@
                               <w:rFonts w:hint="eastAsia"/>
                               <w:lang w:val="en-US" w:eastAsia="zh-CN"/>
                             </w:rPr>
-                            <w:t>欧阳修齐</w:t>
+                            <w:t>沈彧</w:t>
                           </w:r>
                         </w:p>
                         <w:p>
@@ -6950,7 +6950,7 @@
                               <w:rFonts w:hint="eastAsia"/>
                               <w:lang w:eastAsia="zh-CN"/>
                             </w:rPr>
-                            <w:t>一（1）班</w:t>
+                            <w:t>五（1）班</w:t>
                           </w:r>
                         </w:p>
                         <w:p>
@@ -6968,7 +6968,7 @@
                               <w:rFonts w:hint="eastAsia"/>
                               <w:lang w:val="en-US" w:eastAsia="zh-CN"/>
                             </w:rPr>
-                            <w:t>陈思颖</w:t>
+                            <w:t>盛雨茁</w:t>
                           </w:r>
                         </w:p>
                         <w:p>
@@ -7057,7 +7057,7 @@
                               <w:rFonts w:hint="eastAsia"/>
                               <w:lang w:eastAsia="zh-CN"/>
                             </w:rPr>
-                            <w:t>一（1）班</w:t>
+                            <w:t>五（1）班</w:t>
                           </w:r>
                         </w:p>
                         <w:p>
@@ -7075,7 +7075,7 @@
                               <w:rFonts w:hint="eastAsia"/>
                               <w:lang w:val="en-US" w:eastAsia="zh-CN"/>
                             </w:rPr>
-                            <w:t>姜心泽</w:t>
+                            <w:t>戴静恩</w:t>
                           </w:r>
                         </w:p>
                         <w:p>
@@ -7319,7 +7319,7 @@
                                     <w:rFonts w:hint="eastAsia"/>
                                     <w:lang w:eastAsia="zh-CN"/>
                                   </w:rPr>
-                                  <w:t>一（1）班</w:t>
+                                  <w:t>五（1）班</w:t>
                                 </w:r>
                               </w:p>
                               <w:p>
@@ -7349,7 +7349,7 @@
                                     <w:u w:val="none"/>
                                     <w:lang w:val="en-US" w:eastAsia="zh-CN" w:bidi="ar"/>
                                   </w:rPr>
-                                  <w:t>蒋静欢</w:t>
+                                  <w:t>阎昊铭</w:t>
                                 </w:r>
                               </w:p>
                               <w:p>
@@ -7562,7 +7562,7 @@
                                     <w:rFonts w:hint="eastAsia"/>
                                     <w:lang w:eastAsia="zh-CN"/>
                                   </w:rPr>
-                                  <w:t>一（1）班</w:t>
+                                  <w:t>五（1）班</w:t>
                                 </w:r>
                               </w:p>
                               <w:p>
@@ -7580,7 +7580,7 @@
                                     <w:rFonts w:hint="eastAsia"/>
                                     <w:lang w:val="en-US" w:eastAsia="zh-CN"/>
                                   </w:rPr>
-                                  <w:t>杨辰</w:t>
+                                  <w:t>沈彧</w:t>
                                 </w:r>
                               </w:p>
                               <w:p>
@@ -7793,7 +7793,7 @@
                                     <w:rFonts w:hint="eastAsia"/>
                                     <w:lang w:eastAsia="zh-CN"/>
                                   </w:rPr>
-                                  <w:t>一（1）班</w:t>
+                                  <w:t>五（1）班</w:t>
                                 </w:r>
                               </w:p>
                               <w:p>
@@ -7811,7 +7811,7 @@
                                     <w:rFonts w:hint="eastAsia"/>
                                     <w:lang w:val="en-US" w:eastAsia="zh-CN"/>
                                   </w:rPr>
-                                  <w:t>张言熙</w:t>
+                                  <w:t>盛雨茁</w:t>
                                 </w:r>
                               </w:p>
                               <w:p>
@@ -8024,7 +8024,7 @@
                                     <w:rFonts w:hint="eastAsia"/>
                                     <w:lang w:eastAsia="zh-CN"/>
                                   </w:rPr>
-                                  <w:t>一（1）班</w:t>
+                                  <w:t>五（1）班</w:t>
                                 </w:r>
                               </w:p>
                               <w:p>
@@ -8042,7 +8042,7 @@
                                     <w:rFonts w:hint="eastAsia"/>
                                     <w:lang w:val="en-US" w:eastAsia="zh-CN"/>
                                   </w:rPr>
-                                  <w:t>朱文谷</w:t>
+                                  <w:t>戴静恩</w:t>
                                 </w:r>
                               </w:p>
                               <w:p>
@@ -8144,7 +8144,7 @@
                               <w:rFonts w:hint="eastAsia"/>
                               <w:lang w:eastAsia="zh-CN"/>
                             </w:rPr>
-                            <w:t>一（1）班</w:t>
+                            <w:t>五（1）班</w:t>
                           </w:r>
                         </w:p>
                         <w:p>
@@ -8174,7 +8174,7 @@
                               <w:u w:val="none"/>
                               <w:lang w:val="en-US" w:eastAsia="zh-CN" w:bidi="ar"/>
                             </w:rPr>
-                            <w:t>蒋静欢</w:t>
+                            <w:t>阎昊铭</w:t>
                           </w:r>
                         </w:p>
                         <w:p>
@@ -8263,7 +8263,7 @@
                               <w:rFonts w:hint="eastAsia"/>
                               <w:lang w:eastAsia="zh-CN"/>
                             </w:rPr>
-                            <w:t>一（1）班</w:t>
+                            <w:t>五（1）班</w:t>
                           </w:r>
                         </w:p>
                         <w:p>
@@ -8281,7 +8281,7 @@
                               <w:rFonts w:hint="eastAsia"/>
                               <w:lang w:val="en-US" w:eastAsia="zh-CN"/>
                             </w:rPr>
-                            <w:t>杨辰</w:t>
+                            <w:t>沈彧</w:t>
                           </w:r>
                         </w:p>
                         <w:p>
@@ -8370,7 +8370,7 @@
                               <w:rFonts w:hint="eastAsia"/>
                               <w:lang w:eastAsia="zh-CN"/>
                             </w:rPr>
-                            <w:t>一（1）班</w:t>
+                            <w:t>五（1）班</w:t>
                           </w:r>
                         </w:p>
                         <w:p>
@@ -8388,7 +8388,7 @@
                               <w:rFonts w:hint="eastAsia"/>
                               <w:lang w:val="en-US" w:eastAsia="zh-CN"/>
                             </w:rPr>
-                            <w:t>张言熙</w:t>
+                            <w:t>盛雨茁</w:t>
                           </w:r>
                         </w:p>
                         <w:p>
@@ -8477,7 +8477,7 @@
                               <w:rFonts w:hint="eastAsia"/>
                               <w:lang w:eastAsia="zh-CN"/>
                             </w:rPr>
-                            <w:t>一（1）班</w:t>
+                            <w:t>五（1）班</w:t>
                           </w:r>
                         </w:p>
                         <w:p>
@@ -8495,7 +8495,7 @@
                               <w:rFonts w:hint="eastAsia"/>
                               <w:lang w:val="en-US" w:eastAsia="zh-CN"/>
                             </w:rPr>
-                            <w:t>朱文谷</w:t>
+                            <w:t>戴静恩</w:t>
                           </w:r>
                         </w:p>
                         <w:p>
@@ -8739,7 +8739,7 @@
                                     <w:rFonts w:hint="eastAsia"/>
                                     <w:lang w:eastAsia="zh-CN"/>
                                   </w:rPr>
-                                  <w:t>一（1）班</w:t>
+                                  <w:t>五（1）班</w:t>
                                 </w:r>
                               </w:p>
                               <w:p>
@@ -8769,7 +8769,7 @@
                                     <w:u w:val="none"/>
                                     <w:lang w:val="en-US" w:eastAsia="zh-CN" w:bidi="ar"/>
                                   </w:rPr>
-                                  <w:t>魏雨萱</w:t>
+                                  <w:t>阎昊铭</w:t>
                                 </w:r>
                               </w:p>
                               <w:p>
@@ -8982,7 +8982,7 @@
                                     <w:rFonts w:hint="eastAsia"/>
                                     <w:lang w:eastAsia="zh-CN"/>
                                   </w:rPr>
-                                  <w:t>一（1）班</w:t>
+                                  <w:t>五（1）班</w:t>
                                 </w:r>
                               </w:p>
                               <w:p>
@@ -9000,7 +9000,7 @@
                                     <w:rFonts w:hint="eastAsia"/>
                                     <w:lang w:val="en-US" w:eastAsia="zh-CN"/>
                                   </w:rPr>
-                                  <w:t>张哲熙</w:t>
+                                  <w:t>沈彧</w:t>
                                 </w:r>
                               </w:p>
                               <w:p>
@@ -9213,7 +9213,7 @@
                                     <w:rFonts w:hint="eastAsia"/>
                                     <w:lang w:eastAsia="zh-CN"/>
                                   </w:rPr>
-                                  <w:t>一（1）班</w:t>
+                                  <w:t>五（1）班</w:t>
                                 </w:r>
                               </w:p>
                               <w:p>
@@ -9231,7 +9231,7 @@
                                     <w:rFonts w:hint="eastAsia"/>
                                     <w:lang w:val="en-US" w:eastAsia="zh-CN"/>
                                   </w:rPr>
-                                  <w:t>宋珺羽</w:t>
+                                  <w:t>盛雨茁</w:t>
                                 </w:r>
                               </w:p>
                               <w:p>
@@ -9444,7 +9444,7 @@
                                     <w:rFonts w:hint="eastAsia"/>
                                     <w:lang w:eastAsia="zh-CN"/>
                                   </w:rPr>
-                                  <w:t>一（1）班</w:t>
+                                  <w:t>五（1）班</w:t>
                                 </w:r>
                               </w:p>
                               <w:p>
@@ -9462,7 +9462,7 @@
                                     <w:rFonts w:hint="eastAsia"/>
                                     <w:lang w:val="en-US" w:eastAsia="zh-CN"/>
                                   </w:rPr>
-                                  <w:t>周依依</w:t>
+                                  <w:t>戴静恩</w:t>
                                 </w:r>
                               </w:p>
                               <w:p>
@@ -9564,7 +9564,7 @@
                               <w:rFonts w:hint="eastAsia"/>
                               <w:lang w:eastAsia="zh-CN"/>
                             </w:rPr>
-                            <w:t>一（1）班</w:t>
+                            <w:t>五（1）班</w:t>
                           </w:r>
                         </w:p>
                         <w:p>
@@ -9594,7 +9594,7 @@
                               <w:u w:val="none"/>
                               <w:lang w:val="en-US" w:eastAsia="zh-CN" w:bidi="ar"/>
                             </w:rPr>
-                            <w:t>魏雨萱</w:t>
+                            <w:t>阎昊铭</w:t>
                           </w:r>
                         </w:p>
                         <w:p>
@@ -9683,7 +9683,7 @@
                               <w:rFonts w:hint="eastAsia"/>
                               <w:lang w:eastAsia="zh-CN"/>
                             </w:rPr>
-                            <w:t>一（1）班</w:t>
+                            <w:t>五（1）班</w:t>
                           </w:r>
                         </w:p>
                         <w:p>
@@ -9701,7 +9701,7 @@
                               <w:rFonts w:hint="eastAsia"/>
                               <w:lang w:val="en-US" w:eastAsia="zh-CN"/>
                             </w:rPr>
-                            <w:t>张哲熙</w:t>
+                            <w:t>沈彧</w:t>
                           </w:r>
                         </w:p>
                         <w:p>
@@ -9790,7 +9790,7 @@
                               <w:rFonts w:hint="eastAsia"/>
                               <w:lang w:eastAsia="zh-CN"/>
                             </w:rPr>
-                            <w:t>一（1）班</w:t>
+                            <w:t>五（1）班</w:t>
                           </w:r>
                         </w:p>
                         <w:p>
@@ -9808,7 +9808,7 @@
                               <w:rFonts w:hint="eastAsia"/>
                               <w:lang w:val="en-US" w:eastAsia="zh-CN"/>
                             </w:rPr>
-                            <w:t>宋珺羽</w:t>
+                            <w:t>盛雨茁</w:t>
                           </w:r>
                         </w:p>
                         <w:p>
@@ -9897,7 +9897,7 @@
                               <w:rFonts w:hint="eastAsia"/>
                               <w:lang w:eastAsia="zh-CN"/>
                             </w:rPr>
-                            <w:t>一（1）班</w:t>
+                            <w:t>五（1）班</w:t>
                           </w:r>
                         </w:p>
                         <w:p>
@@ -9915,7 +9915,7 @@
                               <w:rFonts w:hint="eastAsia"/>
                               <w:lang w:val="en-US" w:eastAsia="zh-CN"/>
                             </w:rPr>
-                            <w:t>周依依</w:t>
+                            <w:t>戴静恩</w:t>
                           </w:r>
                         </w:p>
                         <w:p>
@@ -9943,6 +9943,16 @@
           </mc:Fallback>
         </mc:AlternateContent>
       </w:r>
+      <w:bookmarkStart w:id="0" w:name="_GoBack"/>
+      <w:bookmarkEnd w:id="0"/>
+    </w:p>
+    <w:p>
+      <w:pPr>
+        <w:pageBreakBefore w:val="1"/>
+      </w:pPr>
+    </w:p>
+    <w:p>
+      <w:pPr/>
       <w:r>
         <mc:AlternateContent>
           <mc:Choice Requires="wpg">
@@ -9953,7 +9963,7 @@
                   <wp:posOffset>-20320</wp:posOffset>
                 </wp:positionH>
                 <wp:positionV relativeFrom="paragraph">
-                  <wp:posOffset>8402320</wp:posOffset>
+                  <wp:posOffset>1270</wp:posOffset>
                 </wp:positionV>
                 <wp:extent cx="5059045" cy="1264920"/>
                 <wp:effectExtent l="3175" t="0" r="5080" b="11430"/>
@@ -10159,7 +10169,7 @@
                                     <w:rFonts w:hint="eastAsia"/>
                                     <w:lang w:eastAsia="zh-CN"/>
                                   </w:rPr>
-                                  <w:t>一（1）班</w:t>
+                                  <w:t>五（1）班</w:t>
                                 </w:r>
                               </w:p>
                               <w:p>
@@ -10189,7 +10199,7 @@
                                     <w:u w:val="none"/>
                                     <w:lang w:val="en-US" w:eastAsia="zh-CN" w:bidi="ar"/>
                                   </w:rPr>
-                                  <w:t>许宇泽</w:t>
+                                  <w:t>阎昊铭</w:t>
                                 </w:r>
                               </w:p>
                               <w:p>
@@ -10402,7 +10412,7 @@
                                     <w:rFonts w:hint="eastAsia"/>
                                     <w:lang w:eastAsia="zh-CN"/>
                                   </w:rPr>
-                                  <w:t>一（1）班</w:t>
+                                  <w:t>五（1）班</w:t>
                                 </w:r>
                               </w:p>
                               <w:p>
@@ -10420,7 +10430,7 @@
                                     <w:rFonts w:hint="eastAsia"/>
                                     <w:lang w:val="en-US" w:eastAsia="zh-CN"/>
                                   </w:rPr>
-                                  <w:t>刘弘烨</w:t>
+                                  <w:t>沈彧</w:t>
                                 </w:r>
                               </w:p>
                               <w:p>
@@ -10633,7 +10643,7 @@
                                     <w:rFonts w:hint="eastAsia"/>
                                     <w:lang w:eastAsia="zh-CN"/>
                                   </w:rPr>
-                                  <w:t>一（1）班</w:t>
+                                  <w:t>五（1）班</w:t>
                                 </w:r>
                               </w:p>
                               <w:p>
@@ -10651,7 +10661,7 @@
                                     <w:rFonts w:hint="eastAsia"/>
                                     <w:lang w:val="en-US" w:eastAsia="zh-CN"/>
                                   </w:rPr>
-                                  <w:t>史若辰</w:t>
+                                  <w:t>盛雨茁</w:t>
                                 </w:r>
                               </w:p>
                               <w:p>
@@ -10864,7 +10874,7 @@
                                     <w:rFonts w:hint="eastAsia"/>
                                     <w:lang w:eastAsia="zh-CN"/>
                                   </w:rPr>
-                                  <w:t>一（1）班</w:t>
+                                  <w:t>五（1）班</w:t>
                                 </w:r>
                               </w:p>
                               <w:p>
@@ -10882,7 +10892,7 @@
                                     <w:rFonts w:hint="eastAsia"/>
                                     <w:lang w:val="en-US" w:eastAsia="zh-CN"/>
                                   </w:rPr>
-                                  <w:t>高诗恩</w:t>
+                                  <w:t>戴静恩</w:t>
                                 </w:r>
                               </w:p>
                               <w:p>
@@ -10984,7 +10994,7 @@
                               <w:rFonts w:hint="eastAsia"/>
                               <w:lang w:eastAsia="zh-CN"/>
                             </w:rPr>
-                            <w:t>一（1）班</w:t>
+                            <w:t>五（1）班</w:t>
                           </w:r>
                         </w:p>
                         <w:p>
@@ -11014,7 +11024,7 @@
                               <w:u w:val="none"/>
                               <w:lang w:val="en-US" w:eastAsia="zh-CN" w:bidi="ar"/>
                             </w:rPr>
-                            <w:t>许宇泽</w:t>
+                            <w:t>阎昊铭</w:t>
                           </w:r>
                         </w:p>
                         <w:p>
@@ -11103,7 +11113,7 @@
                               <w:rFonts w:hint="eastAsia"/>
                               <w:lang w:eastAsia="zh-CN"/>
                             </w:rPr>
-                            <w:t>一（1）班</w:t>
+                            <w:t>五（1）班</w:t>
                           </w:r>
                         </w:p>
                         <w:p>
@@ -11121,7 +11131,7 @@
                               <w:rFonts w:hint="eastAsia"/>
                               <w:lang w:val="en-US" w:eastAsia="zh-CN"/>
                             </w:rPr>
-                            <w:t>刘弘烨</w:t>
+                            <w:t>沈彧</w:t>
                           </w:r>
                         </w:p>
                         <w:p>
@@ -11210,7 +11220,7 @@
                               <w:rFonts w:hint="eastAsia"/>
                               <w:lang w:eastAsia="zh-CN"/>
                             </w:rPr>
-                            <w:t>一（1）班</w:t>
+                            <w:t>五（1）班</w:t>
                           </w:r>
                         </w:p>
                         <w:p>
@@ -11228,7 +11238,7 @@
                               <w:rFonts w:hint="eastAsia"/>
                               <w:lang w:val="en-US" w:eastAsia="zh-CN"/>
                             </w:rPr>
-                            <w:t>史若辰</w:t>
+                            <w:t>盛雨茁</w:t>
                           </w:r>
                         </w:p>
                         <w:p>
@@ -11317,7 +11327,7 @@
                               <w:rFonts w:hint="eastAsia"/>
                               <w:lang w:eastAsia="zh-CN"/>
                             </w:rPr>
-                            <w:t>一（1）班</w:t>
+                            <w:t>五（1）班</w:t>
                           </w:r>
                         </w:p>
                         <w:p>
@@ -11335,7 +11345,7 @@
                               <w:rFonts w:hint="eastAsia"/>
                               <w:lang w:val="en-US" w:eastAsia="zh-CN"/>
                             </w:rPr>
-                            <w:t>高诗恩</w:t>
+                            <w:t>戴静恩</w:t>
                           </w:r>
                         </w:p>
                         <w:p>
@@ -11373,7 +11383,7 @@
                   <wp:posOffset>-20320</wp:posOffset>
                 </wp:positionH>
                 <wp:positionV relativeFrom="paragraph">
-                  <wp:posOffset>9602470</wp:posOffset>
+                  <wp:posOffset>1201420</wp:posOffset>
                 </wp:positionV>
                 <wp:extent cx="5059045" cy="1264920"/>
                 <wp:effectExtent l="3175" t="0" r="5080" b="11430"/>
@@ -11579,7 +11589,7 @@
                                     <w:rFonts w:hint="eastAsia"/>
                                     <w:lang w:eastAsia="zh-CN"/>
                                   </w:rPr>
-                                  <w:t>一（1）班</w:t>
+                                  <w:t>五（1）班</w:t>
                                 </w:r>
                               </w:p>
                               <w:p>
@@ -11609,7 +11619,7 @@
                                     <w:u w:val="none"/>
                                     <w:lang w:val="en-US" w:eastAsia="zh-CN" w:bidi="ar"/>
                                   </w:rPr>
-                                  <w:t>程昀熙</w:t>
+                                  <w:t>阎昊铭</w:t>
                                 </w:r>
                               </w:p>
                               <w:p>
@@ -11822,7 +11832,7 @@
                                     <w:rFonts w:hint="eastAsia"/>
                                     <w:lang w:eastAsia="zh-CN"/>
                                   </w:rPr>
-                                  <w:t>一（1）班</w:t>
+                                  <w:t>五（1）班</w:t>
                                 </w:r>
                               </w:p>
                               <w:p>
@@ -11840,7 +11850,7 @@
                                     <w:rFonts w:hint="eastAsia"/>
                                     <w:lang w:val="en-US" w:eastAsia="zh-CN"/>
                                   </w:rPr>
-                                  <w:t>郭晓苒</w:t>
+                                  <w:t>沈彧</w:t>
                                 </w:r>
                               </w:p>
                               <w:p>
@@ -12053,7 +12063,7 @@
                                     <w:rFonts w:hint="eastAsia"/>
                                     <w:lang w:eastAsia="zh-CN"/>
                                   </w:rPr>
-                                  <w:t>一（1）班</w:t>
+                                  <w:t>五（1）班</w:t>
                                 </w:r>
                               </w:p>
                               <w:p>
@@ -12071,7 +12081,7 @@
                                     <w:rFonts w:hint="eastAsia"/>
                                     <w:lang w:val="en-US" w:eastAsia="zh-CN"/>
                                   </w:rPr>
-                                  <w:t>朱彦</w:t>
+                                  <w:t>盛雨茁</w:t>
                                 </w:r>
                               </w:p>
                               <w:p>
@@ -12284,7 +12294,7 @@
                                     <w:rFonts w:hint="eastAsia"/>
                                     <w:lang w:eastAsia="zh-CN"/>
                                   </w:rPr>
-                                  <w:t/>
+                                  <w:t>五（1）班</w:t>
                                 </w:r>
                               </w:p>
                               <w:p>
@@ -12302,7 +12312,7 @@
                                     <w:rFonts w:hint="eastAsia"/>
                                     <w:lang w:val="en-US" w:eastAsia="zh-CN"/>
                                   </w:rPr>
-                                  <w:t/>
+                                  <w:t>戴静恩</w:t>
                                 </w:r>
                               </w:p>
                               <w:p>
@@ -12404,7 +12414,7 @@
                               <w:rFonts w:hint="eastAsia"/>
                               <w:lang w:eastAsia="zh-CN"/>
                             </w:rPr>
-                            <w:t>一（1）班</w:t>
+                            <w:t>五（1）班</w:t>
                           </w:r>
                         </w:p>
                         <w:p>
@@ -12434,7 +12444,7 @@
                               <w:u w:val="none"/>
                               <w:lang w:val="en-US" w:eastAsia="zh-CN" w:bidi="ar"/>
                             </w:rPr>
-                            <w:t>程昀熙</w:t>
+                            <w:t>阎昊铭</w:t>
                           </w:r>
                         </w:p>
                         <w:p>
@@ -12523,7 +12533,7 @@
                               <w:rFonts w:hint="eastAsia"/>
                               <w:lang w:eastAsia="zh-CN"/>
                             </w:rPr>
-                            <w:t>一（1）班</w:t>
+                            <w:t>五（1）班</w:t>
                           </w:r>
                         </w:p>
                         <w:p>
@@ -12541,7 +12551,7 @@
                               <w:rFonts w:hint="eastAsia"/>
                               <w:lang w:val="en-US" w:eastAsia="zh-CN"/>
                             </w:rPr>
-                            <w:t>郭晓苒</w:t>
+                            <w:t>沈彧</w:t>
                           </w:r>
                         </w:p>
                         <w:p>
@@ -12630,7 +12640,7 @@
                               <w:rFonts w:hint="eastAsia"/>
                               <w:lang w:eastAsia="zh-CN"/>
                             </w:rPr>
-                            <w:t>一（1）班</w:t>
+                            <w:t>五（1）班</w:t>
                           </w:r>
                         </w:p>
                         <w:p>
@@ -12648,7 +12658,7 @@
                               <w:rFonts w:hint="eastAsia"/>
                               <w:lang w:val="en-US" w:eastAsia="zh-CN"/>
                             </w:rPr>
-                            <w:t>朱彦</w:t>
+                            <w:t>盛雨茁</w:t>
                           </w:r>
                         </w:p>
                         <w:p>
@@ -12737,7 +12747,7 @@
                               <w:rFonts w:hint="eastAsia"/>
                               <w:lang w:eastAsia="zh-CN"/>
                             </w:rPr>
-                            <w:t/>
+                            <w:t>五（1）班</w:t>
                           </w:r>
                         </w:p>
                         <w:p>
@@ -12755,7 +12765,7 @@
                               <w:rFonts w:hint="eastAsia"/>
                               <w:lang w:val="en-US" w:eastAsia="zh-CN"/>
                             </w:rPr>
-                            <w:t/>
+                            <w:t>戴静恩</w:t>
                           </w:r>
                         </w:p>
                         <w:p>
@@ -12783,8 +12793,6 @@
           </mc:Fallback>
         </mc:AlternateContent>
       </w:r>
-      <w:bookmarkStart w:id="0" w:name="_GoBack"/>
-      <w:bookmarkEnd w:id="0"/>
     </w:p>
     <w:p/>
     <w:p/>

--- a/一1班姓名贴.docx
+++ b/一1班姓名贴.docx
@@ -219,7 +219,7 @@
                                     <w:rFonts w:hint="eastAsia"/>
                                     <w:lang w:eastAsia="zh-CN"/>
                                   </w:rPr>
-                                  <w:t>五（1）班</w:t>
+                                  <w:t>一（1）班</w:t>
                                 </w:r>
                               </w:p>
                               <w:p>
@@ -249,7 +249,7 @@
                                     <w:u w:val="none"/>
                                     <w:lang w:val="en-US" w:eastAsia="zh-CN" w:bidi="ar"/>
                                   </w:rPr>
-                                  <w:t>阎昊铭</w:t>
+                                  <w:t>朱曦澄</w:t>
                                 </w:r>
                               </w:p>
                               <w:p>
@@ -462,7 +462,7 @@
                                     <w:rFonts w:hint="eastAsia"/>
                                     <w:lang w:eastAsia="zh-CN"/>
                                   </w:rPr>
-                                  <w:t>五（1）班</w:t>
+                                  <w:t>一（1）班</w:t>
                                 </w:r>
                               </w:p>
                               <w:p>
@@ -480,7 +480,7 @@
                                     <w:rFonts w:hint="eastAsia"/>
                                     <w:lang w:val="en-US" w:eastAsia="zh-CN"/>
                                   </w:rPr>
-                                  <w:t>沈彧</w:t>
+                                  <w:t>朱庭汐</w:t>
                                 </w:r>
                               </w:p>
                               <w:p>
@@ -693,7 +693,7 @@
                                     <w:rFonts w:hint="eastAsia"/>
                                     <w:lang w:eastAsia="zh-CN"/>
                                   </w:rPr>
-                                  <w:t>五（1）班</w:t>
+                                  <w:t>一（1）班</w:t>
                                 </w:r>
                               </w:p>
                               <w:p>
@@ -711,7 +711,7 @@
                                     <w:rFonts w:hint="eastAsia"/>
                                     <w:lang w:val="en-US" w:eastAsia="zh-CN"/>
                                   </w:rPr>
-                                  <w:t>盛雨茁</w:t>
+                                  <w:t>王星玥</w:t>
                                 </w:r>
                               </w:p>
                               <w:p>
@@ -924,7 +924,7 @@
                                     <w:rFonts w:hint="eastAsia"/>
                                     <w:lang w:eastAsia="zh-CN"/>
                                   </w:rPr>
-                                  <w:t>五（1）班</w:t>
+                                  <w:t>一（1）班</w:t>
                                 </w:r>
                               </w:p>
                               <w:p>
@@ -942,7 +942,7 @@
                                     <w:rFonts w:hint="eastAsia"/>
                                     <w:lang w:val="en-US" w:eastAsia="zh-CN"/>
                                   </w:rPr>
-                                  <w:t>戴静恩</w:t>
+                                  <w:t>陈司煜</w:t>
                                 </w:r>
                               </w:p>
                               <w:p>
@@ -1044,7 +1044,7 @@
                               <w:rFonts w:hint="eastAsia"/>
                               <w:lang w:eastAsia="zh-CN"/>
                             </w:rPr>
-                            <w:t>五（1）班</w:t>
+                            <w:t>一（1）班</w:t>
                           </w:r>
                         </w:p>
                         <w:p>
@@ -1074,7 +1074,7 @@
                               <w:u w:val="none"/>
                               <w:lang w:val="en-US" w:eastAsia="zh-CN" w:bidi="ar"/>
                             </w:rPr>
-                            <w:t>阎昊铭</w:t>
+                            <w:t>朱曦澄</w:t>
                           </w:r>
                         </w:p>
                         <w:p>
@@ -1163,7 +1163,7 @@
                               <w:rFonts w:hint="eastAsia"/>
                               <w:lang w:eastAsia="zh-CN"/>
                             </w:rPr>
-                            <w:t>五（1）班</w:t>
+                            <w:t>一（1）班</w:t>
                           </w:r>
                         </w:p>
                         <w:p>
@@ -1181,7 +1181,7 @@
                               <w:rFonts w:hint="eastAsia"/>
                               <w:lang w:val="en-US" w:eastAsia="zh-CN"/>
                             </w:rPr>
-                            <w:t>沈彧</w:t>
+                            <w:t>朱庭汐</w:t>
                           </w:r>
                         </w:p>
                         <w:p>
@@ -1270,7 +1270,7 @@
                               <w:rFonts w:hint="eastAsia"/>
                               <w:lang w:eastAsia="zh-CN"/>
                             </w:rPr>
-                            <w:t>五（1）班</w:t>
+                            <w:t>一（1）班</w:t>
                           </w:r>
                         </w:p>
                         <w:p>
@@ -1288,7 +1288,7 @@
                               <w:rFonts w:hint="eastAsia"/>
                               <w:lang w:val="en-US" w:eastAsia="zh-CN"/>
                             </w:rPr>
-                            <w:t>盛雨茁</w:t>
+                            <w:t>王星玥</w:t>
                           </w:r>
                         </w:p>
                         <w:p>
@@ -1377,7 +1377,7 @@
                               <w:rFonts w:hint="eastAsia"/>
                               <w:lang w:eastAsia="zh-CN"/>
                             </w:rPr>
-                            <w:t>五（1）班</w:t>
+                            <w:t>一（1）班</w:t>
                           </w:r>
                         </w:p>
                         <w:p>
@@ -1395,7 +1395,7 @@
                               <w:rFonts w:hint="eastAsia"/>
                               <w:lang w:val="en-US" w:eastAsia="zh-CN"/>
                             </w:rPr>
-                            <w:t>戴静恩</w:t>
+                            <w:t>陈司煜</w:t>
                           </w:r>
                         </w:p>
                         <w:p>
@@ -1639,7 +1639,7 @@
                                     <w:rFonts w:hint="eastAsia"/>
                                     <w:lang w:eastAsia="zh-CN"/>
                                   </w:rPr>
-                                  <w:t>五（1）班</w:t>
+                                  <w:t>一（1）班</w:t>
                                 </w:r>
                               </w:p>
                               <w:p>
@@ -1669,7 +1669,7 @@
                                     <w:u w:val="none"/>
                                     <w:lang w:val="en-US" w:eastAsia="zh-CN" w:bidi="ar"/>
                                   </w:rPr>
-                                  <w:t>阎昊铭</w:t>
+                                  <w:t>王梓轩</w:t>
                                 </w:r>
                               </w:p>
                               <w:p>
@@ -1882,7 +1882,7 @@
                                     <w:rFonts w:hint="eastAsia"/>
                                     <w:lang w:eastAsia="zh-CN"/>
                                   </w:rPr>
-                                  <w:t>五（1）班</w:t>
+                                  <w:t>一（1）班</w:t>
                                 </w:r>
                               </w:p>
                               <w:p>
@@ -1900,7 +1900,7 @@
                                     <w:rFonts w:hint="eastAsia"/>
                                     <w:lang w:val="en-US" w:eastAsia="zh-CN"/>
                                   </w:rPr>
-                                  <w:t>沈彧</w:t>
+                                  <w:t>钱锦煜</w:t>
                                 </w:r>
                               </w:p>
                               <w:p>
@@ -2113,7 +2113,7 @@
                                     <w:rFonts w:hint="eastAsia"/>
                                     <w:lang w:eastAsia="zh-CN"/>
                                   </w:rPr>
-                                  <w:t>五（1）班</w:t>
+                                  <w:t>一（1）班</w:t>
                                 </w:r>
                               </w:p>
                               <w:p>
@@ -2131,7 +2131,7 @@
                                     <w:rFonts w:hint="eastAsia"/>
                                     <w:lang w:val="en-US" w:eastAsia="zh-CN"/>
                                   </w:rPr>
-                                  <w:t>盛雨茁</w:t>
+                                  <w:t>贾逸洋</w:t>
                                 </w:r>
                               </w:p>
                               <w:p>
@@ -2344,7 +2344,7 @@
                                     <w:rFonts w:hint="eastAsia"/>
                                     <w:lang w:eastAsia="zh-CN"/>
                                   </w:rPr>
-                                  <w:t>五（1）班</w:t>
+                                  <w:t>一（1）班</w:t>
                                 </w:r>
                               </w:p>
                               <w:p>
@@ -2362,7 +2362,7 @@
                                     <w:rFonts w:hint="eastAsia"/>
                                     <w:lang w:val="en-US" w:eastAsia="zh-CN"/>
                                   </w:rPr>
-                                  <w:t>戴静恩</w:t>
+                                  <w:t>张闻宇</w:t>
                                 </w:r>
                               </w:p>
                               <w:p>
@@ -2464,7 +2464,7 @@
                               <w:rFonts w:hint="eastAsia"/>
                               <w:lang w:eastAsia="zh-CN"/>
                             </w:rPr>
-                            <w:t>五（1）班</w:t>
+                            <w:t>一（1）班</w:t>
                           </w:r>
                         </w:p>
                         <w:p>
@@ -2494,7 +2494,7 @@
                               <w:u w:val="none"/>
                               <w:lang w:val="en-US" w:eastAsia="zh-CN" w:bidi="ar"/>
                             </w:rPr>
-                            <w:t>阎昊铭</w:t>
+                            <w:t>王梓轩</w:t>
                           </w:r>
                         </w:p>
                         <w:p>
@@ -2583,7 +2583,7 @@
                               <w:rFonts w:hint="eastAsia"/>
                               <w:lang w:eastAsia="zh-CN"/>
                             </w:rPr>
-                            <w:t>五（1）班</w:t>
+                            <w:t>一（1）班</w:t>
                           </w:r>
                         </w:p>
                         <w:p>
@@ -2601,7 +2601,7 @@
                               <w:rFonts w:hint="eastAsia"/>
                               <w:lang w:val="en-US" w:eastAsia="zh-CN"/>
                             </w:rPr>
-                            <w:t>沈彧</w:t>
+                            <w:t>钱锦煜</w:t>
                           </w:r>
                         </w:p>
                         <w:p>
@@ -2690,7 +2690,7 @@
                               <w:rFonts w:hint="eastAsia"/>
                               <w:lang w:eastAsia="zh-CN"/>
                             </w:rPr>
-                            <w:t>五（1）班</w:t>
+                            <w:t>一（1）班</w:t>
                           </w:r>
                         </w:p>
                         <w:p>
@@ -2708,7 +2708,7 @@
                               <w:rFonts w:hint="eastAsia"/>
                               <w:lang w:val="en-US" w:eastAsia="zh-CN"/>
                             </w:rPr>
-                            <w:t>盛雨茁</w:t>
+                            <w:t>贾逸洋</w:t>
                           </w:r>
                         </w:p>
                         <w:p>
@@ -2797,7 +2797,7 @@
                               <w:rFonts w:hint="eastAsia"/>
                               <w:lang w:eastAsia="zh-CN"/>
                             </w:rPr>
-                            <w:t>五（1）班</w:t>
+                            <w:t>一（1）班</w:t>
                           </w:r>
                         </w:p>
                         <w:p>
@@ -2815,7 +2815,7 @@
                               <w:rFonts w:hint="eastAsia"/>
                               <w:lang w:val="en-US" w:eastAsia="zh-CN"/>
                             </w:rPr>
-                            <w:t>戴静恩</w:t>
+                            <w:t>张闻宇</w:t>
                           </w:r>
                         </w:p>
                         <w:p>
@@ -3059,7 +3059,7 @@
                                     <w:rFonts w:hint="eastAsia"/>
                                     <w:lang w:eastAsia="zh-CN"/>
                                   </w:rPr>
-                                  <w:t>五（1）班</w:t>
+                                  <w:t>一（1）班</w:t>
                                 </w:r>
                               </w:p>
                               <w:p>
@@ -3089,7 +3089,7 @@
                                     <w:u w:val="none"/>
                                     <w:lang w:val="en-US" w:eastAsia="zh-CN" w:bidi="ar"/>
                                   </w:rPr>
-                                  <w:t>阎昊铭</w:t>
+                                  <w:t>吴一</w:t>
                                 </w:r>
                               </w:p>
                               <w:p>
@@ -3302,7 +3302,7 @@
                                     <w:rFonts w:hint="eastAsia"/>
                                     <w:lang w:eastAsia="zh-CN"/>
                                   </w:rPr>
-                                  <w:t>五（1）班</w:t>
+                                  <w:t>一（1）班</w:t>
                                 </w:r>
                               </w:p>
                               <w:p>
@@ -3320,7 +3320,7 @@
                                     <w:rFonts w:hint="eastAsia"/>
                                     <w:lang w:val="en-US" w:eastAsia="zh-CN"/>
                                   </w:rPr>
-                                  <w:t>沈彧</w:t>
+                                  <w:t>李睿轩</w:t>
                                 </w:r>
                               </w:p>
                               <w:p>
@@ -3533,7 +3533,7 @@
                                     <w:rFonts w:hint="eastAsia"/>
                                     <w:lang w:eastAsia="zh-CN"/>
                                   </w:rPr>
-                                  <w:t>五（1）班</w:t>
+                                  <w:t>一（1）班</w:t>
                                 </w:r>
                               </w:p>
                               <w:p>
@@ -3551,7 +3551,7 @@
                                     <w:rFonts w:hint="eastAsia"/>
                                     <w:lang w:val="en-US" w:eastAsia="zh-CN"/>
                                   </w:rPr>
-                                  <w:t>盛雨茁</w:t>
+                                  <w:t>郭赫煊</w:t>
                                 </w:r>
                               </w:p>
                               <w:p>
@@ -3764,7 +3764,7 @@
                                     <w:rFonts w:hint="eastAsia"/>
                                     <w:lang w:eastAsia="zh-CN"/>
                                   </w:rPr>
-                                  <w:t>五（1）班</w:t>
+                                  <w:t>一（1）班</w:t>
                                 </w:r>
                               </w:p>
                               <w:p>
@@ -3782,7 +3782,7 @@
                                     <w:rFonts w:hint="eastAsia"/>
                                     <w:lang w:val="en-US" w:eastAsia="zh-CN"/>
                                   </w:rPr>
-                                  <w:t>戴静恩</w:t>
+                                  <w:t>张奕宸</w:t>
                                 </w:r>
                               </w:p>
                               <w:p>
@@ -3884,7 +3884,7 @@
                               <w:rFonts w:hint="eastAsia"/>
                               <w:lang w:eastAsia="zh-CN"/>
                             </w:rPr>
-                            <w:t>五（1）班</w:t>
+                            <w:t>一（1）班</w:t>
                           </w:r>
                         </w:p>
                         <w:p>
@@ -3914,7 +3914,7 @@
                               <w:u w:val="none"/>
                               <w:lang w:val="en-US" w:eastAsia="zh-CN" w:bidi="ar"/>
                             </w:rPr>
-                            <w:t>阎昊铭</w:t>
+                            <w:t>吴一</w:t>
                           </w:r>
                         </w:p>
                         <w:p>
@@ -4003,7 +4003,7 @@
                               <w:rFonts w:hint="eastAsia"/>
                               <w:lang w:eastAsia="zh-CN"/>
                             </w:rPr>
-                            <w:t>五（1）班</w:t>
+                            <w:t>一（1）班</w:t>
                           </w:r>
                         </w:p>
                         <w:p>
@@ -4021,7 +4021,7 @@
                               <w:rFonts w:hint="eastAsia"/>
                               <w:lang w:val="en-US" w:eastAsia="zh-CN"/>
                             </w:rPr>
-                            <w:t>沈彧</w:t>
+                            <w:t>李睿轩</w:t>
                           </w:r>
                         </w:p>
                         <w:p>
@@ -4110,7 +4110,7 @@
                               <w:rFonts w:hint="eastAsia"/>
                               <w:lang w:eastAsia="zh-CN"/>
                             </w:rPr>
-                            <w:t>五（1）班</w:t>
+                            <w:t>一（1）班</w:t>
                           </w:r>
                         </w:p>
                         <w:p>
@@ -4128,7 +4128,7 @@
                               <w:rFonts w:hint="eastAsia"/>
                               <w:lang w:val="en-US" w:eastAsia="zh-CN"/>
                             </w:rPr>
-                            <w:t>盛雨茁</w:t>
+                            <w:t>郭赫煊</w:t>
                           </w:r>
                         </w:p>
                         <w:p>
@@ -4217,7 +4217,7 @@
                               <w:rFonts w:hint="eastAsia"/>
                               <w:lang w:eastAsia="zh-CN"/>
                             </w:rPr>
-                            <w:t>五（1）班</w:t>
+                            <w:t>一（1）班</w:t>
                           </w:r>
                         </w:p>
                         <w:p>
@@ -4235,7 +4235,7 @@
                               <w:rFonts w:hint="eastAsia"/>
                               <w:lang w:val="en-US" w:eastAsia="zh-CN"/>
                             </w:rPr>
-                            <w:t>戴静恩</w:t>
+                            <w:t>张奕宸</w:t>
                           </w:r>
                         </w:p>
                         <w:p>
@@ -4479,7 +4479,7 @@
                                     <w:rFonts w:hint="eastAsia"/>
                                     <w:lang w:eastAsia="zh-CN"/>
                                   </w:rPr>
-                                  <w:t>五（1）班</w:t>
+                                  <w:t>一（1）班</w:t>
                                 </w:r>
                               </w:p>
                               <w:p>
@@ -4509,7 +4509,7 @@
                                     <w:u w:val="none"/>
                                     <w:lang w:val="en-US" w:eastAsia="zh-CN" w:bidi="ar"/>
                                   </w:rPr>
-                                  <w:t>阎昊铭</w:t>
+                                  <w:t>宋佳乐</w:t>
                                 </w:r>
                               </w:p>
                               <w:p>
@@ -4722,7 +4722,7 @@
                                     <w:rFonts w:hint="eastAsia"/>
                                     <w:lang w:eastAsia="zh-CN"/>
                                   </w:rPr>
-                                  <w:t>五（1）班</w:t>
+                                  <w:t>一（1）班</w:t>
                                 </w:r>
                               </w:p>
                               <w:p>
@@ -4740,7 +4740,7 @@
                                     <w:rFonts w:hint="eastAsia"/>
                                     <w:lang w:val="en-US" w:eastAsia="zh-CN"/>
                                   </w:rPr>
-                                  <w:t>沈彧</w:t>
+                                  <w:t>赵睿豪</w:t>
                                 </w:r>
                               </w:p>
                               <w:p>
@@ -4953,7 +4953,7 @@
                                     <w:rFonts w:hint="eastAsia"/>
                                     <w:lang w:eastAsia="zh-CN"/>
                                   </w:rPr>
-                                  <w:t>五（1）班</w:t>
+                                  <w:t>一（1）班</w:t>
                                 </w:r>
                               </w:p>
                               <w:p>
@@ -4971,7 +4971,7 @@
                                     <w:rFonts w:hint="eastAsia"/>
                                     <w:lang w:val="en-US" w:eastAsia="zh-CN"/>
                                   </w:rPr>
-                                  <w:t>盛雨茁</w:t>
+                                  <w:t>马宇程</w:t>
                                 </w:r>
                               </w:p>
                               <w:p>
@@ -5184,7 +5184,7 @@
                                     <w:rFonts w:hint="eastAsia"/>
                                     <w:lang w:eastAsia="zh-CN"/>
                                   </w:rPr>
-                                  <w:t>五（1）班</w:t>
+                                  <w:t>一（1）班</w:t>
                                 </w:r>
                               </w:p>
                               <w:p>
@@ -5202,7 +5202,7 @@
                                     <w:rFonts w:hint="eastAsia"/>
                                     <w:lang w:val="en-US" w:eastAsia="zh-CN"/>
                                   </w:rPr>
-                                  <w:t>戴静恩</w:t>
+                                  <w:t>沈不渝</w:t>
                                 </w:r>
                               </w:p>
                               <w:p>
@@ -5304,7 +5304,7 @@
                               <w:rFonts w:hint="eastAsia"/>
                               <w:lang w:eastAsia="zh-CN"/>
                             </w:rPr>
-                            <w:t>五（1）班</w:t>
+                            <w:t>一（1）班</w:t>
                           </w:r>
                         </w:p>
                         <w:p>
@@ -5334,7 +5334,7 @@
                               <w:u w:val="none"/>
                               <w:lang w:val="en-US" w:eastAsia="zh-CN" w:bidi="ar"/>
                             </w:rPr>
-                            <w:t>阎昊铭</w:t>
+                            <w:t>宋佳乐</w:t>
                           </w:r>
                         </w:p>
                         <w:p>
@@ -5423,7 +5423,7 @@
                               <w:rFonts w:hint="eastAsia"/>
                               <w:lang w:eastAsia="zh-CN"/>
                             </w:rPr>
-                            <w:t>五（1）班</w:t>
+                            <w:t>一（1）班</w:t>
                           </w:r>
                         </w:p>
                         <w:p>
@@ -5441,7 +5441,7 @@
                               <w:rFonts w:hint="eastAsia"/>
                               <w:lang w:val="en-US" w:eastAsia="zh-CN"/>
                             </w:rPr>
-                            <w:t>沈彧</w:t>
+                            <w:t>赵睿豪</w:t>
                           </w:r>
                         </w:p>
                         <w:p>
@@ -5530,7 +5530,7 @@
                               <w:rFonts w:hint="eastAsia"/>
                               <w:lang w:eastAsia="zh-CN"/>
                             </w:rPr>
-                            <w:t>五（1）班</w:t>
+                            <w:t>一（1）班</w:t>
                           </w:r>
                         </w:p>
                         <w:p>
@@ -5548,7 +5548,7 @@
                               <w:rFonts w:hint="eastAsia"/>
                               <w:lang w:val="en-US" w:eastAsia="zh-CN"/>
                             </w:rPr>
-                            <w:t>盛雨茁</w:t>
+                            <w:t>马宇程</w:t>
                           </w:r>
                         </w:p>
                         <w:p>
@@ -5637,7 +5637,7 @@
                               <w:rFonts w:hint="eastAsia"/>
                               <w:lang w:eastAsia="zh-CN"/>
                             </w:rPr>
-                            <w:t>五（1）班</w:t>
+                            <w:t>一（1）班</w:t>
                           </w:r>
                         </w:p>
                         <w:p>
@@ -5655,7 +5655,7 @@
                               <w:rFonts w:hint="eastAsia"/>
                               <w:lang w:val="en-US" w:eastAsia="zh-CN"/>
                             </w:rPr>
-                            <w:t>戴静恩</w:t>
+                            <w:t>沈不渝</w:t>
                           </w:r>
                         </w:p>
                         <w:p>
@@ -5899,7 +5899,7 @@
                                     <w:rFonts w:hint="eastAsia"/>
                                     <w:lang w:eastAsia="zh-CN"/>
                                   </w:rPr>
-                                  <w:t>五（1）班</w:t>
+                                  <w:t>一（1）班</w:t>
                                 </w:r>
                               </w:p>
                               <w:p>
@@ -5929,7 +5929,7 @@
                                     <w:u w:val="none"/>
                                     <w:lang w:val="en-US" w:eastAsia="zh-CN" w:bidi="ar"/>
                                   </w:rPr>
-                                  <w:t>阎昊铭</w:t>
+                                  <w:t>龙以墨</w:t>
                                 </w:r>
                               </w:p>
                               <w:p>
@@ -6142,7 +6142,7 @@
                                     <w:rFonts w:hint="eastAsia"/>
                                     <w:lang w:eastAsia="zh-CN"/>
                                   </w:rPr>
-                                  <w:t>五（1）班</w:t>
+                                  <w:t>一（1）班</w:t>
                                 </w:r>
                               </w:p>
                               <w:p>
@@ -6160,7 +6160,7 @@
                                     <w:rFonts w:hint="eastAsia"/>
                                     <w:lang w:val="en-US" w:eastAsia="zh-CN"/>
                                   </w:rPr>
-                                  <w:t>沈彧</w:t>
+                                  <w:t>欧阳修齐</w:t>
                                 </w:r>
                               </w:p>
                               <w:p>
@@ -6373,7 +6373,7 @@
                                     <w:rFonts w:hint="eastAsia"/>
                                     <w:lang w:eastAsia="zh-CN"/>
                                   </w:rPr>
-                                  <w:t>五（1）班</w:t>
+                                  <w:t>一（1）班</w:t>
                                 </w:r>
                               </w:p>
                               <w:p>
@@ -6391,7 +6391,7 @@
                                     <w:rFonts w:hint="eastAsia"/>
                                     <w:lang w:val="en-US" w:eastAsia="zh-CN"/>
                                   </w:rPr>
-                                  <w:t>盛雨茁</w:t>
+                                  <w:t>陈思颖</w:t>
                                 </w:r>
                               </w:p>
                               <w:p>
@@ -6604,7 +6604,7 @@
                                     <w:rFonts w:hint="eastAsia"/>
                                     <w:lang w:eastAsia="zh-CN"/>
                                   </w:rPr>
-                                  <w:t>五（1）班</w:t>
+                                  <w:t>一（1）班</w:t>
                                 </w:r>
                               </w:p>
                               <w:p>
@@ -6622,7 +6622,7 @@
                                     <w:rFonts w:hint="eastAsia"/>
                                     <w:lang w:val="en-US" w:eastAsia="zh-CN"/>
                                   </w:rPr>
-                                  <w:t>戴静恩</w:t>
+                                  <w:t>姜心泽</w:t>
                                 </w:r>
                               </w:p>
                               <w:p>
@@ -6724,7 +6724,7 @@
                               <w:rFonts w:hint="eastAsia"/>
                               <w:lang w:eastAsia="zh-CN"/>
                             </w:rPr>
-                            <w:t>五（1）班</w:t>
+                            <w:t>一（1）班</w:t>
                           </w:r>
                         </w:p>
                         <w:p>
@@ -6754,7 +6754,7 @@
                               <w:u w:val="none"/>
                               <w:lang w:val="en-US" w:eastAsia="zh-CN" w:bidi="ar"/>
                             </w:rPr>
-                            <w:t>阎昊铭</w:t>
+                            <w:t>龙以墨</w:t>
                           </w:r>
                         </w:p>
                         <w:p>
@@ -6843,7 +6843,7 @@
                               <w:rFonts w:hint="eastAsia"/>
                               <w:lang w:eastAsia="zh-CN"/>
                             </w:rPr>
-                            <w:t>五（1）班</w:t>
+                            <w:t>一（1）班</w:t>
                           </w:r>
                         </w:p>
                         <w:p>
@@ -6861,7 +6861,7 @@
                               <w:rFonts w:hint="eastAsia"/>
                               <w:lang w:val="en-US" w:eastAsia="zh-CN"/>
                             </w:rPr>
-                            <w:t>沈彧</w:t>
+                            <w:t>欧阳修齐</w:t>
                           </w:r>
                         </w:p>
                         <w:p>
@@ -6950,7 +6950,7 @@
                               <w:rFonts w:hint="eastAsia"/>
                               <w:lang w:eastAsia="zh-CN"/>
                             </w:rPr>
-                            <w:t>五（1）班</w:t>
+                            <w:t>一（1）班</w:t>
                           </w:r>
                         </w:p>
                         <w:p>
@@ -6968,7 +6968,7 @@
                               <w:rFonts w:hint="eastAsia"/>
                               <w:lang w:val="en-US" w:eastAsia="zh-CN"/>
                             </w:rPr>
-                            <w:t>盛雨茁</w:t>
+                            <w:t>陈思颖</w:t>
                           </w:r>
                         </w:p>
                         <w:p>
@@ -7057,7 +7057,7 @@
                               <w:rFonts w:hint="eastAsia"/>
                               <w:lang w:eastAsia="zh-CN"/>
                             </w:rPr>
-                            <w:t>五（1）班</w:t>
+                            <w:t>一（1）班</w:t>
                           </w:r>
                         </w:p>
                         <w:p>
@@ -7075,7 +7075,7 @@
                               <w:rFonts w:hint="eastAsia"/>
                               <w:lang w:val="en-US" w:eastAsia="zh-CN"/>
                             </w:rPr>
-                            <w:t>戴静恩</w:t>
+                            <w:t>姜心泽</w:t>
                           </w:r>
                         </w:p>
                         <w:p>
@@ -7319,7 +7319,7 @@
                                     <w:rFonts w:hint="eastAsia"/>
                                     <w:lang w:eastAsia="zh-CN"/>
                                   </w:rPr>
-                                  <w:t>五（1）班</w:t>
+                                  <w:t>一（1）班</w:t>
                                 </w:r>
                               </w:p>
                               <w:p>
@@ -7349,7 +7349,7 @@
                                     <w:u w:val="none"/>
                                     <w:lang w:val="en-US" w:eastAsia="zh-CN" w:bidi="ar"/>
                                   </w:rPr>
-                                  <w:t>阎昊铭</w:t>
+                                  <w:t>蒋静欢</w:t>
                                 </w:r>
                               </w:p>
                               <w:p>
@@ -7562,7 +7562,7 @@
                                     <w:rFonts w:hint="eastAsia"/>
                                     <w:lang w:eastAsia="zh-CN"/>
                                   </w:rPr>
-                                  <w:t>五（1）班</w:t>
+                                  <w:t>一（1）班</w:t>
                                 </w:r>
                               </w:p>
                               <w:p>
@@ -7580,7 +7580,7 @@
                                     <w:rFonts w:hint="eastAsia"/>
                                     <w:lang w:val="en-US" w:eastAsia="zh-CN"/>
                                   </w:rPr>
-                                  <w:t>沈彧</w:t>
+                                  <w:t>杨辰</w:t>
                                 </w:r>
                               </w:p>
                               <w:p>
@@ -7793,7 +7793,7 @@
                                     <w:rFonts w:hint="eastAsia"/>
                                     <w:lang w:eastAsia="zh-CN"/>
                                   </w:rPr>
-                                  <w:t>五（1）班</w:t>
+                                  <w:t>一（1）班</w:t>
                                 </w:r>
                               </w:p>
                               <w:p>
@@ -7811,7 +7811,7 @@
                                     <w:rFonts w:hint="eastAsia"/>
                                     <w:lang w:val="en-US" w:eastAsia="zh-CN"/>
                                   </w:rPr>
-                                  <w:t>盛雨茁</w:t>
+                                  <w:t>张言熙</w:t>
                                 </w:r>
                               </w:p>
                               <w:p>
@@ -8024,7 +8024,7 @@
                                     <w:rFonts w:hint="eastAsia"/>
                                     <w:lang w:eastAsia="zh-CN"/>
                                   </w:rPr>
-                                  <w:t>五（1）班</w:t>
+                                  <w:t>一（1）班</w:t>
                                 </w:r>
                               </w:p>
                               <w:p>
@@ -8042,7 +8042,7 @@
                                     <w:rFonts w:hint="eastAsia"/>
                                     <w:lang w:val="en-US" w:eastAsia="zh-CN"/>
                                   </w:rPr>
-                                  <w:t>戴静恩</w:t>
+                                  <w:t>朱文谷</w:t>
                                 </w:r>
                               </w:p>
                               <w:p>
@@ -8144,7 +8144,7 @@
                               <w:rFonts w:hint="eastAsia"/>
                               <w:lang w:eastAsia="zh-CN"/>
                             </w:rPr>
-                            <w:t>五（1）班</w:t>
+                            <w:t>一（1）班</w:t>
                           </w:r>
                         </w:p>
                         <w:p>
@@ -8174,7 +8174,7 @@
                               <w:u w:val="none"/>
                               <w:lang w:val="en-US" w:eastAsia="zh-CN" w:bidi="ar"/>
                             </w:rPr>
-                            <w:t>阎昊铭</w:t>
+                            <w:t>蒋静欢</w:t>
                           </w:r>
                         </w:p>
                         <w:p>
@@ -8263,7 +8263,7 @@
                               <w:rFonts w:hint="eastAsia"/>
                               <w:lang w:eastAsia="zh-CN"/>
                             </w:rPr>
-                            <w:t>五（1）班</w:t>
+                            <w:t>一（1）班</w:t>
                           </w:r>
                         </w:p>
                         <w:p>
@@ -8281,7 +8281,7 @@
                               <w:rFonts w:hint="eastAsia"/>
                               <w:lang w:val="en-US" w:eastAsia="zh-CN"/>
                             </w:rPr>
-                            <w:t>沈彧</w:t>
+                            <w:t>杨辰</w:t>
                           </w:r>
                         </w:p>
                         <w:p>
@@ -8370,7 +8370,7 @@
                               <w:rFonts w:hint="eastAsia"/>
                               <w:lang w:eastAsia="zh-CN"/>
                             </w:rPr>
-                            <w:t>五（1）班</w:t>
+                            <w:t>一（1）班</w:t>
                           </w:r>
                         </w:p>
                         <w:p>
@@ -8388,7 +8388,7 @@
                               <w:rFonts w:hint="eastAsia"/>
                               <w:lang w:val="en-US" w:eastAsia="zh-CN"/>
                             </w:rPr>
-                            <w:t>盛雨茁</w:t>
+                            <w:t>张言熙</w:t>
                           </w:r>
                         </w:p>
                         <w:p>
@@ -8477,7 +8477,7 @@
                               <w:rFonts w:hint="eastAsia"/>
                               <w:lang w:eastAsia="zh-CN"/>
                             </w:rPr>
-                            <w:t>五（1）班</w:t>
+                            <w:t>一（1）班</w:t>
                           </w:r>
                         </w:p>
                         <w:p>
@@ -8495,7 +8495,7 @@
                               <w:rFonts w:hint="eastAsia"/>
                               <w:lang w:val="en-US" w:eastAsia="zh-CN"/>
                             </w:rPr>
-                            <w:t>戴静恩</w:t>
+                            <w:t>朱文谷</w:t>
                           </w:r>
                         </w:p>
                         <w:p>
@@ -8739,7 +8739,7 @@
                                     <w:rFonts w:hint="eastAsia"/>
                                     <w:lang w:eastAsia="zh-CN"/>
                                   </w:rPr>
-                                  <w:t>五（1）班</w:t>
+                                  <w:t>一（1）班</w:t>
                                 </w:r>
                               </w:p>
                               <w:p>
@@ -8769,7 +8769,7 @@
                                     <w:u w:val="none"/>
                                     <w:lang w:val="en-US" w:eastAsia="zh-CN" w:bidi="ar"/>
                                   </w:rPr>
-                                  <w:t>阎昊铭</w:t>
+                                  <w:t>魏雨萱</w:t>
                                 </w:r>
                               </w:p>
                               <w:p>
@@ -8982,7 +8982,7 @@
                                     <w:rFonts w:hint="eastAsia"/>
                                     <w:lang w:eastAsia="zh-CN"/>
                                   </w:rPr>
-                                  <w:t>五（1）班</w:t>
+                                  <w:t>一（1）班</w:t>
                                 </w:r>
                               </w:p>
                               <w:p>
@@ -9000,7 +9000,7 @@
                                     <w:rFonts w:hint="eastAsia"/>
                                     <w:lang w:val="en-US" w:eastAsia="zh-CN"/>
                                   </w:rPr>
-                                  <w:t>沈彧</w:t>
+                                  <w:t>张哲熙</w:t>
                                 </w:r>
                               </w:p>
                               <w:p>
@@ -9213,7 +9213,7 @@
                                     <w:rFonts w:hint="eastAsia"/>
                                     <w:lang w:eastAsia="zh-CN"/>
                                   </w:rPr>
-                                  <w:t>五（1）班</w:t>
+                                  <w:t>一（1）班</w:t>
                                 </w:r>
                               </w:p>
                               <w:p>
@@ -9231,7 +9231,7 @@
                                     <w:rFonts w:hint="eastAsia"/>
                                     <w:lang w:val="en-US" w:eastAsia="zh-CN"/>
                                   </w:rPr>
-                                  <w:t>盛雨茁</w:t>
+                                  <w:t>宋珺羽</w:t>
                                 </w:r>
                               </w:p>
                               <w:p>
@@ -9444,7 +9444,7 @@
                                     <w:rFonts w:hint="eastAsia"/>
                                     <w:lang w:eastAsia="zh-CN"/>
                                   </w:rPr>
-                                  <w:t>五（1）班</w:t>
+                                  <w:t>一（1）班</w:t>
                                 </w:r>
                               </w:p>
                               <w:p>
@@ -9462,7 +9462,7 @@
                                     <w:rFonts w:hint="eastAsia"/>
                                     <w:lang w:val="en-US" w:eastAsia="zh-CN"/>
                                   </w:rPr>
-                                  <w:t>戴静恩</w:t>
+                                  <w:t>周依依</w:t>
                                 </w:r>
                               </w:p>
                               <w:p>
@@ -9564,7 +9564,7 @@
                               <w:rFonts w:hint="eastAsia"/>
                               <w:lang w:eastAsia="zh-CN"/>
                             </w:rPr>
-                            <w:t>五（1）班</w:t>
+                            <w:t>一（1）班</w:t>
                           </w:r>
                         </w:p>
                         <w:p>
@@ -9594,7 +9594,7 @@
                               <w:u w:val="none"/>
                               <w:lang w:val="en-US" w:eastAsia="zh-CN" w:bidi="ar"/>
                             </w:rPr>
-                            <w:t>阎昊铭</w:t>
+                            <w:t>魏雨萱</w:t>
                           </w:r>
                         </w:p>
                         <w:p>
@@ -9683,7 +9683,7 @@
                               <w:rFonts w:hint="eastAsia"/>
                               <w:lang w:eastAsia="zh-CN"/>
                             </w:rPr>
-                            <w:t>五（1）班</w:t>
+                            <w:t>一（1）班</w:t>
                           </w:r>
                         </w:p>
                         <w:p>
@@ -9701,7 +9701,7 @@
                               <w:rFonts w:hint="eastAsia"/>
                               <w:lang w:val="en-US" w:eastAsia="zh-CN"/>
                             </w:rPr>
-                            <w:t>沈彧</w:t>
+                            <w:t>张哲熙</w:t>
                           </w:r>
                         </w:p>
                         <w:p>
@@ -9790,7 +9790,7 @@
                               <w:rFonts w:hint="eastAsia"/>
                               <w:lang w:eastAsia="zh-CN"/>
                             </w:rPr>
-                            <w:t>五（1）班</w:t>
+                            <w:t>一（1）班</w:t>
                           </w:r>
                         </w:p>
                         <w:p>
@@ -9808,7 +9808,7 @@
                               <w:rFonts w:hint="eastAsia"/>
                               <w:lang w:val="en-US" w:eastAsia="zh-CN"/>
                             </w:rPr>
-                            <w:t>盛雨茁</w:t>
+                            <w:t>宋珺羽</w:t>
                           </w:r>
                         </w:p>
                         <w:p>
@@ -9897,7 +9897,7 @@
                               <w:rFonts w:hint="eastAsia"/>
                               <w:lang w:eastAsia="zh-CN"/>
                             </w:rPr>
-                            <w:t>五（1）班</w:t>
+                            <w:t>一（1）班</w:t>
                           </w:r>
                         </w:p>
                         <w:p>
@@ -9915,7 +9915,7 @@
                               <w:rFonts w:hint="eastAsia"/>
                               <w:lang w:val="en-US" w:eastAsia="zh-CN"/>
                             </w:rPr>
-                            <w:t>戴静恩</w:t>
+                            <w:t>周依依</w:t>
                           </w:r>
                         </w:p>
                         <w:p>
@@ -9947,12 +9947,12 @@
       <w:bookmarkEnd w:id="0"/>
     </w:p>
     <w:p>
-      <w:pPr>
-        <w:pageBreakBefore w:val="1"/>
-      </w:pPr>
+      <w:pPr/>
+      <w:r>
+        <w:br w:type="page"/>
+      </w:r>
     </w:p>
     <w:p>
-      <w:pPr/>
       <w:r>
         <mc:AlternateContent>
           <mc:Choice Requires="wpg">
@@ -10169,7 +10169,7 @@
                                     <w:rFonts w:hint="eastAsia"/>
                                     <w:lang w:eastAsia="zh-CN"/>
                                   </w:rPr>
-                                  <w:t>五（1）班</w:t>
+                                  <w:t>一（1）班</w:t>
                                 </w:r>
                               </w:p>
                               <w:p>
@@ -10199,7 +10199,7 @@
                                     <w:u w:val="none"/>
                                     <w:lang w:val="en-US" w:eastAsia="zh-CN" w:bidi="ar"/>
                                   </w:rPr>
-                                  <w:t>阎昊铭</w:t>
+                                  <w:t>许宇泽</w:t>
                                 </w:r>
                               </w:p>
                               <w:p>
@@ -10412,7 +10412,7 @@
                                     <w:rFonts w:hint="eastAsia"/>
                                     <w:lang w:eastAsia="zh-CN"/>
                                   </w:rPr>
-                                  <w:t>五（1）班</w:t>
+                                  <w:t>一（1）班</w:t>
                                 </w:r>
                               </w:p>
                               <w:p>
@@ -10430,7 +10430,7 @@
                                     <w:rFonts w:hint="eastAsia"/>
                                     <w:lang w:val="en-US" w:eastAsia="zh-CN"/>
                                   </w:rPr>
-                                  <w:t>沈彧</w:t>
+                                  <w:t>刘弘烨</w:t>
                                 </w:r>
                               </w:p>
                               <w:p>
@@ -10643,7 +10643,7 @@
                                     <w:rFonts w:hint="eastAsia"/>
                                     <w:lang w:eastAsia="zh-CN"/>
                                   </w:rPr>
-                                  <w:t>五（1）班</w:t>
+                                  <w:t>一（1）班</w:t>
                                 </w:r>
                               </w:p>
                               <w:p>
@@ -10661,7 +10661,7 @@
                                     <w:rFonts w:hint="eastAsia"/>
                                     <w:lang w:val="en-US" w:eastAsia="zh-CN"/>
                                   </w:rPr>
-                                  <w:t>盛雨茁</w:t>
+                                  <w:t>史若辰</w:t>
                                 </w:r>
                               </w:p>
                               <w:p>
@@ -10874,7 +10874,7 @@
                                     <w:rFonts w:hint="eastAsia"/>
                                     <w:lang w:eastAsia="zh-CN"/>
                                   </w:rPr>
-                                  <w:t>五（1）班</w:t>
+                                  <w:t>一（1）班</w:t>
                                 </w:r>
                               </w:p>
                               <w:p>
@@ -10892,7 +10892,7 @@
                                     <w:rFonts w:hint="eastAsia"/>
                                     <w:lang w:val="en-US" w:eastAsia="zh-CN"/>
                                   </w:rPr>
-                                  <w:t>戴静恩</w:t>
+                                  <w:t>高诗恩</w:t>
                                 </w:r>
                               </w:p>
                               <w:p>
@@ -10994,7 +10994,7 @@
                               <w:rFonts w:hint="eastAsia"/>
                               <w:lang w:eastAsia="zh-CN"/>
                             </w:rPr>
-                            <w:t>五（1）班</w:t>
+                            <w:t>一（1）班</w:t>
                           </w:r>
                         </w:p>
                         <w:p>
@@ -11024,7 +11024,7 @@
                               <w:u w:val="none"/>
                               <w:lang w:val="en-US" w:eastAsia="zh-CN" w:bidi="ar"/>
                             </w:rPr>
-                            <w:t>阎昊铭</w:t>
+                            <w:t>许宇泽</w:t>
                           </w:r>
                         </w:p>
                         <w:p>
@@ -11113,7 +11113,7 @@
                               <w:rFonts w:hint="eastAsia"/>
                               <w:lang w:eastAsia="zh-CN"/>
                             </w:rPr>
-                            <w:t>五（1）班</w:t>
+                            <w:t>一（1）班</w:t>
                           </w:r>
                         </w:p>
                         <w:p>
@@ -11131,7 +11131,7 @@
                               <w:rFonts w:hint="eastAsia"/>
                               <w:lang w:val="en-US" w:eastAsia="zh-CN"/>
                             </w:rPr>
-                            <w:t>沈彧</w:t>
+                            <w:t>刘弘烨</w:t>
                           </w:r>
                         </w:p>
                         <w:p>
@@ -11220,7 +11220,7 @@
                               <w:rFonts w:hint="eastAsia"/>
                               <w:lang w:eastAsia="zh-CN"/>
                             </w:rPr>
-                            <w:t>五（1）班</w:t>
+                            <w:t>一（1）班</w:t>
                           </w:r>
                         </w:p>
                         <w:p>
@@ -11238,7 +11238,7 @@
                               <w:rFonts w:hint="eastAsia"/>
                               <w:lang w:val="en-US" w:eastAsia="zh-CN"/>
                             </w:rPr>
-                            <w:t>盛雨茁</w:t>
+                            <w:t>史若辰</w:t>
                           </w:r>
                         </w:p>
                         <w:p>
@@ -11327,7 +11327,7 @@
                               <w:rFonts w:hint="eastAsia"/>
                               <w:lang w:eastAsia="zh-CN"/>
                             </w:rPr>
-                            <w:t>五（1）班</w:t>
+                            <w:t>一（1）班</w:t>
                           </w:r>
                         </w:p>
                         <w:p>
@@ -11345,7 +11345,7 @@
                               <w:rFonts w:hint="eastAsia"/>
                               <w:lang w:val="en-US" w:eastAsia="zh-CN"/>
                             </w:rPr>
-                            <w:t>戴静恩</w:t>
+                            <w:t>高诗恩</w:t>
                           </w:r>
                         </w:p>
                         <w:p>
@@ -11589,7 +11589,7 @@
                                     <w:rFonts w:hint="eastAsia"/>
                                     <w:lang w:eastAsia="zh-CN"/>
                                   </w:rPr>
-                                  <w:t>五（1）班</w:t>
+                                  <w:t>一（1）班</w:t>
                                 </w:r>
                               </w:p>
                               <w:p>
@@ -11619,7 +11619,7 @@
                                     <w:u w:val="none"/>
                                     <w:lang w:val="en-US" w:eastAsia="zh-CN" w:bidi="ar"/>
                                   </w:rPr>
-                                  <w:t>阎昊铭</w:t>
+                                  <w:t>程昀熙</w:t>
                                 </w:r>
                               </w:p>
                               <w:p>
@@ -11832,7 +11832,7 @@
                                     <w:rFonts w:hint="eastAsia"/>
                                     <w:lang w:eastAsia="zh-CN"/>
                                   </w:rPr>
-                                  <w:t>五（1）班</w:t>
+                                  <w:t>一（1）班</w:t>
                                 </w:r>
                               </w:p>
                               <w:p>
@@ -11850,7 +11850,7 @@
                                     <w:rFonts w:hint="eastAsia"/>
                                     <w:lang w:val="en-US" w:eastAsia="zh-CN"/>
                                   </w:rPr>
-                                  <w:t>沈彧</w:t>
+                                  <w:t>郭晓苒</w:t>
                                 </w:r>
                               </w:p>
                               <w:p>
@@ -12063,7 +12063,7 @@
                                     <w:rFonts w:hint="eastAsia"/>
                                     <w:lang w:eastAsia="zh-CN"/>
                                   </w:rPr>
-                                  <w:t>五（1）班</w:t>
+                                  <w:t>一（1）班</w:t>
                                 </w:r>
                               </w:p>
                               <w:p>
@@ -12081,7 +12081,7 @@
                                     <w:rFonts w:hint="eastAsia"/>
                                     <w:lang w:val="en-US" w:eastAsia="zh-CN"/>
                                   </w:rPr>
-                                  <w:t>盛雨茁</w:t>
+                                  <w:t>朱彦</w:t>
                                 </w:r>
                               </w:p>
                               <w:p>
@@ -12294,7 +12294,7 @@
                                     <w:rFonts w:hint="eastAsia"/>
                                     <w:lang w:eastAsia="zh-CN"/>
                                   </w:rPr>
-                                  <w:t>五（1）班</w:t>
+                                  <w:t/>
                                 </w:r>
                               </w:p>
                               <w:p>
@@ -12312,7 +12312,7 @@
                                     <w:rFonts w:hint="eastAsia"/>
                                     <w:lang w:val="en-US" w:eastAsia="zh-CN"/>
                                   </w:rPr>
-                                  <w:t>戴静恩</w:t>
+                                  <w:t/>
                                 </w:r>
                               </w:p>
                               <w:p>
@@ -12414,7 +12414,7 @@
                               <w:rFonts w:hint="eastAsia"/>
                               <w:lang w:eastAsia="zh-CN"/>
                             </w:rPr>
-                            <w:t>五（1）班</w:t>
+                            <w:t>一（1）班</w:t>
                           </w:r>
                         </w:p>
                         <w:p>
@@ -12444,7 +12444,7 @@
                               <w:u w:val="none"/>
                               <w:lang w:val="en-US" w:eastAsia="zh-CN" w:bidi="ar"/>
                             </w:rPr>
-                            <w:t>阎昊铭</w:t>
+                            <w:t>程昀熙</w:t>
                           </w:r>
                         </w:p>
                         <w:p>
@@ -12533,7 +12533,7 @@
                               <w:rFonts w:hint="eastAsia"/>
                               <w:lang w:eastAsia="zh-CN"/>
                             </w:rPr>
-                            <w:t>五（1）班</w:t>
+                            <w:t>一（1）班</w:t>
                           </w:r>
                         </w:p>
                         <w:p>
@@ -12551,7 +12551,7 @@
                               <w:rFonts w:hint="eastAsia"/>
                               <w:lang w:val="en-US" w:eastAsia="zh-CN"/>
                             </w:rPr>
-                            <w:t>沈彧</w:t>
+                            <w:t>郭晓苒</w:t>
                           </w:r>
                         </w:p>
                         <w:p>
@@ -12640,7 +12640,7 @@
                               <w:rFonts w:hint="eastAsia"/>
                               <w:lang w:eastAsia="zh-CN"/>
                             </w:rPr>
-                            <w:t>五（1）班</w:t>
+                            <w:t>一（1）班</w:t>
                           </w:r>
                         </w:p>
                         <w:p>
@@ -12658,7 +12658,7 @@
                               <w:rFonts w:hint="eastAsia"/>
                               <w:lang w:val="en-US" w:eastAsia="zh-CN"/>
                             </w:rPr>
-                            <w:t>盛雨茁</w:t>
+                            <w:t>朱彦</w:t>
                           </w:r>
                         </w:p>
                         <w:p>
@@ -12747,7 +12747,7 @@
                               <w:rFonts w:hint="eastAsia"/>
                               <w:lang w:eastAsia="zh-CN"/>
                             </w:rPr>
-                            <w:t>五（1）班</w:t>
+                            <w:t/>
                           </w:r>
                         </w:p>
                         <w:p>
@@ -12765,7 +12765,7 @@
                               <w:rFonts w:hint="eastAsia"/>
                               <w:lang w:val="en-US" w:eastAsia="zh-CN"/>
                             </w:rPr>
-                            <w:t>戴静恩</w:t>
+                            <w:t/>
                           </w:r>
                         </w:p>
                         <w:p>
